--- a/СУПЕР ПУПЕР ДУПЕР ЗАПИСКА.docx
+++ b/СУПЕР ПУПЕР ДУПЕР ЗАПИСКА.docx
@@ -16802,7 +16802,7 @@
     </w:p>
     <w:p>
       <w:pPr>
-        <w:spacing w:before="100" w:beforeAutospacing="1" w:after="100" w:afterAutospacing="1" w:line="240" w:lineRule="auto"/>
+        <w:spacing w:before="100" w:beforeAutospacing="1" w:after="100" w:afterAutospacing="1" w:line="360" w:lineRule="auto"/>
         <w:ind w:firstLine="851"/>
         <w:jc w:val="both"/>
         <w:rPr>
@@ -16852,7 +16852,7 @@
     </w:p>
     <w:p>
       <w:pPr>
-        <w:spacing w:before="100" w:beforeAutospacing="1" w:after="100" w:afterAutospacing="1" w:line="240" w:lineRule="auto"/>
+        <w:spacing w:before="100" w:beforeAutospacing="1" w:after="100" w:afterAutospacing="1" w:line="360" w:lineRule="auto"/>
         <w:ind w:firstLine="851"/>
         <w:jc w:val="both"/>
         <w:rPr>
@@ -16902,7 +16902,7 @@
     </w:p>
     <w:p>
       <w:pPr>
-        <w:spacing w:before="100" w:beforeAutospacing="1" w:after="100" w:afterAutospacing="1" w:line="240" w:lineRule="auto"/>
+        <w:spacing w:before="100" w:beforeAutospacing="1" w:after="100" w:afterAutospacing="1" w:line="360" w:lineRule="auto"/>
         <w:ind w:firstLine="851"/>
         <w:jc w:val="both"/>
         <w:rPr>
@@ -16928,7 +16928,7 @@
     </w:p>
     <w:p>
       <w:pPr>
-        <w:spacing w:before="100" w:beforeAutospacing="1" w:after="100" w:afterAutospacing="1" w:line="240" w:lineRule="auto"/>
+        <w:spacing w:before="100" w:beforeAutospacing="1" w:after="100" w:afterAutospacing="1" w:line="360" w:lineRule="auto"/>
         <w:ind w:firstLine="851"/>
         <w:jc w:val="both"/>
         <w:rPr>
@@ -16954,7 +16954,7 @@
     </w:p>
     <w:p>
       <w:pPr>
-        <w:spacing w:before="100" w:beforeAutospacing="1" w:after="100" w:afterAutospacing="1" w:line="240" w:lineRule="auto"/>
+        <w:spacing w:before="100" w:beforeAutospacing="1" w:after="100" w:afterAutospacing="1" w:line="360" w:lineRule="auto"/>
         <w:ind w:firstLine="851"/>
         <w:jc w:val="both"/>
         <w:rPr>
@@ -16980,7 +16980,7 @@
     </w:p>
     <w:p>
       <w:pPr>
-        <w:spacing w:before="100" w:beforeAutospacing="1" w:after="100" w:afterAutospacing="1" w:line="240" w:lineRule="auto"/>
+        <w:spacing w:before="100" w:beforeAutospacing="1" w:after="100" w:afterAutospacing="1" w:line="360" w:lineRule="auto"/>
         <w:ind w:firstLine="851"/>
         <w:jc w:val="both"/>
         <w:rPr>
@@ -17006,7 +17006,7 @@
     </w:p>
     <w:p>
       <w:pPr>
-        <w:spacing w:before="100" w:beforeAutospacing="1" w:after="100" w:afterAutospacing="1" w:line="240" w:lineRule="auto"/>
+        <w:spacing w:before="100" w:beforeAutospacing="1" w:after="100" w:afterAutospacing="1" w:line="360" w:lineRule="auto"/>
         <w:ind w:firstLine="851"/>
         <w:jc w:val="both"/>
         <w:rPr>
@@ -17032,7 +17032,7 @@
     </w:p>
     <w:p>
       <w:pPr>
-        <w:spacing w:before="100" w:beforeAutospacing="1" w:after="100" w:afterAutospacing="1" w:line="240" w:lineRule="auto"/>
+        <w:spacing w:before="100" w:beforeAutospacing="1" w:after="100" w:afterAutospacing="1" w:line="360" w:lineRule="auto"/>
         <w:ind w:firstLine="851"/>
         <w:jc w:val="both"/>
         <w:rPr>
@@ -17082,7 +17082,7 @@
     </w:p>
     <w:p>
       <w:pPr>
-        <w:spacing w:before="100" w:beforeAutospacing="1" w:after="100" w:afterAutospacing="1" w:line="240" w:lineRule="auto"/>
+        <w:spacing w:before="100" w:beforeAutospacing="1" w:after="100" w:afterAutospacing="1" w:line="360" w:lineRule="auto"/>
         <w:ind w:firstLine="851"/>
         <w:jc w:val="both"/>
         <w:rPr>
@@ -17132,7 +17132,7 @@
     </w:p>
     <w:p>
       <w:pPr>
-        <w:spacing w:before="100" w:beforeAutospacing="1" w:after="100" w:afterAutospacing="1" w:line="240" w:lineRule="auto"/>
+        <w:spacing w:before="100" w:beforeAutospacing="1" w:after="100" w:afterAutospacing="1" w:line="360" w:lineRule="auto"/>
         <w:ind w:firstLine="851"/>
         <w:jc w:val="both"/>
         <w:rPr>
@@ -17158,7 +17158,7 @@
     </w:p>
     <w:p>
       <w:pPr>
-        <w:spacing w:before="100" w:beforeAutospacing="1" w:after="100" w:afterAutospacing="1" w:line="240" w:lineRule="auto"/>
+        <w:spacing w:before="100" w:beforeAutospacing="1" w:after="100" w:afterAutospacing="1" w:line="360" w:lineRule="auto"/>
         <w:ind w:firstLine="851"/>
         <w:jc w:val="both"/>
         <w:rPr>
@@ -17179,12 +17179,13 @@
           <w:lang w:eastAsia="uk-UA"/>
           <w14:ligatures w14:val="none"/>
         </w:rPr>
+        <w:lastRenderedPageBreak/>
         <w:t>– створення адміністративної панелі – можливість додавання нових мов програмування, редагування теоретичних матеріалів, створення та налаштування тестів;</w:t>
       </w:r>
     </w:p>
     <w:p>
       <w:pPr>
-        <w:spacing w:before="100" w:beforeAutospacing="1" w:after="100" w:afterAutospacing="1" w:line="240" w:lineRule="auto"/>
+        <w:spacing w:before="100" w:beforeAutospacing="1" w:after="100" w:afterAutospacing="1" w:line="360" w:lineRule="auto"/>
         <w:ind w:firstLine="851"/>
         <w:jc w:val="both"/>
         <w:rPr>
@@ -17210,7 +17211,7 @@
     </w:p>
     <w:p>
       <w:pPr>
-        <w:spacing w:before="100" w:beforeAutospacing="1" w:after="100" w:afterAutospacing="1" w:line="240" w:lineRule="auto"/>
+        <w:spacing w:before="100" w:beforeAutospacing="1" w:after="100" w:afterAutospacing="1" w:line="360" w:lineRule="auto"/>
         <w:ind w:firstLine="851"/>
         <w:jc w:val="both"/>
         <w:rPr>
@@ -17236,7 +17237,7 @@
     </w:p>
     <w:p>
       <w:pPr>
-        <w:spacing w:before="100" w:beforeAutospacing="1" w:after="100" w:afterAutospacing="1" w:line="240" w:lineRule="auto"/>
+        <w:spacing w:before="100" w:beforeAutospacing="1" w:after="100" w:afterAutospacing="1" w:line="360" w:lineRule="auto"/>
         <w:ind w:firstLine="851"/>
         <w:jc w:val="both"/>
         <w:rPr>
@@ -17275,7 +17276,7 @@
     </w:p>
     <w:p>
       <w:pPr>
-        <w:spacing w:before="100" w:beforeAutospacing="1" w:after="100" w:afterAutospacing="1" w:line="240" w:lineRule="auto"/>
+        <w:spacing w:before="100" w:beforeAutospacing="1" w:after="100" w:afterAutospacing="1" w:line="360" w:lineRule="auto"/>
         <w:ind w:firstLine="851"/>
         <w:jc w:val="both"/>
         <w:rPr>
@@ -17296,13 +17297,12 @@
           <w:lang w:eastAsia="uk-UA"/>
           <w14:ligatures w14:val="none"/>
         </w:rPr>
-        <w:lastRenderedPageBreak/>
         <w:t>У сучасному світі програмування є однією з ключових навичок, проте процес його вивчення часто є складним і не завжди цікавим для початківців. Багато користувачів стикаються з проблемою відсутності мотивації, складністю засвоєння матеріалу та недостатньою практикою.</w:t>
       </w:r>
     </w:p>
     <w:p>
       <w:pPr>
-        <w:spacing w:before="100" w:beforeAutospacing="1" w:after="100" w:afterAutospacing="1" w:line="240" w:lineRule="auto"/>
+        <w:spacing w:before="100" w:beforeAutospacing="1" w:after="100" w:afterAutospacing="1" w:line="360" w:lineRule="auto"/>
         <w:ind w:firstLine="851"/>
         <w:jc w:val="both"/>
         <w:rPr>
@@ -17328,7 +17328,7 @@
     </w:p>
     <w:p>
       <w:pPr>
-        <w:spacing w:before="100" w:beforeAutospacing="1" w:after="100" w:afterAutospacing="1" w:line="240" w:lineRule="auto"/>
+        <w:spacing w:before="100" w:beforeAutospacing="1" w:after="100" w:afterAutospacing="1" w:line="360" w:lineRule="auto"/>
         <w:ind w:firstLine="851"/>
         <w:jc w:val="both"/>
         <w:rPr>
@@ -17354,7 +17354,7 @@
     </w:p>
     <w:p>
       <w:pPr>
-        <w:spacing w:before="100" w:beforeAutospacing="1" w:after="100" w:afterAutospacing="1" w:line="240" w:lineRule="auto"/>
+        <w:spacing w:before="100" w:beforeAutospacing="1" w:after="100" w:afterAutospacing="1" w:line="360" w:lineRule="auto"/>
         <w:ind w:firstLine="851"/>
         <w:jc w:val="both"/>
         <w:rPr>
@@ -17380,7 +17380,7 @@
     </w:p>
     <w:p>
       <w:pPr>
-        <w:spacing w:before="100" w:beforeAutospacing="1" w:after="100" w:afterAutospacing="1" w:line="240" w:lineRule="auto"/>
+        <w:spacing w:before="100" w:beforeAutospacing="1" w:after="100" w:afterAutospacing="1" w:line="360" w:lineRule="auto"/>
         <w:ind w:firstLine="851"/>
         <w:jc w:val="both"/>
         <w:rPr>
@@ -17406,7 +17406,7 @@
     </w:p>
     <w:p>
       <w:pPr>
-        <w:spacing w:before="100" w:beforeAutospacing="1" w:after="100" w:afterAutospacing="1" w:line="240" w:lineRule="auto"/>
+        <w:spacing w:before="100" w:beforeAutospacing="1" w:after="100" w:afterAutospacing="1" w:line="360" w:lineRule="auto"/>
         <w:ind w:firstLine="851"/>
         <w:jc w:val="both"/>
         <w:rPr>
@@ -17432,7 +17432,7 @@
     </w:p>
     <w:p>
       <w:pPr>
-        <w:spacing w:before="100" w:beforeAutospacing="1" w:after="100" w:afterAutospacing="1" w:line="240" w:lineRule="auto"/>
+        <w:spacing w:before="100" w:beforeAutospacing="1" w:after="100" w:afterAutospacing="1" w:line="360" w:lineRule="auto"/>
         <w:ind w:firstLine="851"/>
         <w:jc w:val="both"/>
         <w:rPr>
@@ -17482,7 +17482,7 @@
     </w:p>
     <w:p>
       <w:pPr>
-        <w:spacing w:before="100" w:beforeAutospacing="1" w:after="100" w:afterAutospacing="1" w:line="240" w:lineRule="auto"/>
+        <w:spacing w:before="100" w:beforeAutospacing="1" w:after="100" w:afterAutospacing="1" w:line="360" w:lineRule="auto"/>
         <w:ind w:firstLine="851"/>
         <w:jc w:val="both"/>
         <w:rPr>
@@ -17508,7 +17508,7 @@
     </w:p>
     <w:p>
       <w:pPr>
-        <w:spacing w:before="100" w:beforeAutospacing="1" w:after="100" w:afterAutospacing="1" w:line="240" w:lineRule="auto"/>
+        <w:spacing w:before="100" w:beforeAutospacing="1" w:after="100" w:afterAutospacing="1" w:line="360" w:lineRule="auto"/>
         <w:ind w:firstLine="851"/>
         <w:jc w:val="both"/>
         <w:rPr>
@@ -17529,12 +17529,13 @@
           <w:lang w:eastAsia="uk-UA"/>
           <w14:ligatures w14:val="none"/>
         </w:rPr>
+        <w:lastRenderedPageBreak/>
         <w:t>Таким чином, веб-платформа стане ефективним інструментом для вивчення мов програмування, який поєднує навчання, практику та елементи гри.</w:t>
       </w:r>
     </w:p>
     <w:p>
       <w:pPr>
-        <w:spacing w:before="100" w:beforeAutospacing="1" w:after="100" w:afterAutospacing="1" w:line="240" w:lineRule="auto"/>
+        <w:spacing w:before="100" w:beforeAutospacing="1" w:after="100" w:afterAutospacing="1" w:line="360" w:lineRule="auto"/>
         <w:ind w:firstLine="851"/>
         <w:jc w:val="both"/>
         <w:rPr>
@@ -17584,7 +17585,7 @@
     </w:p>
     <w:p>
       <w:pPr>
-        <w:spacing w:before="100" w:beforeAutospacing="1" w:after="100" w:afterAutospacing="1" w:line="240" w:lineRule="auto"/>
+        <w:spacing w:before="100" w:beforeAutospacing="1" w:after="100" w:afterAutospacing="1" w:line="360" w:lineRule="auto"/>
         <w:ind w:firstLine="851"/>
         <w:jc w:val="both"/>
         <w:rPr>
@@ -17610,7 +17611,7 @@
     </w:p>
     <w:p>
       <w:pPr>
-        <w:spacing w:before="100" w:beforeAutospacing="1" w:after="100" w:afterAutospacing="1" w:line="240" w:lineRule="auto"/>
+        <w:spacing w:before="100" w:beforeAutospacing="1" w:after="100" w:afterAutospacing="1" w:line="360" w:lineRule="auto"/>
         <w:ind w:firstLine="851"/>
         <w:jc w:val="both"/>
         <w:rPr>
@@ -17636,7 +17637,7 @@
     </w:p>
     <w:p>
       <w:pPr>
-        <w:spacing w:before="100" w:beforeAutospacing="1" w:after="100" w:afterAutospacing="1" w:line="240" w:lineRule="auto"/>
+        <w:spacing w:before="100" w:beforeAutospacing="1" w:after="100" w:afterAutospacing="1" w:line="360" w:lineRule="auto"/>
         <w:ind w:firstLine="851"/>
         <w:jc w:val="both"/>
         <w:rPr>
@@ -17710,7 +17711,7 @@
     </w:p>
     <w:p>
       <w:pPr>
-        <w:spacing w:before="100" w:beforeAutospacing="1" w:after="100" w:afterAutospacing="1" w:line="240" w:lineRule="auto"/>
+        <w:spacing w:before="100" w:beforeAutospacing="1" w:after="100" w:afterAutospacing="1" w:line="360" w:lineRule="auto"/>
         <w:ind w:firstLine="851"/>
         <w:jc w:val="both"/>
         <w:rPr>
@@ -17731,7 +17732,6 @@
           <w:lang w:eastAsia="uk-UA"/>
           <w14:ligatures w14:val="none"/>
         </w:rPr>
-        <w:lastRenderedPageBreak/>
         <w:t>У результаті розроблено логічну структуру веб-платформи, що включає взаємодію між користувачами, навчальними матеріалами та системою тестування, а також створено макети інтерфейсу, які стали основою для подальшої реалізації функціоналу.</w:t>
       </w:r>
     </w:p>
@@ -20428,7 +20428,7 @@
                 <w:noProof/>
                 <w:webHidden/>
               </w:rPr>
-              <w:t>4</w:t>
+              <w:t>5</w:t>
             </w:r>
             <w:r>
               <w:rPr>
@@ -20514,7 +20514,7 @@
                 <w:noProof/>
                 <w:webHidden/>
               </w:rPr>
-              <w:t>4</w:t>
+              <w:t>5</w:t>
             </w:r>
             <w:r>
               <w:rPr>
@@ -20600,7 +20600,7 @@
                 <w:noProof/>
                 <w:webHidden/>
               </w:rPr>
-              <w:t>4</w:t>
+              <w:t>5</w:t>
             </w:r>
             <w:r>
               <w:rPr>
@@ -20686,7 +20686,7 @@
                 <w:noProof/>
                 <w:webHidden/>
               </w:rPr>
-              <w:t>4</w:t>
+              <w:t>6</w:t>
             </w:r>
             <w:r>
               <w:rPr>
@@ -20772,7 +20772,7 @@
                 <w:noProof/>
                 <w:webHidden/>
               </w:rPr>
-              <w:t>4</w:t>
+              <w:t>8</w:t>
             </w:r>
             <w:r>
               <w:rPr>
@@ -20858,7 +20858,7 @@
                 <w:noProof/>
                 <w:webHidden/>
               </w:rPr>
-              <w:t>4</w:t>
+              <w:t>10</w:t>
             </w:r>
             <w:r>
               <w:rPr>
@@ -20944,7 +20944,7 @@
                 <w:noProof/>
                 <w:webHidden/>
               </w:rPr>
-              <w:t>5</w:t>
+              <w:t>14</w:t>
             </w:r>
             <w:r>
               <w:rPr>
@@ -21030,7 +21030,7 @@
                 <w:noProof/>
                 <w:webHidden/>
               </w:rPr>
-              <w:t>5</w:t>
+              <w:t>14</w:t>
             </w:r>
             <w:r>
               <w:rPr>
@@ -21116,7 +21116,7 @@
                 <w:noProof/>
                 <w:webHidden/>
               </w:rPr>
-              <w:t>5</w:t>
+              <w:t>15</w:t>
             </w:r>
             <w:r>
               <w:rPr>
@@ -21202,7 +21202,7 @@
                 <w:noProof/>
                 <w:webHidden/>
               </w:rPr>
-              <w:t>5</w:t>
+              <w:t>18</w:t>
             </w:r>
             <w:r>
               <w:rPr>
@@ -21288,7 +21288,7 @@
                 <w:noProof/>
                 <w:webHidden/>
               </w:rPr>
-              <w:t>6</w:t>
+              <w:t>19</w:t>
             </w:r>
             <w:r>
               <w:rPr>
@@ -21374,7 +21374,7 @@
                 <w:noProof/>
                 <w:webHidden/>
               </w:rPr>
-              <w:t>6</w:t>
+              <w:t>19</w:t>
             </w:r>
             <w:r>
               <w:rPr>
@@ -21460,7 +21460,7 @@
                 <w:noProof/>
                 <w:webHidden/>
               </w:rPr>
-              <w:t>6</w:t>
+              <w:t>19</w:t>
             </w:r>
             <w:r>
               <w:rPr>
@@ -21529,7 +21529,7 @@
                 <w:noProof/>
                 <w:webHidden/>
               </w:rPr>
-              <w:t>7</w:t>
+              <w:t>20</w:t>
             </w:r>
             <w:r>
               <w:rPr>
@@ -21598,7 +21598,7 @@
                 <w:noProof/>
                 <w:webHidden/>
               </w:rPr>
-              <w:t>8</w:t>
+              <w:t>21</w:t>
             </w:r>
             <w:r>
               <w:rPr>
@@ -23094,7 +23094,25 @@
           <w:szCs w:val="28"/>
           <w:lang w:eastAsia="uk-UA"/>
         </w:rPr>
-        <w:t>– вибір мови програмування для навчання;</w:t>
+        <w:t xml:space="preserve"> </w:t>
+      </w:r>
+      <w:r>
+        <w:rPr>
+          <w:rFonts w:ascii="Times New Roman" w:hAnsi="Times New Roman" w:cs="Times New Roman"/>
+          <w:sz w:val="28"/>
+          <w:szCs w:val="28"/>
+          <w:lang w:eastAsia="uk-UA"/>
+        </w:rPr>
+        <w:t>– реалізація адміністративної панелі для керування контентом</w:t>
+      </w:r>
+      <w:r>
+        <w:rPr>
+          <w:rFonts w:ascii="Times New Roman" w:hAnsi="Times New Roman" w:cs="Times New Roman"/>
+          <w:sz w:val="28"/>
+          <w:szCs w:val="28"/>
+          <w:lang w:eastAsia="uk-UA"/>
+        </w:rPr>
+        <w:t>;</w:t>
       </w:r>
     </w:p>
     <w:p>
@@ -23116,7 +23134,7 @@
           <w:szCs w:val="28"/>
           <w:lang w:eastAsia="uk-UA"/>
         </w:rPr>
-        <w:t>– перегляд теоретичних матеріалів;</w:t>
+        <w:t>– вибір мови програмування для навчання;</w:t>
       </w:r>
     </w:p>
     <w:p>
@@ -23138,7 +23156,7 @@
           <w:szCs w:val="28"/>
           <w:lang w:eastAsia="uk-UA"/>
         </w:rPr>
-        <w:t>– виконання інтерактивних завдань і тестів;</w:t>
+        <w:t>– перегляд теоретичних матеріалів;</w:t>
       </w:r>
     </w:p>
     <w:p>
@@ -23160,7 +23178,7 @@
           <w:szCs w:val="28"/>
           <w:lang w:eastAsia="uk-UA"/>
         </w:rPr>
-        <w:t>– автоматична перевірка відповідей із поясненням помилок;</w:t>
+        <w:t>– виконання інтерактивних завдань і тестів;</w:t>
       </w:r>
     </w:p>
     <w:p>
@@ -23182,27 +23200,7 @@
           <w:szCs w:val="28"/>
           <w:lang w:eastAsia="uk-UA"/>
         </w:rPr>
-        <w:t xml:space="preserve">– нарахування </w:t>
-      </w:r>
-      <w:proofErr w:type="spellStart"/>
-      <w:r>
-        <w:rPr>
-          <w:rFonts w:ascii="Times New Roman" w:hAnsi="Times New Roman" w:cs="Times New Roman"/>
-          <w:sz w:val="28"/>
-          <w:szCs w:val="28"/>
-          <w:lang w:eastAsia="uk-UA"/>
-        </w:rPr>
-        <w:t>внутрішньоігрової</w:t>
-      </w:r>
-      <w:proofErr w:type="spellEnd"/>
-      <w:r>
-        <w:rPr>
-          <w:rFonts w:ascii="Times New Roman" w:hAnsi="Times New Roman" w:cs="Times New Roman"/>
-          <w:sz w:val="28"/>
-          <w:szCs w:val="28"/>
-          <w:lang w:eastAsia="uk-UA"/>
-        </w:rPr>
-        <w:t xml:space="preserve"> валюти та реалізація системи нагород;</w:t>
+        <w:t>– автоматична перевірка відповідей із поясненням помилок;</w:t>
       </w:r>
     </w:p>
     <w:p>
@@ -23224,7 +23222,27 @@
           <w:szCs w:val="28"/>
           <w:lang w:eastAsia="uk-UA"/>
         </w:rPr>
-        <w:t>– впровадження механіки «вогника» (серії безперервного навчання);</w:t>
+        <w:t xml:space="preserve">– нарахування </w:t>
+      </w:r>
+      <w:proofErr w:type="spellStart"/>
+      <w:r>
+        <w:rPr>
+          <w:rFonts w:ascii="Times New Roman" w:hAnsi="Times New Roman" w:cs="Times New Roman"/>
+          <w:sz w:val="28"/>
+          <w:szCs w:val="28"/>
+          <w:lang w:eastAsia="uk-UA"/>
+        </w:rPr>
+        <w:t>внутрішньоігрової</w:t>
+      </w:r>
+      <w:proofErr w:type="spellEnd"/>
+      <w:r>
+        <w:rPr>
+          <w:rFonts w:ascii="Times New Roman" w:hAnsi="Times New Roman" w:cs="Times New Roman"/>
+          <w:sz w:val="28"/>
+          <w:szCs w:val="28"/>
+          <w:lang w:eastAsia="uk-UA"/>
+        </w:rPr>
+        <w:t xml:space="preserve"> валюти та реалізація системи нагород;</w:t>
       </w:r>
     </w:p>
     <w:p>
@@ -23246,7 +23264,7 @@
           <w:szCs w:val="28"/>
           <w:lang w:eastAsia="uk-UA"/>
         </w:rPr>
-        <w:t>– ведення профілю користувача та відстеження прогресу;</w:t>
+        <w:t>– впровадження механіки «вогника» (серії безперервного навчання);</w:t>
       </w:r>
     </w:p>
     <w:p>
@@ -23268,7 +23286,16 @@
           <w:szCs w:val="28"/>
           <w:lang w:eastAsia="uk-UA"/>
         </w:rPr>
-        <w:t>– реалізація адміністративної панелі для керування контентом.</w:t>
+        <w:t>– ведення профілю користувача та відстеження прогресу</w:t>
+      </w:r>
+      <w:r>
+        <w:rPr>
+          <w:rFonts w:ascii="Times New Roman" w:hAnsi="Times New Roman" w:cs="Times New Roman"/>
+          <w:sz w:val="28"/>
+          <w:szCs w:val="28"/>
+          <w:lang w:eastAsia="uk-UA"/>
+        </w:rPr>
+        <w:t>.</w:t>
       </w:r>
     </w:p>
     <w:p>
@@ -25443,16 +25470,7 @@
           <w:szCs w:val="28"/>
           <w:lang w:eastAsia="uk-UA"/>
         </w:rPr>
-        <w:t>, а також зв’язки між різними його компонентами</w:t>
-      </w:r>
-      <w:r>
-        <w:rPr>
-          <w:rFonts w:ascii="Times New Roman" w:hAnsi="Times New Roman" w:cs="Times New Roman"/>
-          <w:sz w:val="28"/>
-          <w:szCs w:val="28"/>
-          <w:lang w:eastAsia="uk-UA"/>
-        </w:rPr>
-        <w:t>.</w:t>
+        <w:t>, а також зв’язки між різними його компонентами.</w:t>
       </w:r>
     </w:p>
     <w:p>

--- a/СУПЕР ПУПЕР ДУПЕР ЗАПИСКА.docx
+++ b/СУПЕР ПУПЕР ДУПЕР ЗАПИСКА.docx
@@ -22223,7 +22223,7 @@
         <w:tabs>
           <w:tab w:val="left" w:pos="0"/>
         </w:tabs>
-        <w:spacing w:before="0" w:line="360" w:lineRule="auto"/>
+        <w:spacing w:before="0" w:after="0" w:line="360" w:lineRule="auto"/>
         <w:ind w:firstLine="851"/>
         <w:rPr>
           <w:color w:val="000000" w:themeColor="text1"/>
@@ -22246,7 +22246,7 @@
         <w:tabs>
           <w:tab w:val="left" w:pos="0"/>
         </w:tabs>
-        <w:spacing w:before="0" w:line="360" w:lineRule="auto"/>
+        <w:spacing w:before="0" w:after="0" w:line="360" w:lineRule="auto"/>
         <w:ind w:firstLine="851"/>
         <w:rPr>
           <w:color w:val="000000" w:themeColor="text1"/>
@@ -22269,7 +22269,7 @@
         <w:tabs>
           <w:tab w:val="left" w:pos="0"/>
         </w:tabs>
-        <w:spacing w:before="0" w:line="360" w:lineRule="auto"/>
+        <w:spacing w:before="0" w:after="0" w:line="360" w:lineRule="auto"/>
         <w:ind w:firstLine="851"/>
         <w:rPr>
           <w:color w:val="000000" w:themeColor="text1"/>
@@ -22306,7 +22306,7 @@
         <w:tabs>
           <w:tab w:val="left" w:pos="0"/>
         </w:tabs>
-        <w:spacing w:before="0" w:line="360" w:lineRule="auto"/>
+        <w:spacing w:before="0" w:after="0" w:line="360" w:lineRule="auto"/>
         <w:ind w:firstLine="851"/>
         <w:rPr>
           <w:color w:val="000000" w:themeColor="text1"/>
@@ -22329,7 +22329,7 @@
         <w:tabs>
           <w:tab w:val="left" w:pos="0"/>
         </w:tabs>
-        <w:spacing w:before="0" w:line="360" w:lineRule="auto"/>
+        <w:spacing w:before="0" w:after="0" w:line="360" w:lineRule="auto"/>
         <w:ind w:firstLine="851"/>
         <w:rPr>
           <w:color w:val="000000" w:themeColor="text1"/>
@@ -22349,7 +22349,7 @@
           <w:tab w:val="clear" w:pos="1104"/>
           <w:tab w:val="left" w:pos="1620"/>
         </w:tabs>
-        <w:spacing w:before="240" w:line="360" w:lineRule="auto"/>
+        <w:spacing w:before="240" w:after="0" w:line="360" w:lineRule="auto"/>
         <w:ind w:left="0" w:firstLine="851"/>
         <w:rPr>
           <w:color w:val="000000" w:themeColor="text1"/>
@@ -22366,7 +22366,7 @@
     </w:p>
     <w:p>
       <w:pPr>
-        <w:spacing w:line="360" w:lineRule="auto"/>
+        <w:spacing w:after="0" w:line="360" w:lineRule="auto"/>
         <w:ind w:firstLine="851"/>
         <w:jc w:val="both"/>
         <w:rPr>
@@ -22416,7 +22416,7 @@
     </w:p>
     <w:p>
       <w:pPr>
-        <w:spacing w:line="360" w:lineRule="auto"/>
+        <w:spacing w:after="0" w:line="360" w:lineRule="auto"/>
         <w:ind w:firstLine="851"/>
         <w:jc w:val="both"/>
         <w:rPr>
@@ -22437,10 +22437,8 @@
           <w:lang w:eastAsia="uk-UA"/>
           <w14:ligatures w14:val="none"/>
         </w:rPr>
-        <w:lastRenderedPageBreak/>
-        <w:t xml:space="preserve">Інформація про користувача включає такі поля: ім’я, яке використовується для персоналізації інтерфейсу; електронна пошта — для реєстрації та входу в систему; пароль — для забезпечення безпеки облікового запису. Додатково може зберігатися інформація про прогрес користувача, така як обрана мова програмування, поточний рівень, кількість набраних балів або </w:t>
-      </w:r>
-      <w:proofErr w:type="spellStart"/>
+        <w:t xml:space="preserve">Інформація про користувача включає такі поля: ім’я, яке використовується для персоналізації інтерфейсу; електронна пошта — для реєстрації та входу в систему; пароль — для забезпечення безпеки облікового запису. Додатково може </w:t>
+      </w:r>
       <w:r>
         <w:rPr>
           <w:rFonts w:ascii="Times New Roman" w:eastAsia="Times New Roman" w:hAnsi="Times New Roman" w:cs="Times New Roman"/>
@@ -22450,9 +22448,10 @@
           <w:lang w:eastAsia="uk-UA"/>
           <w14:ligatures w14:val="none"/>
         </w:rPr>
-        <w:t>внутрішньоігрової</w:t>
-      </w:r>
-      <w:proofErr w:type="spellEnd"/>
+        <w:lastRenderedPageBreak/>
+        <w:t xml:space="preserve">зберігатися інформація про прогрес користувача, така як обрана мова програмування, поточний рівень, кількість набраних балів або </w:t>
+      </w:r>
+      <w:proofErr w:type="spellStart"/>
       <w:r>
         <w:rPr>
           <w:rFonts w:ascii="Times New Roman" w:eastAsia="Times New Roman" w:hAnsi="Times New Roman" w:cs="Times New Roman"/>
@@ -22462,12 +22461,24 @@
           <w:lang w:eastAsia="uk-UA"/>
           <w14:ligatures w14:val="none"/>
         </w:rPr>
+        <w:t>внутрішньоігрової</w:t>
+      </w:r>
+      <w:proofErr w:type="spellEnd"/>
+      <w:r>
+        <w:rPr>
+          <w:rFonts w:ascii="Times New Roman" w:eastAsia="Times New Roman" w:hAnsi="Times New Roman" w:cs="Times New Roman"/>
+          <w:kern w:val="0"/>
+          <w:sz w:val="28"/>
+          <w:szCs w:val="28"/>
+          <w:lang w:eastAsia="uk-UA"/>
+          <w14:ligatures w14:val="none"/>
+        </w:rPr>
         <w:t xml:space="preserve"> валюти, а також значення «вогника» (серії безперервного навчання).</w:t>
       </w:r>
     </w:p>
     <w:p>
       <w:pPr>
-        <w:spacing w:line="360" w:lineRule="auto"/>
+        <w:spacing w:after="0" w:line="360" w:lineRule="auto"/>
         <w:ind w:firstLine="851"/>
         <w:jc w:val="both"/>
         <w:rPr>
@@ -22493,7 +22504,7 @@
     </w:p>
     <w:p>
       <w:pPr>
-        <w:spacing w:line="360" w:lineRule="auto"/>
+        <w:spacing w:after="0" w:line="360" w:lineRule="auto"/>
         <w:ind w:firstLine="851"/>
         <w:jc w:val="both"/>
         <w:rPr>
@@ -22567,7 +22578,7 @@
     </w:p>
     <w:p>
       <w:pPr>
-        <w:spacing w:line="360" w:lineRule="auto"/>
+        <w:spacing w:after="0" w:line="360" w:lineRule="auto"/>
         <w:ind w:firstLine="851"/>
         <w:jc w:val="both"/>
         <w:rPr>
@@ -22594,6 +22605,7 @@
     <w:p>
       <w:pPr>
         <w:pStyle w:val="2"/>
+        <w:spacing w:after="0" w:line="360" w:lineRule="auto"/>
         <w:ind w:left="0" w:firstLine="851"/>
       </w:pPr>
       <w:bookmarkStart w:id="7" w:name="_Toc226413562"/>
@@ -22610,7 +22622,7 @@
     </w:p>
     <w:p>
       <w:pPr>
-        <w:spacing w:line="360" w:lineRule="auto"/>
+        <w:spacing w:after="0" w:line="360" w:lineRule="auto"/>
         <w:ind w:firstLine="851"/>
         <w:jc w:val="both"/>
         <w:rPr>
@@ -22632,7 +22644,7 @@
     </w:p>
     <w:p>
       <w:pPr>
-        <w:spacing w:line="360" w:lineRule="auto"/>
+        <w:spacing w:after="0" w:line="360" w:lineRule="auto"/>
         <w:ind w:firstLine="851"/>
         <w:jc w:val="both"/>
         <w:rPr>
@@ -22654,7 +22666,7 @@
     </w:p>
     <w:p>
       <w:pPr>
-        <w:spacing w:line="360" w:lineRule="auto"/>
+        <w:spacing w:after="0" w:line="360" w:lineRule="auto"/>
         <w:ind w:firstLine="851"/>
         <w:jc w:val="both"/>
         <w:rPr>
@@ -22671,7 +22683,6 @@
           <w:szCs w:val="28"/>
           <w:lang w:eastAsia="uk-UA"/>
         </w:rPr>
-        <w:lastRenderedPageBreak/>
         <w:t xml:space="preserve">На головній сторінці веб-застосунку відображається список доступних мов програмування або курсів. Користувач може обрати потрібний курс і перейти до навчальних матеріалів. Кожен курс містить структуровані </w:t>
       </w:r>
       <w:proofErr w:type="spellStart"/>
@@ -22697,7 +22708,7 @@
     </w:p>
     <w:p>
       <w:pPr>
-        <w:spacing w:line="360" w:lineRule="auto"/>
+        <w:spacing w:after="0" w:line="360" w:lineRule="auto"/>
         <w:ind w:firstLine="851"/>
         <w:jc w:val="both"/>
         <w:rPr>
@@ -22714,12 +22725,13 @@
           <w:szCs w:val="28"/>
           <w:lang w:eastAsia="uk-UA"/>
         </w:rPr>
+        <w:lastRenderedPageBreak/>
         <w:t>Користувач має можливість проходити навчальні модулі, виконувати вправи та складати тести. Результати виконання завдань зберігаються у базі даних і відображаються у вигляді прогресу. Для кожного завдання фіксується правильність відповіді, кількість спроб та отримані бали.</w:t>
       </w:r>
     </w:p>
     <w:p>
       <w:pPr>
-        <w:spacing w:line="360" w:lineRule="auto"/>
+        <w:spacing w:after="0" w:line="360" w:lineRule="auto"/>
         <w:ind w:firstLine="851"/>
         <w:jc w:val="both"/>
         <w:rPr>
@@ -22741,7 +22753,7 @@
     </w:p>
     <w:p>
       <w:pPr>
-        <w:spacing w:line="360" w:lineRule="auto"/>
+        <w:spacing w:after="0" w:line="360" w:lineRule="auto"/>
         <w:ind w:firstLine="851"/>
         <w:jc w:val="both"/>
         <w:rPr>
@@ -22763,7 +22775,7 @@
     </w:p>
     <w:p>
       <w:pPr>
-        <w:spacing w:line="360" w:lineRule="auto"/>
+        <w:spacing w:after="0" w:line="360" w:lineRule="auto"/>
         <w:ind w:firstLine="851"/>
         <w:jc w:val="both"/>
         <w:rPr>
@@ -22785,7 +22797,7 @@
     </w:p>
     <w:p>
       <w:pPr>
-        <w:spacing w:line="360" w:lineRule="auto"/>
+        <w:spacing w:after="0" w:line="360" w:lineRule="auto"/>
         <w:ind w:firstLine="851"/>
         <w:jc w:val="both"/>
         <w:rPr>
@@ -22827,7 +22839,7 @@
     </w:p>
     <w:p>
       <w:pPr>
-        <w:spacing w:line="360" w:lineRule="auto"/>
+        <w:spacing w:after="0" w:line="360" w:lineRule="auto"/>
         <w:ind w:firstLine="851"/>
         <w:jc w:val="both"/>
         <w:rPr>
@@ -22849,7 +22861,7 @@
     </w:p>
     <w:p>
       <w:pPr>
-        <w:spacing w:line="360" w:lineRule="auto"/>
+        <w:spacing w:after="0" w:line="360" w:lineRule="auto"/>
         <w:ind w:firstLine="851"/>
         <w:jc w:val="both"/>
         <w:rPr>
@@ -22891,7 +22903,7 @@
     </w:p>
     <w:p>
       <w:pPr>
-        <w:spacing w:line="360" w:lineRule="auto"/>
+        <w:spacing w:after="0" w:line="360" w:lineRule="auto"/>
         <w:ind w:firstLine="851"/>
         <w:jc w:val="both"/>
         <w:rPr>
@@ -22913,7 +22925,7 @@
     </w:p>
     <w:p>
       <w:pPr>
-        <w:spacing w:line="360" w:lineRule="auto"/>
+        <w:spacing w:after="0" w:line="360" w:lineRule="auto"/>
         <w:ind w:firstLine="851"/>
         <w:jc w:val="both"/>
         <w:rPr>
@@ -22935,7 +22947,7 @@
     </w:p>
     <w:p>
       <w:pPr>
-        <w:spacing w:line="360" w:lineRule="auto"/>
+        <w:spacing w:after="0" w:line="360" w:lineRule="auto"/>
         <w:ind w:firstLine="851"/>
         <w:jc w:val="both"/>
         <w:rPr>
@@ -22957,7 +22969,7 @@
     </w:p>
     <w:p>
       <w:pPr>
-        <w:spacing w:line="360" w:lineRule="auto"/>
+        <w:spacing w:after="0" w:line="360" w:lineRule="auto"/>
         <w:ind w:firstLine="851"/>
         <w:jc w:val="both"/>
         <w:rPr>
@@ -22974,13 +22986,13 @@
           <w:szCs w:val="28"/>
           <w:lang w:eastAsia="uk-UA"/>
         </w:rPr>
-        <w:lastRenderedPageBreak/>
         <w:t>Таким чином, кінцевий користувач отримує зручний інструмент для навчання програмування, може проходити курси, виконувати завдання, відстежувати свій прогрес і покращувати рівень знань у структурованому та інтерактивному середовищі.</w:t>
       </w:r>
     </w:p>
     <w:p>
       <w:pPr>
         <w:pStyle w:val="2"/>
+        <w:spacing w:after="0" w:line="360" w:lineRule="auto"/>
         <w:ind w:left="0" w:firstLine="851"/>
       </w:pPr>
       <w:bookmarkStart w:id="8" w:name="_Toc226413563"/>
@@ -22991,7 +23003,7 @@
     </w:p>
     <w:p>
       <w:pPr>
-        <w:spacing w:line="360" w:lineRule="auto"/>
+        <w:spacing w:after="0" w:line="360" w:lineRule="auto"/>
         <w:ind w:firstLine="851"/>
         <w:jc w:val="both"/>
         <w:rPr>
@@ -23008,7 +23020,17 @@
           <w:szCs w:val="28"/>
           <w:lang w:eastAsia="uk-UA"/>
         </w:rPr>
-        <w:t>Розробка веб-застосунку для вивчення мов програмування здійснюється відповідно до класичних етапів життєвого циклу програмного забезпечення. Як основну обрано каскадну (</w:t>
+        <w:t xml:space="preserve">Розробка веб-застосунку для вивчення мов програмування здійснюється відповідно до класичних етапів життєвого циклу програмного забезпечення. Як </w:t>
+      </w:r>
+      <w:r>
+        <w:rPr>
+          <w:rFonts w:ascii="Times New Roman" w:hAnsi="Times New Roman" w:cs="Times New Roman"/>
+          <w:sz w:val="28"/>
+          <w:szCs w:val="28"/>
+          <w:lang w:eastAsia="uk-UA"/>
+        </w:rPr>
+        <w:lastRenderedPageBreak/>
+        <w:t>основну обрано каскадну (</w:t>
       </w:r>
       <w:proofErr w:type="spellStart"/>
       <w:r>
@@ -23033,7 +23055,7 @@
     </w:p>
     <w:p>
       <w:pPr>
-        <w:spacing w:line="360" w:lineRule="auto"/>
+        <w:spacing w:after="0" w:line="360" w:lineRule="auto"/>
         <w:ind w:firstLine="851"/>
         <w:jc w:val="both"/>
         <w:rPr>
@@ -23055,7 +23077,7 @@
     </w:p>
     <w:p>
       <w:pPr>
-        <w:spacing w:line="360" w:lineRule="auto"/>
+        <w:spacing w:after="0" w:line="360" w:lineRule="auto"/>
         <w:ind w:firstLine="851"/>
         <w:jc w:val="both"/>
         <w:rPr>
@@ -23077,7 +23099,7 @@
     </w:p>
     <w:p>
       <w:pPr>
-        <w:spacing w:line="360" w:lineRule="auto"/>
+        <w:spacing w:after="0" w:line="360" w:lineRule="auto"/>
         <w:ind w:firstLine="851"/>
         <w:jc w:val="both"/>
         <w:rPr>
@@ -23117,7 +23139,7 @@
     </w:p>
     <w:p>
       <w:pPr>
-        <w:spacing w:line="360" w:lineRule="auto"/>
+        <w:spacing w:after="0" w:line="360" w:lineRule="auto"/>
         <w:ind w:firstLine="851"/>
         <w:jc w:val="both"/>
         <w:rPr>
@@ -23139,7 +23161,7 @@
     </w:p>
     <w:p>
       <w:pPr>
-        <w:spacing w:line="360" w:lineRule="auto"/>
+        <w:spacing w:after="0" w:line="360" w:lineRule="auto"/>
         <w:ind w:firstLine="851"/>
         <w:jc w:val="both"/>
         <w:rPr>
@@ -23161,7 +23183,7 @@
     </w:p>
     <w:p>
       <w:pPr>
-        <w:spacing w:line="360" w:lineRule="auto"/>
+        <w:spacing w:after="0" w:line="360" w:lineRule="auto"/>
         <w:ind w:firstLine="851"/>
         <w:jc w:val="both"/>
         <w:rPr>
@@ -23183,7 +23205,7 @@
     </w:p>
     <w:p>
       <w:pPr>
-        <w:spacing w:line="360" w:lineRule="auto"/>
+        <w:spacing w:after="0" w:line="360" w:lineRule="auto"/>
         <w:ind w:firstLine="851"/>
         <w:jc w:val="both"/>
         <w:rPr>
@@ -23205,7 +23227,7 @@
     </w:p>
     <w:p>
       <w:pPr>
-        <w:spacing w:line="360" w:lineRule="auto"/>
+        <w:spacing w:after="0" w:line="360" w:lineRule="auto"/>
         <w:ind w:firstLine="851"/>
         <w:jc w:val="both"/>
         <w:rPr>
@@ -23247,7 +23269,7 @@
     </w:p>
     <w:p>
       <w:pPr>
-        <w:spacing w:line="360" w:lineRule="auto"/>
+        <w:spacing w:after="0" w:line="360" w:lineRule="auto"/>
         <w:ind w:firstLine="851"/>
         <w:jc w:val="both"/>
         <w:rPr>
@@ -23269,7 +23291,7 @@
     </w:p>
     <w:p>
       <w:pPr>
-        <w:spacing w:line="360" w:lineRule="auto"/>
+        <w:spacing w:after="0" w:line="360" w:lineRule="auto"/>
         <w:ind w:firstLine="851"/>
         <w:jc w:val="both"/>
         <w:rPr>
@@ -23300,7 +23322,7 @@
     </w:p>
     <w:p>
       <w:pPr>
-        <w:spacing w:line="360" w:lineRule="auto"/>
+        <w:spacing w:after="0" w:line="360" w:lineRule="auto"/>
         <w:ind w:firstLine="851"/>
         <w:jc w:val="both"/>
         <w:rPr>
@@ -23337,22 +23359,12 @@
           <w:szCs w:val="28"/>
           <w:lang w:eastAsia="uk-UA"/>
         </w:rPr>
-        <w:t xml:space="preserve"> створено структуру бази даних для збереження інформації про користувачів, навчальні курси, завдання, результати тестування та прогрес. Також розроблено основні сторінки веб-застосунку та налагоджено їхню взаємодію: сторінка реєстрації та входу, головна сторінка з вибором курсів, </w:t>
-      </w:r>
-      <w:r>
-        <w:rPr>
-          <w:rFonts w:ascii="Times New Roman" w:hAnsi="Times New Roman" w:cs="Times New Roman"/>
-          <w:sz w:val="28"/>
-          <w:szCs w:val="28"/>
-          <w:lang w:eastAsia="uk-UA"/>
-        </w:rPr>
-        <w:lastRenderedPageBreak/>
-        <w:t>сторінки навчальних матеріалів, тестування, профілю користувача та адміністративної панелі.</w:t>
+        <w:t xml:space="preserve"> створено структуру бази даних для збереження інформації про користувачів, навчальні курси, завдання, результати тестування та прогрес. Також розроблено основні сторінки веб-застосунку та налагоджено їхню взаємодію: сторінка реєстрації та входу, головна сторінка з вибором курсів, сторінки навчальних матеріалів, тестування, профілю користувача та адміністративної панелі.</w:t>
       </w:r>
     </w:p>
     <w:p>
       <w:pPr>
-        <w:spacing w:line="360" w:lineRule="auto"/>
+        <w:spacing w:after="0" w:line="360" w:lineRule="auto"/>
         <w:ind w:firstLine="851"/>
         <w:jc w:val="both"/>
         <w:rPr>
@@ -23374,7 +23386,7 @@
     </w:p>
     <w:p>
       <w:pPr>
-        <w:spacing w:line="360" w:lineRule="auto"/>
+        <w:spacing w:after="0" w:line="360" w:lineRule="auto"/>
         <w:ind w:firstLine="851"/>
         <w:jc w:val="both"/>
         <w:rPr>
@@ -23396,7 +23408,7 @@
     </w:p>
     <w:p>
       <w:pPr>
-        <w:spacing w:line="360" w:lineRule="auto"/>
+        <w:spacing w:after="0" w:line="360" w:lineRule="auto"/>
         <w:ind w:firstLine="851"/>
         <w:jc w:val="both"/>
         <w:rPr>
@@ -23453,12 +23465,22 @@
           <w:szCs w:val="28"/>
           <w:lang w:eastAsia="uk-UA"/>
         </w:rPr>
-        <w:t xml:space="preserve"> валюти, відображення досягнень і підтримку серії безперервного навчання. Окрема увага приділяється розробці адміністративної панелі, яка дозволяє додавати нові курси, редагувати матеріали та створювати тести.</w:t>
+        <w:t xml:space="preserve"> валюти, відображення досягнень і підтримку серії безперервного навчання. Окрема увага приділяється розробці адміністративної </w:t>
+      </w:r>
+      <w:r>
+        <w:rPr>
+          <w:rFonts w:ascii="Times New Roman" w:hAnsi="Times New Roman" w:cs="Times New Roman"/>
+          <w:sz w:val="28"/>
+          <w:szCs w:val="28"/>
+          <w:lang w:eastAsia="uk-UA"/>
+        </w:rPr>
+        <w:lastRenderedPageBreak/>
+        <w:t>панелі, яка дозволяє додавати нові курси, редагувати матеріали та створювати тести.</w:t>
       </w:r>
     </w:p>
     <w:p>
       <w:pPr>
-        <w:spacing w:line="360" w:lineRule="auto"/>
+        <w:spacing w:after="0" w:line="360" w:lineRule="auto"/>
         <w:ind w:firstLine="851"/>
         <w:jc w:val="both"/>
         <w:rPr>
@@ -23480,7 +23502,7 @@
     </w:p>
     <w:p>
       <w:pPr>
-        <w:spacing w:line="360" w:lineRule="auto"/>
+        <w:spacing w:after="0" w:line="360" w:lineRule="auto"/>
         <w:ind w:firstLine="851"/>
         <w:jc w:val="both"/>
         <w:rPr>
@@ -23502,7 +23524,7 @@
     </w:p>
     <w:p>
       <w:pPr>
-        <w:spacing w:line="360" w:lineRule="auto"/>
+        <w:spacing w:after="0" w:line="360" w:lineRule="auto"/>
         <w:ind w:firstLine="851"/>
         <w:jc w:val="both"/>
         <w:rPr>
@@ -23524,7 +23546,7 @@
     </w:p>
     <w:p>
       <w:pPr>
-        <w:spacing w:line="360" w:lineRule="auto"/>
+        <w:spacing w:after="0" w:line="360" w:lineRule="auto"/>
         <w:ind w:firstLine="851"/>
         <w:jc w:val="both"/>
         <w:rPr>
@@ -23541,22 +23563,13 @@
           <w:szCs w:val="28"/>
           <w:lang w:eastAsia="uk-UA"/>
         </w:rPr>
-        <w:t xml:space="preserve">Після впровадження планується подальший розвиток платформи, що включає розширення функціоналу, оптимізацію роботи системи, вдосконалення </w:t>
-      </w:r>
-      <w:r>
-        <w:rPr>
-          <w:rFonts w:ascii="Times New Roman" w:hAnsi="Times New Roman" w:cs="Times New Roman"/>
-          <w:sz w:val="28"/>
-          <w:szCs w:val="28"/>
-          <w:lang w:eastAsia="uk-UA"/>
-        </w:rPr>
-        <w:lastRenderedPageBreak/>
-        <w:t>інтерфейсу користувача та виправлення виявлених помилок. Також буде забезпечено надійність зберігання даних і стабільність роботи веб-застосунку.</w:t>
+        <w:t>Після впровадження планується подальший розвиток платформи, що включає розширення функціоналу, оптимізацію роботи системи, вдосконалення інтерфейсу користувача та виправлення виявлених помилок. Також буде забезпечено надійність зберігання даних і стабільність роботи веб-застосунку.</w:t>
       </w:r>
     </w:p>
     <w:p>
       <w:pPr>
         <w:pStyle w:val="2"/>
+        <w:spacing w:after="0" w:line="360" w:lineRule="auto"/>
         <w:ind w:left="0" w:firstLine="851"/>
       </w:pPr>
       <w:bookmarkStart w:id="9" w:name="_Toc226413564"/>
@@ -23567,7 +23580,7 @@
     </w:p>
     <w:p>
       <w:pPr>
-        <w:spacing w:line="360" w:lineRule="auto"/>
+        <w:spacing w:after="0" w:line="360" w:lineRule="auto"/>
         <w:ind w:firstLine="851"/>
         <w:jc w:val="both"/>
         <w:rPr>
@@ -23609,7 +23622,7 @@
     </w:p>
     <w:p>
       <w:pPr>
-        <w:spacing w:line="360" w:lineRule="auto"/>
+        <w:spacing w:after="0" w:line="360" w:lineRule="auto"/>
         <w:ind w:firstLine="851"/>
         <w:jc w:val="both"/>
         <w:rPr>
@@ -23691,7 +23704,7 @@
     </w:p>
     <w:p>
       <w:pPr>
-        <w:spacing w:line="360" w:lineRule="auto"/>
+        <w:spacing w:after="0" w:line="360" w:lineRule="auto"/>
         <w:ind w:firstLine="851"/>
         <w:jc w:val="both"/>
         <w:rPr>
@@ -23708,6 +23721,7 @@
           <w:szCs w:val="28"/>
           <w:lang w:eastAsia="uk-UA"/>
         </w:rPr>
+        <w:lastRenderedPageBreak/>
         <w:t xml:space="preserve">На відміну від існуючих рішень, </w:t>
       </w:r>
       <w:proofErr w:type="spellStart"/>
@@ -23733,7 +23747,7 @@
     </w:p>
     <w:p>
       <w:pPr>
-        <w:spacing w:line="360" w:lineRule="auto"/>
+        <w:spacing w:after="0" w:line="360" w:lineRule="auto"/>
         <w:ind w:firstLine="851"/>
         <w:jc w:val="both"/>
         <w:rPr>
@@ -23755,7 +23769,7 @@
     </w:p>
     <w:p>
       <w:pPr>
-        <w:spacing w:line="360" w:lineRule="auto"/>
+        <w:spacing w:after="0" w:line="360" w:lineRule="auto"/>
         <w:ind w:firstLine="851"/>
         <w:jc w:val="both"/>
         <w:rPr>
@@ -23777,7 +23791,7 @@
     </w:p>
     <w:p>
       <w:pPr>
-        <w:spacing w:line="360" w:lineRule="auto"/>
+        <w:spacing w:after="0" w:line="360" w:lineRule="auto"/>
         <w:ind w:firstLine="851"/>
         <w:jc w:val="both"/>
         <w:rPr>
@@ -23799,7 +23813,7 @@
     </w:p>
     <w:p>
       <w:pPr>
-        <w:spacing w:line="360" w:lineRule="auto"/>
+        <w:spacing w:after="0" w:line="360" w:lineRule="auto"/>
         <w:ind w:firstLine="851"/>
         <w:jc w:val="both"/>
         <w:rPr>
@@ -23861,7 +23875,7 @@
     </w:p>
     <w:p>
       <w:pPr>
-        <w:spacing w:line="360" w:lineRule="auto"/>
+        <w:spacing w:after="0" w:line="360" w:lineRule="auto"/>
         <w:ind w:firstLine="851"/>
         <w:jc w:val="both"/>
         <w:rPr>
@@ -23883,7 +23897,7 @@
     </w:p>
     <w:p>
       <w:pPr>
-        <w:spacing w:line="360" w:lineRule="auto"/>
+        <w:spacing w:after="0" w:line="360" w:lineRule="auto"/>
         <w:ind w:firstLine="851"/>
         <w:jc w:val="both"/>
         <w:rPr>
@@ -23952,7 +23966,7 @@
     </w:p>
     <w:p>
       <w:pPr>
-        <w:spacing w:line="360" w:lineRule="auto"/>
+        <w:spacing w:after="0" w:line="360" w:lineRule="auto"/>
         <w:ind w:firstLine="851"/>
         <w:jc w:val="both"/>
         <w:rPr>
@@ -23965,7 +23979,7 @@
     </w:p>
     <w:p>
       <w:pPr>
-        <w:spacing w:line="360" w:lineRule="auto"/>
+        <w:spacing w:after="0" w:line="360" w:lineRule="auto"/>
         <w:ind w:firstLine="851"/>
         <w:jc w:val="both"/>
         <w:rPr>
@@ -23987,7 +24001,7 @@
     </w:p>
     <w:p>
       <w:pPr>
-        <w:spacing w:line="360" w:lineRule="auto"/>
+        <w:spacing w:after="0" w:line="360" w:lineRule="auto"/>
         <w:ind w:firstLine="851"/>
         <w:jc w:val="center"/>
         <w:rPr>
@@ -24002,7 +24016,6 @@
           <w:noProof/>
           <w14:ligatures w14:val="none"/>
         </w:rPr>
-        <w:lastRenderedPageBreak/>
         <w:drawing>
           <wp:inline distT="0" distB="0" distL="0" distR="0" wp14:anchorId="0565C049" wp14:editId="2B8E73E2">
             <wp:extent cx="2446719" cy="4986996"/>
@@ -24042,7 +24055,7 @@
     </w:p>
     <w:p>
       <w:pPr>
-        <w:spacing w:line="360" w:lineRule="auto"/>
+        <w:spacing w:after="0" w:line="360" w:lineRule="auto"/>
         <w:ind w:firstLine="851"/>
         <w:jc w:val="center"/>
         <w:rPr>
@@ -24075,7 +24088,7 @@
     </w:p>
     <w:p>
       <w:pPr>
-        <w:spacing w:line="360" w:lineRule="auto"/>
+        <w:spacing w:after="0" w:line="360" w:lineRule="auto"/>
         <w:ind w:firstLine="851"/>
         <w:jc w:val="both"/>
         <w:rPr>
@@ -24092,12 +24105,13 @@
           <w:szCs w:val="28"/>
           <w:lang w:eastAsia="uk-UA"/>
         </w:rPr>
+        <w:lastRenderedPageBreak/>
         <w:t>Серед переваг аналогів можна виділити простоту використання, привабливий дизайн та ефективну систему мотивації користувачів. Проте недоліками є обмежений функціонал у безкоштовній версії, недостатня глибина пояснення матеріалу та відсутність можливості гнучкого керування контентом.</w:t>
       </w:r>
     </w:p>
     <w:p>
       <w:pPr>
-        <w:spacing w:line="360" w:lineRule="auto"/>
+        <w:spacing w:after="0" w:line="360" w:lineRule="auto"/>
         <w:ind w:firstLine="851"/>
         <w:jc w:val="both"/>
         <w:rPr>
@@ -24139,7 +24153,7 @@
     </w:p>
     <w:p>
       <w:pPr>
-        <w:spacing w:line="360" w:lineRule="auto"/>
+        <w:spacing w:after="0" w:line="360" w:lineRule="auto"/>
         <w:ind w:firstLine="851"/>
         <w:jc w:val="both"/>
         <w:rPr>
@@ -24156,17 +24170,7 @@
           <w:szCs w:val="28"/>
           <w:lang w:eastAsia="uk-UA"/>
         </w:rPr>
-        <w:t xml:space="preserve">Отже, аналіз подібних платформ показав, що існує значний попит на зручні, інтерактивні та доступні сервіси для вивчення програмування. Більшість існуючих рішень або мають обмежений функціонал, або не забезпечують достатньої </w:t>
-      </w:r>
-      <w:r>
-        <w:rPr>
-          <w:rFonts w:ascii="Times New Roman" w:hAnsi="Times New Roman" w:cs="Times New Roman"/>
-          <w:sz w:val="28"/>
-          <w:szCs w:val="28"/>
-          <w:lang w:eastAsia="uk-UA"/>
-        </w:rPr>
-        <w:lastRenderedPageBreak/>
-        <w:t xml:space="preserve">практичної складової. Тому створення веб-платформи, яка поєднує навчання, практику та </w:t>
+        <w:t xml:space="preserve">Отже, аналіз подібних платформ показав, що існує значний попит на зручні, інтерактивні та доступні сервіси для вивчення програмування. Більшість існуючих рішень або мають обмежений функціонал, або не забезпечують достатньої практичної складової. Тому створення веб-платформи, яка поєднує навчання, практику та </w:t>
       </w:r>
       <w:proofErr w:type="spellStart"/>
       <w:r>
@@ -24191,7 +24195,7 @@
     </w:p>
     <w:p>
       <w:pPr>
-        <w:spacing w:line="360" w:lineRule="auto"/>
+        <w:spacing w:after="0" w:line="360" w:lineRule="auto"/>
         <w:ind w:firstLine="851"/>
         <w:jc w:val="both"/>
         <w:rPr>
@@ -24233,7 +24237,7 @@
     </w:p>
     <w:p>
       <w:pPr>
-        <w:spacing w:line="360" w:lineRule="auto"/>
+        <w:spacing w:after="0" w:line="360" w:lineRule="auto"/>
         <w:ind w:firstLine="851"/>
         <w:jc w:val="both"/>
         <w:rPr>
@@ -24295,7 +24299,7 @@
     </w:p>
     <w:p>
       <w:pPr>
-        <w:spacing w:line="360" w:lineRule="auto"/>
+        <w:spacing w:after="0" w:line="360" w:lineRule="auto"/>
         <w:ind w:firstLine="851"/>
         <w:jc w:val="both"/>
         <w:rPr>
@@ -24337,7 +24341,7 @@
     </w:p>
     <w:p>
       <w:pPr>
-        <w:spacing w:line="360" w:lineRule="auto"/>
+        <w:spacing w:after="0" w:line="360" w:lineRule="auto"/>
         <w:ind w:firstLine="851"/>
         <w:jc w:val="both"/>
         <w:rPr>
@@ -24359,7 +24363,7 @@
     </w:p>
     <w:p>
       <w:pPr>
-        <w:spacing w:line="360" w:lineRule="auto"/>
+        <w:spacing w:after="0" w:line="360" w:lineRule="auto"/>
         <w:ind w:firstLine="851"/>
         <w:jc w:val="both"/>
         <w:rPr>
@@ -24376,6 +24380,7 @@
           <w:szCs w:val="28"/>
           <w:lang w:eastAsia="uk-UA"/>
         </w:rPr>
+        <w:lastRenderedPageBreak/>
         <w:t xml:space="preserve">У цьому розділі проведено аналіз існуючих рішень і технологій, необхідних для розробки веб-застосунку </w:t>
       </w:r>
       <w:proofErr w:type="spellStart"/>
@@ -24401,7 +24406,7 @@
     </w:p>
     <w:p>
       <w:pPr>
-        <w:spacing w:line="360" w:lineRule="auto"/>
+        <w:spacing w:after="0" w:line="360" w:lineRule="auto"/>
         <w:ind w:firstLine="851"/>
         <w:jc w:val="both"/>
         <w:rPr>
@@ -24423,7 +24428,7 @@
     </w:p>
     <w:p>
       <w:pPr>
-        <w:spacing w:line="360" w:lineRule="auto"/>
+        <w:spacing w:after="0" w:line="360" w:lineRule="auto"/>
         <w:ind w:firstLine="851"/>
         <w:jc w:val="both"/>
         <w:rPr>
@@ -24485,7 +24490,7 @@
     </w:p>
     <w:p>
       <w:pPr>
-        <w:spacing w:line="360" w:lineRule="auto"/>
+        <w:spacing w:after="0" w:line="360" w:lineRule="auto"/>
         <w:ind w:firstLine="851"/>
         <w:jc w:val="both"/>
         <w:rPr>
@@ -24502,7 +24507,6 @@
           <w:szCs w:val="28"/>
           <w:lang w:eastAsia="uk-UA"/>
         </w:rPr>
-        <w:lastRenderedPageBreak/>
         <w:t xml:space="preserve">Розглянуто основні етапи розробки програмного забезпечення відповідно до каскадної моделі, яка передбачає послідовне проходження етапів аналізу, </w:t>
       </w:r>
       <w:proofErr w:type="spellStart"/>
@@ -24528,7 +24532,7 @@
     </w:p>
     <w:p>
       <w:pPr>
-        <w:spacing w:line="360" w:lineRule="auto"/>
+        <w:spacing w:after="0" w:line="360" w:lineRule="auto"/>
         <w:ind w:firstLine="851"/>
         <w:jc w:val="both"/>
         <w:rPr>
@@ -24590,7 +24594,7 @@
     </w:p>
     <w:p>
       <w:pPr>
-        <w:spacing w:line="360" w:lineRule="auto"/>
+        <w:spacing w:after="0" w:line="360" w:lineRule="auto"/>
         <w:ind w:firstLine="851"/>
         <w:jc w:val="both"/>
         <w:rPr>
@@ -24636,19 +24640,13 @@
     <w:p>
       <w:pPr>
         <w:pStyle w:val="1"/>
+        <w:spacing w:after="0" w:line="360" w:lineRule="auto"/>
         <w:ind w:left="0" w:firstLine="851"/>
       </w:pPr>
-      <w:bookmarkStart w:id="10" w:name="_Toc226413565"/>
       <w:r>
         <w:lastRenderedPageBreak/>
-        <w:t xml:space="preserve">Розробка технічного та робочого </w:t>
-      </w:r>
-      <w:proofErr w:type="spellStart"/>
-      <w:r>
-        <w:t>проєкту</w:t>
-      </w:r>
-      <w:bookmarkEnd w:id="10"/>
-      <w:proofErr w:type="spellEnd"/>
+        <w:t>РОЗРОБКА ТЕХНІЧНОГО ТА РОБОЧОГО ПРОЕКТУ</w:t>
+      </w:r>
     </w:p>
     <w:p>
       <w:pPr>
@@ -24657,18 +24655,777 @@
           <w:tab w:val="clear" w:pos="1104"/>
           <w:tab w:val="left" w:pos="1170"/>
         </w:tabs>
-        <w:spacing w:before="240" w:line="360" w:lineRule="auto"/>
+        <w:spacing w:before="240" w:after="0" w:line="360" w:lineRule="auto"/>
         <w:ind w:left="0" w:firstLine="851"/>
         <w:rPr>
           <w:color w:val="000000" w:themeColor="text1"/>
         </w:rPr>
       </w:pPr>
-      <w:bookmarkStart w:id="11" w:name="_Toc226413566"/>
+      <w:bookmarkStart w:id="10" w:name="_Toc226413566"/>
       <w:r>
         <w:rPr>
           <w:color w:val="000000" w:themeColor="text1"/>
         </w:rPr>
         <w:t>Опис та обґрунтування вибору структури та методу організації вихідних та вхідних даних</w:t>
+      </w:r>
+      <w:bookmarkEnd w:id="10"/>
+    </w:p>
+    <w:p>
+      <w:pPr>
+        <w:spacing w:after="0" w:line="360" w:lineRule="auto"/>
+        <w:ind w:firstLine="851"/>
+        <w:jc w:val="both"/>
+        <w:rPr>
+          <w:rFonts w:ascii="Times New Roman" w:hAnsi="Times New Roman" w:cs="Times New Roman"/>
+          <w:sz w:val="28"/>
+          <w:szCs w:val="28"/>
+          <w:lang w:eastAsia="uk-UA"/>
+        </w:rPr>
+      </w:pPr>
+      <w:r>
+        <w:rPr>
+          <w:rFonts w:ascii="Times New Roman" w:hAnsi="Times New Roman" w:cs="Times New Roman"/>
+          <w:sz w:val="28"/>
+          <w:szCs w:val="28"/>
+          <w:lang w:eastAsia="uk-UA"/>
+        </w:rPr>
+        <w:t xml:space="preserve">У розробці веб-застосунку </w:t>
+      </w:r>
+      <w:proofErr w:type="spellStart"/>
+      <w:r>
+        <w:rPr>
+          <w:rFonts w:ascii="Times New Roman" w:hAnsi="Times New Roman" w:cs="Times New Roman"/>
+          <w:sz w:val="28"/>
+          <w:szCs w:val="28"/>
+          <w:lang w:eastAsia="uk-UA"/>
+        </w:rPr>
+        <w:t>Codelingo</w:t>
+      </w:r>
+      <w:proofErr w:type="spellEnd"/>
+      <w:r>
+        <w:rPr>
+          <w:rFonts w:ascii="Times New Roman" w:hAnsi="Times New Roman" w:cs="Times New Roman"/>
+          <w:sz w:val="28"/>
+          <w:szCs w:val="28"/>
+          <w:lang w:eastAsia="uk-UA"/>
+        </w:rPr>
+        <w:t xml:space="preserve"> важливо правильно організувати структуру даних, що забезпечує ефективне збереження та обробку як вхідної, так і вихідної інформації. Дані користувачів, навчальні матеріали, результати тестування та прогрес навчання повинні бути чітко структурованими для забезпечення швидкого доступу, аналізу та масштабованості системи.</w:t>
+      </w:r>
+    </w:p>
+    <w:p>
+      <w:pPr>
+        <w:spacing w:after="0" w:line="360" w:lineRule="auto"/>
+        <w:ind w:firstLine="851"/>
+        <w:jc w:val="both"/>
+        <w:rPr>
+          <w:rFonts w:ascii="Times New Roman" w:hAnsi="Times New Roman" w:cs="Times New Roman"/>
+          <w:sz w:val="28"/>
+          <w:szCs w:val="28"/>
+          <w:lang w:eastAsia="uk-UA"/>
+        </w:rPr>
+      </w:pPr>
+      <w:r>
+        <w:rPr>
+          <w:rFonts w:ascii="Times New Roman" w:hAnsi="Times New Roman" w:cs="Times New Roman"/>
+          <w:sz w:val="28"/>
+          <w:szCs w:val="28"/>
+          <w:lang w:eastAsia="uk-UA"/>
+        </w:rPr>
+        <w:t>Вхідні дані включають інформацію, яку вводить користувач, зокрема реєстраційні дані (ім’я, електронна пошта, пароль), відповіді на тестові завдання, а також вибір курсів і взаємодію з навчальним контентом. Вихідні дані — це результати роботи системи, такі як оцінка відповідей, статистика навчання, рівень користувача, отримані нагороди та відображення прогресу.</w:t>
+      </w:r>
+    </w:p>
+    <w:p>
+      <w:pPr>
+        <w:spacing w:after="0" w:line="360" w:lineRule="auto"/>
+        <w:ind w:firstLine="851"/>
+        <w:jc w:val="both"/>
+        <w:rPr>
+          <w:rFonts w:ascii="Times New Roman" w:hAnsi="Times New Roman" w:cs="Times New Roman"/>
+          <w:sz w:val="28"/>
+          <w:szCs w:val="28"/>
+          <w:lang w:eastAsia="uk-UA"/>
+        </w:rPr>
+      </w:pPr>
+      <w:r>
+        <w:rPr>
+          <w:rFonts w:ascii="Times New Roman" w:hAnsi="Times New Roman" w:cs="Times New Roman"/>
+          <w:sz w:val="28"/>
+          <w:szCs w:val="28"/>
+          <w:lang w:eastAsia="uk-UA"/>
+        </w:rPr>
+        <w:t xml:space="preserve">Приклад відображення результатів навчання користувача наведено на рисунку </w:t>
+      </w:r>
+      <w:r>
+        <w:rPr>
+          <w:rFonts w:ascii="Times New Roman" w:hAnsi="Times New Roman" w:cs="Times New Roman"/>
+          <w:sz w:val="28"/>
+          <w:szCs w:val="28"/>
+          <w:lang w:eastAsia="uk-UA"/>
+        </w:rPr>
+        <w:t>2</w:t>
+      </w:r>
+      <w:r>
+        <w:rPr>
+          <w:rFonts w:ascii="Times New Roman" w:hAnsi="Times New Roman" w:cs="Times New Roman"/>
+          <w:sz w:val="28"/>
+          <w:szCs w:val="28"/>
+          <w:lang w:eastAsia="uk-UA"/>
+        </w:rPr>
+        <w:t>.1.</w:t>
+      </w:r>
+    </w:p>
+    <w:p>
+      <w:pPr>
+        <w:spacing w:after="0" w:line="360" w:lineRule="auto"/>
+        <w:ind w:firstLine="851"/>
+        <w:jc w:val="both"/>
+        <w:rPr>
+          <w:rFonts w:ascii="Times New Roman" w:hAnsi="Times New Roman" w:cs="Times New Roman"/>
+          <w:sz w:val="28"/>
+          <w:szCs w:val="28"/>
+          <w:lang w:eastAsia="uk-UA"/>
+        </w:rPr>
+      </w:pPr>
+    </w:p>
+    <w:p>
+      <w:pPr>
+        <w:spacing w:after="0" w:line="360" w:lineRule="auto"/>
+        <w:ind w:firstLine="851"/>
+        <w:jc w:val="center"/>
+        <w:rPr>
+          <w:rFonts w:ascii="Times New Roman" w:hAnsi="Times New Roman" w:cs="Times New Roman"/>
+          <w:color w:val="FF0000"/>
+          <w:sz w:val="28"/>
+          <w:szCs w:val="28"/>
+          <w:lang w:eastAsia="uk-UA"/>
+        </w:rPr>
+      </w:pPr>
+      <w:r>
+        <w:rPr>
+          <w:rFonts w:ascii="Times New Roman" w:hAnsi="Times New Roman" w:cs="Times New Roman"/>
+          <w:color w:val="FF0000"/>
+          <w:sz w:val="28"/>
+          <w:szCs w:val="28"/>
+          <w:lang w:eastAsia="uk-UA"/>
+        </w:rPr>
+        <w:t xml:space="preserve">Рисунок </w:t>
+      </w:r>
+      <w:r>
+        <w:rPr>
+          <w:rFonts w:ascii="Times New Roman" w:hAnsi="Times New Roman" w:cs="Times New Roman"/>
+          <w:color w:val="FF0000"/>
+          <w:sz w:val="28"/>
+          <w:szCs w:val="28"/>
+          <w:lang w:eastAsia="uk-UA"/>
+        </w:rPr>
+        <w:t>2</w:t>
+      </w:r>
+      <w:r>
+        <w:rPr>
+          <w:rFonts w:ascii="Times New Roman" w:hAnsi="Times New Roman" w:cs="Times New Roman"/>
+          <w:color w:val="FF0000"/>
+          <w:sz w:val="28"/>
+          <w:szCs w:val="28"/>
+          <w:lang w:eastAsia="uk-UA"/>
+        </w:rPr>
+        <w:t xml:space="preserve">.1 – Відображення прогресу користувача у веб-застосунку </w:t>
+      </w:r>
+      <w:proofErr w:type="spellStart"/>
+      <w:r>
+        <w:rPr>
+          <w:rFonts w:ascii="Times New Roman" w:hAnsi="Times New Roman" w:cs="Times New Roman"/>
+          <w:color w:val="FF0000"/>
+          <w:sz w:val="28"/>
+          <w:szCs w:val="28"/>
+          <w:lang w:eastAsia="uk-UA"/>
+        </w:rPr>
+        <w:t>Codelingo</w:t>
+      </w:r>
+      <w:proofErr w:type="spellEnd"/>
+    </w:p>
+    <w:p>
+      <w:pPr>
+        <w:spacing w:after="0" w:line="360" w:lineRule="auto"/>
+        <w:ind w:firstLine="851"/>
+        <w:jc w:val="both"/>
+        <w:rPr>
+          <w:rFonts w:ascii="Times New Roman" w:hAnsi="Times New Roman" w:cs="Times New Roman"/>
+          <w:sz w:val="28"/>
+          <w:szCs w:val="28"/>
+          <w:lang w:eastAsia="uk-UA"/>
+        </w:rPr>
+      </w:pPr>
+      <w:r>
+        <w:rPr>
+          <w:rFonts w:ascii="Times New Roman" w:hAnsi="Times New Roman" w:cs="Times New Roman"/>
+          <w:sz w:val="28"/>
+          <w:szCs w:val="28"/>
+          <w:lang w:eastAsia="uk-UA"/>
+        </w:rPr>
+        <w:t>Для роботи з даними використовується серверне зберігання, що дозволяє забезпечити доступ до інформації з різних пристроїв та гарантує надійність збереження даних.</w:t>
+      </w:r>
+    </w:p>
+    <w:p>
+      <w:pPr>
+        <w:spacing w:after="0" w:line="360" w:lineRule="auto"/>
+        <w:ind w:firstLine="851"/>
+        <w:jc w:val="both"/>
+        <w:rPr>
+          <w:rFonts w:ascii="Times New Roman" w:hAnsi="Times New Roman" w:cs="Times New Roman"/>
+          <w:sz w:val="28"/>
+          <w:szCs w:val="28"/>
+          <w:lang w:eastAsia="uk-UA"/>
+        </w:rPr>
+      </w:pPr>
+      <w:r>
+        <w:rPr>
+          <w:rFonts w:ascii="Times New Roman" w:hAnsi="Times New Roman" w:cs="Times New Roman"/>
+          <w:sz w:val="28"/>
+          <w:szCs w:val="28"/>
+          <w:lang w:eastAsia="uk-UA"/>
+        </w:rPr>
+        <w:t>Основні структури даних для організації входу та виходу:</w:t>
+      </w:r>
+    </w:p>
+    <w:p>
+      <w:pPr>
+        <w:spacing w:after="0" w:line="360" w:lineRule="auto"/>
+        <w:ind w:firstLine="851"/>
+        <w:jc w:val="both"/>
+        <w:rPr>
+          <w:rFonts w:ascii="Times New Roman" w:hAnsi="Times New Roman" w:cs="Times New Roman"/>
+          <w:sz w:val="28"/>
+          <w:szCs w:val="28"/>
+          <w:lang w:eastAsia="uk-UA"/>
+        </w:rPr>
+      </w:pPr>
+      <w:r>
+        <w:rPr>
+          <w:rFonts w:ascii="Times New Roman" w:hAnsi="Times New Roman" w:cs="Times New Roman"/>
+          <w:sz w:val="28"/>
+          <w:szCs w:val="28"/>
+          <w:lang w:eastAsia="uk-UA"/>
+        </w:rPr>
+        <w:t xml:space="preserve">– модель користувача (User): зберігає основну інформацію про користувача (ім’я, електронна пошта, пароль), а також його прогрес, рівень, кількість </w:t>
+      </w:r>
+      <w:proofErr w:type="spellStart"/>
+      <w:r>
+        <w:rPr>
+          <w:rFonts w:ascii="Times New Roman" w:hAnsi="Times New Roman" w:cs="Times New Roman"/>
+          <w:sz w:val="28"/>
+          <w:szCs w:val="28"/>
+          <w:lang w:eastAsia="uk-UA"/>
+        </w:rPr>
+        <w:t>внутрішньоігрової</w:t>
+      </w:r>
+      <w:proofErr w:type="spellEnd"/>
+      <w:r>
+        <w:rPr>
+          <w:rFonts w:ascii="Times New Roman" w:hAnsi="Times New Roman" w:cs="Times New Roman"/>
+          <w:sz w:val="28"/>
+          <w:szCs w:val="28"/>
+          <w:lang w:eastAsia="uk-UA"/>
+        </w:rPr>
+        <w:t xml:space="preserve"> валюти та значення «вогника»;</w:t>
+      </w:r>
+    </w:p>
+    <w:p>
+      <w:pPr>
+        <w:spacing w:after="0" w:line="360" w:lineRule="auto"/>
+        <w:ind w:firstLine="851"/>
+        <w:jc w:val="both"/>
+        <w:rPr>
+          <w:rFonts w:ascii="Times New Roman" w:hAnsi="Times New Roman" w:cs="Times New Roman"/>
+          <w:sz w:val="28"/>
+          <w:szCs w:val="28"/>
+          <w:lang w:eastAsia="uk-UA"/>
+        </w:rPr>
+      </w:pPr>
+      <w:r>
+        <w:rPr>
+          <w:rFonts w:ascii="Times New Roman" w:hAnsi="Times New Roman" w:cs="Times New Roman"/>
+          <w:sz w:val="28"/>
+          <w:szCs w:val="28"/>
+          <w:lang w:eastAsia="uk-UA"/>
+        </w:rPr>
+        <w:t>– модель курсу (</w:t>
+      </w:r>
+      <w:proofErr w:type="spellStart"/>
+      <w:r>
+        <w:rPr>
+          <w:rFonts w:ascii="Times New Roman" w:hAnsi="Times New Roman" w:cs="Times New Roman"/>
+          <w:sz w:val="28"/>
+          <w:szCs w:val="28"/>
+          <w:lang w:eastAsia="uk-UA"/>
+        </w:rPr>
+        <w:t>Course</w:t>
+      </w:r>
+      <w:proofErr w:type="spellEnd"/>
+      <w:r>
+        <w:rPr>
+          <w:rFonts w:ascii="Times New Roman" w:hAnsi="Times New Roman" w:cs="Times New Roman"/>
+          <w:sz w:val="28"/>
+          <w:szCs w:val="28"/>
+          <w:lang w:eastAsia="uk-UA"/>
+        </w:rPr>
+        <w:t>): містить інформацію про мову програмування, структуру курсу, список уроків і навчальних матеріалів;</w:t>
+      </w:r>
+    </w:p>
+    <w:p>
+      <w:pPr>
+        <w:spacing w:after="0" w:line="360" w:lineRule="auto"/>
+        <w:ind w:firstLine="851"/>
+        <w:jc w:val="both"/>
+        <w:rPr>
+          <w:rFonts w:ascii="Times New Roman" w:hAnsi="Times New Roman" w:cs="Times New Roman"/>
+          <w:sz w:val="28"/>
+          <w:szCs w:val="28"/>
+          <w:lang w:eastAsia="uk-UA"/>
+        </w:rPr>
+      </w:pPr>
+      <w:r>
+        <w:rPr>
+          <w:rFonts w:ascii="Times New Roman" w:hAnsi="Times New Roman" w:cs="Times New Roman"/>
+          <w:sz w:val="28"/>
+          <w:szCs w:val="28"/>
+          <w:lang w:eastAsia="uk-UA"/>
+        </w:rPr>
+        <w:t>– модель уроку (</w:t>
+      </w:r>
+      <w:proofErr w:type="spellStart"/>
+      <w:r>
+        <w:rPr>
+          <w:rFonts w:ascii="Times New Roman" w:hAnsi="Times New Roman" w:cs="Times New Roman"/>
+          <w:sz w:val="28"/>
+          <w:szCs w:val="28"/>
+          <w:lang w:eastAsia="uk-UA"/>
+        </w:rPr>
+        <w:t>Lesson</w:t>
+      </w:r>
+      <w:proofErr w:type="spellEnd"/>
+      <w:r>
+        <w:rPr>
+          <w:rFonts w:ascii="Times New Roman" w:hAnsi="Times New Roman" w:cs="Times New Roman"/>
+          <w:sz w:val="28"/>
+          <w:szCs w:val="28"/>
+          <w:lang w:eastAsia="uk-UA"/>
+        </w:rPr>
+        <w:t>): включає теоретичний матеріал, приклади коду та перелік завдань для виконання;</w:t>
+      </w:r>
+    </w:p>
+    <w:p>
+      <w:pPr>
+        <w:spacing w:after="0" w:line="360" w:lineRule="auto"/>
+        <w:ind w:firstLine="851"/>
+        <w:jc w:val="both"/>
+        <w:rPr>
+          <w:rFonts w:ascii="Times New Roman" w:hAnsi="Times New Roman" w:cs="Times New Roman"/>
+          <w:sz w:val="28"/>
+          <w:szCs w:val="28"/>
+          <w:lang w:eastAsia="uk-UA"/>
+        </w:rPr>
+      </w:pPr>
+      <w:r>
+        <w:rPr>
+          <w:rFonts w:ascii="Times New Roman" w:hAnsi="Times New Roman" w:cs="Times New Roman"/>
+          <w:sz w:val="28"/>
+          <w:szCs w:val="28"/>
+          <w:lang w:eastAsia="uk-UA"/>
+        </w:rPr>
+        <w:lastRenderedPageBreak/>
+        <w:t>– модель завдання (</w:t>
+      </w:r>
+      <w:proofErr w:type="spellStart"/>
+      <w:r>
+        <w:rPr>
+          <w:rFonts w:ascii="Times New Roman" w:hAnsi="Times New Roman" w:cs="Times New Roman"/>
+          <w:sz w:val="28"/>
+          <w:szCs w:val="28"/>
+          <w:lang w:eastAsia="uk-UA"/>
+        </w:rPr>
+        <w:t>Task</w:t>
+      </w:r>
+      <w:proofErr w:type="spellEnd"/>
+      <w:r>
+        <w:rPr>
+          <w:rFonts w:ascii="Times New Roman" w:hAnsi="Times New Roman" w:cs="Times New Roman"/>
+          <w:sz w:val="28"/>
+          <w:szCs w:val="28"/>
+          <w:lang w:eastAsia="uk-UA"/>
+        </w:rPr>
+        <w:t>): описує інтерактивні вправи або тестові питання, містить правильні відповіді та правила перевірки;</w:t>
+      </w:r>
+    </w:p>
+    <w:p>
+      <w:pPr>
+        <w:spacing w:after="0" w:line="360" w:lineRule="auto"/>
+        <w:ind w:firstLine="851"/>
+        <w:jc w:val="both"/>
+        <w:rPr>
+          <w:rFonts w:ascii="Times New Roman" w:hAnsi="Times New Roman" w:cs="Times New Roman"/>
+          <w:sz w:val="28"/>
+          <w:szCs w:val="28"/>
+          <w:lang w:eastAsia="uk-UA"/>
+        </w:rPr>
+      </w:pPr>
+      <w:r>
+        <w:rPr>
+          <w:rFonts w:ascii="Times New Roman" w:hAnsi="Times New Roman" w:cs="Times New Roman"/>
+          <w:sz w:val="28"/>
+          <w:szCs w:val="28"/>
+          <w:lang w:eastAsia="uk-UA"/>
+        </w:rPr>
+        <w:t>– модель результатів (</w:t>
+      </w:r>
+      <w:proofErr w:type="spellStart"/>
+      <w:r>
+        <w:rPr>
+          <w:rFonts w:ascii="Times New Roman" w:hAnsi="Times New Roman" w:cs="Times New Roman"/>
+          <w:sz w:val="28"/>
+          <w:szCs w:val="28"/>
+          <w:lang w:eastAsia="uk-UA"/>
+        </w:rPr>
+        <w:t>Result</w:t>
+      </w:r>
+      <w:proofErr w:type="spellEnd"/>
+      <w:r>
+        <w:rPr>
+          <w:rFonts w:ascii="Times New Roman" w:hAnsi="Times New Roman" w:cs="Times New Roman"/>
+          <w:sz w:val="28"/>
+          <w:szCs w:val="28"/>
+          <w:lang w:eastAsia="uk-UA"/>
+        </w:rPr>
+        <w:t>):зберігає інформацію про виконання завдань користувачем, кількість правильних відповідей, набрані бали та статистику.</w:t>
+      </w:r>
+    </w:p>
+    <w:p>
+      <w:pPr>
+        <w:spacing w:after="0" w:line="360" w:lineRule="auto"/>
+        <w:ind w:firstLine="851"/>
+        <w:jc w:val="both"/>
+        <w:rPr>
+          <w:rFonts w:ascii="Times New Roman" w:hAnsi="Times New Roman" w:cs="Times New Roman"/>
+          <w:sz w:val="28"/>
+          <w:szCs w:val="28"/>
+          <w:lang w:eastAsia="uk-UA"/>
+        </w:rPr>
+      </w:pPr>
+      <w:r>
+        <w:rPr>
+          <w:rFonts w:ascii="Times New Roman" w:hAnsi="Times New Roman" w:cs="Times New Roman"/>
+          <w:sz w:val="28"/>
+          <w:szCs w:val="28"/>
+          <w:lang w:eastAsia="uk-UA"/>
+        </w:rPr>
+        <w:t xml:space="preserve">Схема бази даних включає кілька основних сутностей, таких як </w:t>
+      </w:r>
+      <w:proofErr w:type="spellStart"/>
+      <w:r>
+        <w:rPr>
+          <w:rFonts w:ascii="Times New Roman" w:hAnsi="Times New Roman" w:cs="Times New Roman"/>
+          <w:sz w:val="28"/>
+          <w:szCs w:val="28"/>
+          <w:lang w:eastAsia="uk-UA"/>
+        </w:rPr>
+        <w:t>Users</w:t>
+      </w:r>
+      <w:proofErr w:type="spellEnd"/>
+      <w:r>
+        <w:rPr>
+          <w:rFonts w:ascii="Times New Roman" w:hAnsi="Times New Roman" w:cs="Times New Roman"/>
+          <w:sz w:val="28"/>
+          <w:szCs w:val="28"/>
+          <w:lang w:eastAsia="uk-UA"/>
+        </w:rPr>
+        <w:t xml:space="preserve">, </w:t>
+      </w:r>
+      <w:proofErr w:type="spellStart"/>
+      <w:r>
+        <w:rPr>
+          <w:rFonts w:ascii="Times New Roman" w:hAnsi="Times New Roman" w:cs="Times New Roman"/>
+          <w:sz w:val="28"/>
+          <w:szCs w:val="28"/>
+          <w:lang w:eastAsia="uk-UA"/>
+        </w:rPr>
+        <w:t>Courses</w:t>
+      </w:r>
+      <w:proofErr w:type="spellEnd"/>
+      <w:r>
+        <w:rPr>
+          <w:rFonts w:ascii="Times New Roman" w:hAnsi="Times New Roman" w:cs="Times New Roman"/>
+          <w:sz w:val="28"/>
+          <w:szCs w:val="28"/>
+          <w:lang w:eastAsia="uk-UA"/>
+        </w:rPr>
+        <w:t xml:space="preserve">, </w:t>
+      </w:r>
+      <w:proofErr w:type="spellStart"/>
+      <w:r>
+        <w:rPr>
+          <w:rFonts w:ascii="Times New Roman" w:hAnsi="Times New Roman" w:cs="Times New Roman"/>
+          <w:sz w:val="28"/>
+          <w:szCs w:val="28"/>
+          <w:lang w:eastAsia="uk-UA"/>
+        </w:rPr>
+        <w:t>Lessons</w:t>
+      </w:r>
+      <w:proofErr w:type="spellEnd"/>
+      <w:r>
+        <w:rPr>
+          <w:rFonts w:ascii="Times New Roman" w:hAnsi="Times New Roman" w:cs="Times New Roman"/>
+          <w:sz w:val="28"/>
+          <w:szCs w:val="28"/>
+          <w:lang w:eastAsia="uk-UA"/>
+        </w:rPr>
+        <w:t xml:space="preserve">, </w:t>
+      </w:r>
+      <w:proofErr w:type="spellStart"/>
+      <w:r>
+        <w:rPr>
+          <w:rFonts w:ascii="Times New Roman" w:hAnsi="Times New Roman" w:cs="Times New Roman"/>
+          <w:sz w:val="28"/>
+          <w:szCs w:val="28"/>
+          <w:lang w:eastAsia="uk-UA"/>
+        </w:rPr>
+        <w:t>Tasks</w:t>
+      </w:r>
+      <w:proofErr w:type="spellEnd"/>
+      <w:r>
+        <w:rPr>
+          <w:rFonts w:ascii="Times New Roman" w:hAnsi="Times New Roman" w:cs="Times New Roman"/>
+          <w:sz w:val="28"/>
+          <w:szCs w:val="28"/>
+          <w:lang w:eastAsia="uk-UA"/>
+        </w:rPr>
+        <w:t xml:space="preserve">, </w:t>
+      </w:r>
+      <w:proofErr w:type="spellStart"/>
+      <w:r>
+        <w:rPr>
+          <w:rFonts w:ascii="Times New Roman" w:hAnsi="Times New Roman" w:cs="Times New Roman"/>
+          <w:sz w:val="28"/>
+          <w:szCs w:val="28"/>
+          <w:lang w:eastAsia="uk-UA"/>
+        </w:rPr>
+        <w:t>Results</w:t>
+      </w:r>
+      <w:proofErr w:type="spellEnd"/>
+      <w:r>
+        <w:rPr>
+          <w:rFonts w:ascii="Times New Roman" w:hAnsi="Times New Roman" w:cs="Times New Roman"/>
+          <w:sz w:val="28"/>
+          <w:szCs w:val="28"/>
+          <w:lang w:eastAsia="uk-UA"/>
+        </w:rPr>
+        <w:t>, де кожна сутність відповідає окремому типу даних.</w:t>
+      </w:r>
+    </w:p>
+    <w:p>
+      <w:pPr>
+        <w:spacing w:after="0" w:line="360" w:lineRule="auto"/>
+        <w:ind w:firstLine="851"/>
+        <w:jc w:val="both"/>
+        <w:rPr>
+          <w:rFonts w:ascii="Times New Roman" w:hAnsi="Times New Roman" w:cs="Times New Roman"/>
+          <w:sz w:val="28"/>
+          <w:szCs w:val="28"/>
+          <w:lang w:eastAsia="uk-UA"/>
+        </w:rPr>
+      </w:pPr>
+      <w:r>
+        <w:rPr>
+          <w:rFonts w:ascii="Times New Roman" w:hAnsi="Times New Roman" w:cs="Times New Roman"/>
+          <w:sz w:val="28"/>
+          <w:szCs w:val="28"/>
+          <w:lang w:eastAsia="uk-UA"/>
+        </w:rPr>
+        <w:t xml:space="preserve">Приклад структури бази даних наведено на рисунку </w:t>
+      </w:r>
+      <w:r>
+        <w:rPr>
+          <w:rFonts w:ascii="Times New Roman" w:hAnsi="Times New Roman" w:cs="Times New Roman"/>
+          <w:sz w:val="28"/>
+          <w:szCs w:val="28"/>
+          <w:lang w:eastAsia="uk-UA"/>
+        </w:rPr>
+        <w:t>2</w:t>
+      </w:r>
+      <w:r>
+        <w:rPr>
+          <w:rFonts w:ascii="Times New Roman" w:hAnsi="Times New Roman" w:cs="Times New Roman"/>
+          <w:sz w:val="28"/>
+          <w:szCs w:val="28"/>
+          <w:lang w:eastAsia="uk-UA"/>
+        </w:rPr>
+        <w:t>.2.</w:t>
+      </w:r>
+    </w:p>
+    <w:p>
+      <w:pPr>
+        <w:spacing w:after="0" w:line="360" w:lineRule="auto"/>
+        <w:ind w:firstLine="851"/>
+        <w:jc w:val="both"/>
+        <w:rPr>
+          <w:rFonts w:ascii="Times New Roman" w:hAnsi="Times New Roman" w:cs="Times New Roman"/>
+          <w:sz w:val="28"/>
+          <w:szCs w:val="28"/>
+          <w:lang w:eastAsia="uk-UA"/>
+        </w:rPr>
+      </w:pPr>
+    </w:p>
+    <w:p>
+      <w:pPr>
+        <w:spacing w:after="0" w:line="360" w:lineRule="auto"/>
+        <w:ind w:firstLine="851"/>
+        <w:jc w:val="center"/>
+        <w:rPr>
+          <w:rFonts w:ascii="Times New Roman" w:hAnsi="Times New Roman" w:cs="Times New Roman"/>
+          <w:color w:val="FF0000"/>
+          <w:sz w:val="28"/>
+          <w:szCs w:val="28"/>
+          <w:lang w:eastAsia="uk-UA"/>
+        </w:rPr>
+      </w:pPr>
+      <w:r>
+        <w:rPr>
+          <w:rFonts w:ascii="Times New Roman" w:hAnsi="Times New Roman" w:cs="Times New Roman"/>
+          <w:color w:val="FF0000"/>
+          <w:sz w:val="28"/>
+          <w:szCs w:val="28"/>
+          <w:lang w:eastAsia="uk-UA"/>
+        </w:rPr>
+        <w:t xml:space="preserve">Рисунок </w:t>
+      </w:r>
+      <w:r>
+        <w:rPr>
+          <w:rFonts w:ascii="Times New Roman" w:hAnsi="Times New Roman" w:cs="Times New Roman"/>
+          <w:color w:val="FF0000"/>
+          <w:sz w:val="28"/>
+          <w:szCs w:val="28"/>
+          <w:lang w:eastAsia="uk-UA"/>
+        </w:rPr>
+        <w:t>2</w:t>
+      </w:r>
+      <w:r>
+        <w:rPr>
+          <w:rFonts w:ascii="Times New Roman" w:hAnsi="Times New Roman" w:cs="Times New Roman"/>
+          <w:color w:val="FF0000"/>
+          <w:sz w:val="28"/>
+          <w:szCs w:val="28"/>
+          <w:lang w:eastAsia="uk-UA"/>
+        </w:rPr>
+        <w:t xml:space="preserve">.2 – Структура бази даних веб-застосунку </w:t>
+      </w:r>
+      <w:proofErr w:type="spellStart"/>
+      <w:r>
+        <w:rPr>
+          <w:rFonts w:ascii="Times New Roman" w:hAnsi="Times New Roman" w:cs="Times New Roman"/>
+          <w:color w:val="FF0000"/>
+          <w:sz w:val="28"/>
+          <w:szCs w:val="28"/>
+          <w:lang w:eastAsia="uk-UA"/>
+        </w:rPr>
+        <w:t>Codelingo</w:t>
+      </w:r>
+      <w:proofErr w:type="spellEnd"/>
+    </w:p>
+    <w:p>
+      <w:pPr>
+        <w:spacing w:after="0" w:line="360" w:lineRule="auto"/>
+        <w:ind w:firstLine="851"/>
+        <w:jc w:val="both"/>
+        <w:rPr>
+          <w:rFonts w:ascii="Times New Roman" w:hAnsi="Times New Roman" w:cs="Times New Roman"/>
+          <w:sz w:val="28"/>
+          <w:szCs w:val="28"/>
+          <w:lang w:eastAsia="uk-UA"/>
+        </w:rPr>
+      </w:pPr>
+      <w:r>
+        <w:rPr>
+          <w:rFonts w:ascii="Times New Roman" w:hAnsi="Times New Roman" w:cs="Times New Roman"/>
+          <w:sz w:val="28"/>
+          <w:szCs w:val="28"/>
+          <w:lang w:eastAsia="uk-UA"/>
+        </w:rPr>
+        <w:t>Така структура дозволяє ефективно організувати зберігання інформації та забезпечує швидкий доступ до необхідних даних.</w:t>
+      </w:r>
+    </w:p>
+    <w:p>
+      <w:pPr>
+        <w:spacing w:after="0" w:line="360" w:lineRule="auto"/>
+        <w:ind w:firstLine="851"/>
+        <w:jc w:val="both"/>
+        <w:rPr>
+          <w:rFonts w:ascii="Times New Roman" w:hAnsi="Times New Roman" w:cs="Times New Roman"/>
+          <w:sz w:val="28"/>
+          <w:szCs w:val="28"/>
+          <w:lang w:eastAsia="uk-UA"/>
+        </w:rPr>
+      </w:pPr>
+      <w:r>
+        <w:rPr>
+          <w:rFonts w:ascii="Times New Roman" w:hAnsi="Times New Roman" w:cs="Times New Roman"/>
+          <w:sz w:val="28"/>
+          <w:szCs w:val="28"/>
+          <w:lang w:eastAsia="uk-UA"/>
+        </w:rPr>
+        <w:t xml:space="preserve">Завдяки продуманій організації структури даних веб-застосунок </w:t>
+      </w:r>
+      <w:proofErr w:type="spellStart"/>
+      <w:r>
+        <w:rPr>
+          <w:rFonts w:ascii="Times New Roman" w:hAnsi="Times New Roman" w:cs="Times New Roman"/>
+          <w:sz w:val="28"/>
+          <w:szCs w:val="28"/>
+          <w:lang w:eastAsia="uk-UA"/>
+        </w:rPr>
+        <w:t>Codelingo</w:t>
+      </w:r>
+      <w:proofErr w:type="spellEnd"/>
+      <w:r>
+        <w:rPr>
+          <w:rFonts w:ascii="Times New Roman" w:hAnsi="Times New Roman" w:cs="Times New Roman"/>
+          <w:sz w:val="28"/>
+          <w:szCs w:val="28"/>
+          <w:lang w:eastAsia="uk-UA"/>
+        </w:rPr>
+        <w:t xml:space="preserve"> забезпечує ефективну роботу з великими обсягами інформації, підтримує можливість масштабування та спрощує додавання нового функціоналу в майбутньому.</w:t>
+      </w:r>
+    </w:p>
+    <w:p>
+      <w:pPr>
+        <w:pStyle w:val="2"/>
+        <w:tabs>
+          <w:tab w:val="clear" w:pos="1104"/>
+          <w:tab w:val="left" w:pos="1170"/>
+        </w:tabs>
+        <w:spacing w:before="240" w:after="0" w:line="360" w:lineRule="auto"/>
+        <w:ind w:left="0" w:firstLine="720"/>
+        <w:rPr>
+          <w:color w:val="000000" w:themeColor="text1"/>
+        </w:rPr>
+      </w:pPr>
+      <w:bookmarkStart w:id="11" w:name="_Toc226413567"/>
+      <w:r>
+        <w:rPr>
+          <w:color w:val="000000" w:themeColor="text1"/>
+        </w:rPr>
+        <w:t xml:space="preserve">Розробка структурної схеми </w:t>
+      </w:r>
+      <w:proofErr w:type="spellStart"/>
+      <w:r>
+        <w:rPr>
+          <w:color w:val="000000" w:themeColor="text1"/>
+        </w:rPr>
+        <w:t>проєкту</w:t>
+      </w:r>
+      <w:proofErr w:type="spellEnd"/>
+      <w:r>
+        <w:rPr>
+          <w:color w:val="000000" w:themeColor="text1"/>
+        </w:rPr>
+        <w:t xml:space="preserve"> та об’єктної моделі задачі на основі UML діаграми</w:t>
       </w:r>
       <w:bookmarkEnd w:id="11"/>
     </w:p>
@@ -24691,7 +25448,7 @@
           <w:szCs w:val="28"/>
           <w:lang w:eastAsia="uk-UA"/>
         </w:rPr>
-        <w:t xml:space="preserve">У розробці веб-застосунку </w:t>
+        <w:t xml:space="preserve">Наступний етап розробки включає створення UML-діаграм, які є важливими для візуалізації структури та поведінки системи. Вони допомагають чітко визначити архітектуру </w:t>
       </w:r>
       <w:proofErr w:type="spellStart"/>
       <w:r>
@@ -24701,7 +25458,7 @@
           <w:szCs w:val="28"/>
           <w:lang w:eastAsia="uk-UA"/>
         </w:rPr>
-        <w:t>Codelingo</w:t>
+        <w:t>проєкту</w:t>
       </w:r>
       <w:proofErr w:type="spellEnd"/>
       <w:r>
@@ -24711,7 +25468,7 @@
           <w:szCs w:val="28"/>
           <w:lang w:eastAsia="uk-UA"/>
         </w:rPr>
-        <w:t xml:space="preserve"> важливо правильно організувати структуру даних, що забезпечує ефективне збереження та обробку як вхідної, так і вихідної інформації. Дані користувачів, навчальні матеріали, результати тестування та прогрес навчання повинні бути чітко структурованими для забезпечення швидкого доступу, аналізу та масштабованості системи.</w:t>
+        <w:t>, а також зв’язки між різними його компонентами.</w:t>
       </w:r>
     </w:p>
     <w:p>
@@ -24733,8 +25490,44 @@
           <w:szCs w:val="28"/>
           <w:lang w:eastAsia="uk-UA"/>
         </w:rPr>
-        <w:t>Вхідні дані включають інформацію, яку вводить користувач, зокрема реєстраційні дані (ім’я, електронна пошта, пароль), відповіді на тестові завдання, а також вибір курсів і взаємодію з навчальним контентом. Вихідні дані — це результати роботи системи, такі як оцінка відповідей, статистика навчання, рівень користувача, отримані нагороди та відображення прогресу.</w:t>
-      </w:r>
+        <w:t>Приклад діаграми варіантів використання наведено на рисунку 2.1.</w:t>
+      </w:r>
+    </w:p>
+    <w:p>
+      <w:pPr>
+        <w:spacing w:after="0" w:line="360" w:lineRule="auto"/>
+        <w:ind w:firstLine="851"/>
+        <w:jc w:val="center"/>
+        <w:rPr>
+          <w:rFonts w:ascii="Times New Roman" w:hAnsi="Times New Roman" w:cs="Times New Roman"/>
+          <w:color w:val="FF0000"/>
+          <w:sz w:val="28"/>
+          <w:szCs w:val="28"/>
+          <w:lang w:eastAsia="uk-UA"/>
+        </w:rPr>
+      </w:pPr>
+      <w:r>
+        <w:rPr>
+          <w:rFonts w:ascii="Times New Roman" w:hAnsi="Times New Roman" w:cs="Times New Roman"/>
+          <w:color w:val="FF0000"/>
+          <w:sz w:val="28"/>
+          <w:szCs w:val="28"/>
+          <w:lang w:eastAsia="uk-UA"/>
+        </w:rPr>
+        <w:t xml:space="preserve">Рисунок 2.1 – Діаграма варіантів використання веб-застосунку </w:t>
+      </w:r>
+      <w:proofErr w:type="spellStart"/>
+      <w:r>
+        <w:rPr>
+          <w:rFonts w:ascii="Times New Roman" w:hAnsi="Times New Roman" w:cs="Times New Roman"/>
+          <w:color w:val="FF0000"/>
+          <w:sz w:val="28"/>
+          <w:szCs w:val="28"/>
+          <w:lang w:eastAsia="uk-UA"/>
+        </w:rPr>
+        <w:t>Codelingo</w:t>
+      </w:r>
+      <w:proofErr w:type="spellEnd"/>
     </w:p>
     <w:p>
       <w:pPr>
@@ -24755,25 +25548,7 @@
           <w:szCs w:val="28"/>
           <w:lang w:eastAsia="uk-UA"/>
         </w:rPr>
-        <w:t xml:space="preserve">Приклад відображення результатів навчання користувача наведено на рисунку </w:t>
-      </w:r>
-      <w:r>
-        <w:rPr>
-          <w:rFonts w:ascii="Times New Roman" w:hAnsi="Times New Roman" w:cs="Times New Roman"/>
-          <w:sz w:val="28"/>
-          <w:szCs w:val="28"/>
-          <w:lang w:eastAsia="uk-UA"/>
-        </w:rPr>
-        <w:t>2</w:t>
-      </w:r>
-      <w:r>
-        <w:rPr>
-          <w:rFonts w:ascii="Times New Roman" w:hAnsi="Times New Roman" w:cs="Times New Roman"/>
-          <w:sz w:val="28"/>
-          <w:szCs w:val="28"/>
-          <w:lang w:eastAsia="uk-UA"/>
-        </w:rPr>
-        <w:t>.1.</w:t>
+        <w:t>На цьому рисунку представлена діаграма варіантів використання, яка відображає основні функціональні можливості системи з точки зору користувача. Центральним актором є «Користувач», який взаємодіє з платформою. Основні сценарії включають реєстрацію, вибір курсу, проходження уроків, виконання завдань, перегляд результатів та отримання нагород.</w:t>
       </w:r>
     </w:p>
     <w:p>
@@ -24788,6 +25563,107 @@
           <w:lang w:eastAsia="uk-UA"/>
         </w:rPr>
       </w:pPr>
+      <w:r>
+        <w:rPr>
+          <w:rFonts w:ascii="Times New Roman" w:hAnsi="Times New Roman" w:cs="Times New Roman"/>
+          <w:sz w:val="28"/>
+          <w:szCs w:val="28"/>
+          <w:lang w:eastAsia="uk-UA"/>
+        </w:rPr>
+        <w:t xml:space="preserve">Також враховано роль адміністратора, який має можливість керувати навчальним контентом: додавати нові курси, редагувати матеріали та створювати </w:t>
+      </w:r>
+      <w:r>
+        <w:rPr>
+          <w:rFonts w:ascii="Times New Roman" w:hAnsi="Times New Roman" w:cs="Times New Roman"/>
+          <w:sz w:val="28"/>
+          <w:szCs w:val="28"/>
+          <w:lang w:eastAsia="uk-UA"/>
+        </w:rPr>
+        <w:lastRenderedPageBreak/>
+        <w:t xml:space="preserve">тести. Використання </w:t>
+      </w:r>
+      <w:proofErr w:type="spellStart"/>
+      <w:r>
+        <w:rPr>
+          <w:rFonts w:ascii="Times New Roman" w:hAnsi="Times New Roman" w:cs="Times New Roman"/>
+          <w:sz w:val="28"/>
+          <w:szCs w:val="28"/>
+          <w:lang w:eastAsia="uk-UA"/>
+        </w:rPr>
+        <w:t>зв’язків</w:t>
+      </w:r>
+      <w:proofErr w:type="spellEnd"/>
+      <w:r>
+        <w:rPr>
+          <w:rFonts w:ascii="Times New Roman" w:hAnsi="Times New Roman" w:cs="Times New Roman"/>
+          <w:sz w:val="28"/>
+          <w:szCs w:val="28"/>
+          <w:lang w:eastAsia="uk-UA"/>
+        </w:rPr>
+        <w:t xml:space="preserve"> типу «</w:t>
+      </w:r>
+      <w:proofErr w:type="spellStart"/>
+      <w:r>
+        <w:rPr>
+          <w:rFonts w:ascii="Times New Roman" w:hAnsi="Times New Roman" w:cs="Times New Roman"/>
+          <w:sz w:val="28"/>
+          <w:szCs w:val="28"/>
+          <w:lang w:eastAsia="uk-UA"/>
+        </w:rPr>
+        <w:t>include</w:t>
+      </w:r>
+      <w:proofErr w:type="spellEnd"/>
+      <w:r>
+        <w:rPr>
+          <w:rFonts w:ascii="Times New Roman" w:hAnsi="Times New Roman" w:cs="Times New Roman"/>
+          <w:sz w:val="28"/>
+          <w:szCs w:val="28"/>
+          <w:lang w:eastAsia="uk-UA"/>
+        </w:rPr>
+        <w:t>» та «</w:t>
+      </w:r>
+      <w:proofErr w:type="spellStart"/>
+      <w:r>
+        <w:rPr>
+          <w:rFonts w:ascii="Times New Roman" w:hAnsi="Times New Roman" w:cs="Times New Roman"/>
+          <w:sz w:val="28"/>
+          <w:szCs w:val="28"/>
+          <w:lang w:eastAsia="uk-UA"/>
+        </w:rPr>
+        <w:t>extend</w:t>
+      </w:r>
+      <w:proofErr w:type="spellEnd"/>
+      <w:r>
+        <w:rPr>
+          <w:rFonts w:ascii="Times New Roman" w:hAnsi="Times New Roman" w:cs="Times New Roman"/>
+          <w:sz w:val="28"/>
+          <w:szCs w:val="28"/>
+          <w:lang w:eastAsia="uk-UA"/>
+        </w:rPr>
+        <w:t>» дозволяє відобразити залежності між функціями системи.</w:t>
+      </w:r>
+    </w:p>
+    <w:p>
+      <w:pPr>
+        <w:spacing w:after="0" w:line="360" w:lineRule="auto"/>
+        <w:ind w:firstLine="851"/>
+        <w:jc w:val="both"/>
+        <w:rPr>
+          <w:rFonts w:ascii="Times New Roman" w:hAnsi="Times New Roman" w:cs="Times New Roman"/>
+          <w:sz w:val="28"/>
+          <w:szCs w:val="28"/>
+          <w:lang w:eastAsia="uk-UA"/>
+        </w:rPr>
+      </w:pPr>
+      <w:r>
+        <w:rPr>
+          <w:rFonts w:ascii="Times New Roman" w:hAnsi="Times New Roman" w:cs="Times New Roman"/>
+          <w:sz w:val="28"/>
+          <w:szCs w:val="28"/>
+          <w:lang w:eastAsia="uk-UA"/>
+        </w:rPr>
+        <w:t>Приклад діаграми розгортання наведено на рисунку 2.2.</w:t>
+      </w:r>
     </w:p>
     <w:p>
       <w:pPr>
@@ -24810,27 +25686,7 @@
           <w:szCs w:val="28"/>
           <w:lang w:eastAsia="uk-UA"/>
         </w:rPr>
-        <w:t xml:space="preserve">Рисунок </w:t>
-      </w:r>
-      <w:r>
-        <w:rPr>
-          <w:rFonts w:ascii="Times New Roman" w:hAnsi="Times New Roman" w:cs="Times New Roman"/>
-          <w:color w:val="FF0000"/>
-          <w:sz w:val="28"/>
-          <w:szCs w:val="28"/>
-          <w:lang w:eastAsia="uk-UA"/>
-        </w:rPr>
-        <w:t>2</w:t>
-      </w:r>
-      <w:r>
-        <w:rPr>
-          <w:rFonts w:ascii="Times New Roman" w:hAnsi="Times New Roman" w:cs="Times New Roman"/>
-          <w:color w:val="FF0000"/>
-          <w:sz w:val="28"/>
-          <w:szCs w:val="28"/>
-          <w:lang w:eastAsia="uk-UA"/>
-        </w:rPr>
-        <w:t xml:space="preserve">.1 – Відображення прогресу користувача у веб-застосунку </w:t>
+        <w:t xml:space="preserve">Рисунок 2.2 – Діаграма розгортання веб-застосунку </w:t>
       </w:r>
       <w:proofErr w:type="spellStart"/>
       <w:r>
@@ -24864,7 +25720,7 @@
           <w:szCs w:val="28"/>
           <w:lang w:eastAsia="uk-UA"/>
         </w:rPr>
-        <w:t>Для роботи з даними використовується серверне зберігання, що дозволяє забезпечити доступ до інформації з різних пристроїв та гарантує надійність збереження даних.</w:t>
+        <w:t>На рисунку представлено фізичну архітектуру системи. Основними компонентами є клієнт (браузер користувача) та сервер, на якому розміщено веб-застосунок.</w:t>
       </w:r>
     </w:p>
     <w:p>
@@ -24886,7 +25742,27 @@
           <w:szCs w:val="28"/>
           <w:lang w:eastAsia="uk-UA"/>
         </w:rPr>
-        <w:t>Основні структури даних для організації входу та виходу:</w:t>
+        <w:t xml:space="preserve">Користувач взаємодіє із системою через браузер, використовуючи інтерфейс, створений за допомогою HTML, CSS та </w:t>
+      </w:r>
+      <w:proofErr w:type="spellStart"/>
+      <w:r>
+        <w:rPr>
+          <w:rFonts w:ascii="Times New Roman" w:hAnsi="Times New Roman" w:cs="Times New Roman"/>
+          <w:sz w:val="28"/>
+          <w:szCs w:val="28"/>
+          <w:lang w:eastAsia="uk-UA"/>
+        </w:rPr>
+        <w:t>JavaScript</w:t>
+      </w:r>
+      <w:proofErr w:type="spellEnd"/>
+      <w:r>
+        <w:rPr>
+          <w:rFonts w:ascii="Times New Roman" w:hAnsi="Times New Roman" w:cs="Times New Roman"/>
+          <w:sz w:val="28"/>
+          <w:szCs w:val="28"/>
+          <w:lang w:eastAsia="uk-UA"/>
+        </w:rPr>
+        <w:t>. Серверна частина, реалізована на C#, відповідає за обробку запитів, логіку роботи та взаємодію з базою даних.</w:t>
       </w:r>
     </w:p>
     <w:p>
@@ -24908,27 +25784,7 @@
           <w:szCs w:val="28"/>
           <w:lang w:eastAsia="uk-UA"/>
         </w:rPr>
-        <w:t xml:space="preserve">– модель користувача (User): зберігає основну інформацію про користувача (ім’я, електронна пошта, пароль), а також його прогрес, рівень, кількість </w:t>
-      </w:r>
-      <w:proofErr w:type="spellStart"/>
-      <w:r>
-        <w:rPr>
-          <w:rFonts w:ascii="Times New Roman" w:hAnsi="Times New Roman" w:cs="Times New Roman"/>
-          <w:sz w:val="28"/>
-          <w:szCs w:val="28"/>
-          <w:lang w:eastAsia="uk-UA"/>
-        </w:rPr>
-        <w:t>внутрішньоігрової</w:t>
-      </w:r>
-      <w:proofErr w:type="spellEnd"/>
-      <w:r>
-        <w:rPr>
-          <w:rFonts w:ascii="Times New Roman" w:hAnsi="Times New Roman" w:cs="Times New Roman"/>
-          <w:sz w:val="28"/>
-          <w:szCs w:val="28"/>
-          <w:lang w:eastAsia="uk-UA"/>
-        </w:rPr>
-        <w:t xml:space="preserve"> валюти та значення «вогника»;</w:t>
+        <w:t>Між клієнтом і сервером існує мережеве з’єднання, через яке передаються дані. Така архітектура забезпечує масштабованість і доступність системи.</w:t>
       </w:r>
     </w:p>
     <w:p>
@@ -24950,27 +25806,31 @@
           <w:szCs w:val="28"/>
           <w:lang w:eastAsia="uk-UA"/>
         </w:rPr>
-        <w:t>– модель курсу (</w:t>
-      </w:r>
-      <w:proofErr w:type="spellStart"/>
-      <w:r>
-        <w:rPr>
-          <w:rFonts w:ascii="Times New Roman" w:hAnsi="Times New Roman" w:cs="Times New Roman"/>
-          <w:sz w:val="28"/>
-          <w:szCs w:val="28"/>
-          <w:lang w:eastAsia="uk-UA"/>
-        </w:rPr>
-        <w:t>Course</w:t>
-      </w:r>
-      <w:proofErr w:type="spellEnd"/>
-      <w:r>
-        <w:rPr>
-          <w:rFonts w:ascii="Times New Roman" w:hAnsi="Times New Roman" w:cs="Times New Roman"/>
-          <w:sz w:val="28"/>
-          <w:szCs w:val="28"/>
-          <w:lang w:eastAsia="uk-UA"/>
-        </w:rPr>
-        <w:t>): містить інформацію про мову програмування, структуру курсу, список уроків і навчальних матеріалів;</w:t>
+        <w:t>Приклад діаграми активності наведено на рисунку 2.3.</w:t>
+      </w:r>
+    </w:p>
+    <w:p>
+      <w:pPr>
+        <w:spacing w:after="0" w:line="360" w:lineRule="auto"/>
+        <w:ind w:firstLine="851"/>
+        <w:jc w:val="center"/>
+        <w:rPr>
+          <w:rFonts w:ascii="Times New Roman" w:hAnsi="Times New Roman" w:cs="Times New Roman"/>
+          <w:color w:val="FF0000"/>
+          <w:sz w:val="28"/>
+          <w:szCs w:val="28"/>
+          <w:lang w:eastAsia="uk-UA"/>
+        </w:rPr>
+      </w:pPr>
+      <w:r>
+        <w:rPr>
+          <w:rFonts w:ascii="Times New Roman" w:hAnsi="Times New Roman" w:cs="Times New Roman"/>
+          <w:color w:val="FF0000"/>
+          <w:sz w:val="28"/>
+          <w:szCs w:val="28"/>
+          <w:lang w:eastAsia="uk-UA"/>
+        </w:rPr>
+        <w:t>Рисунок 2.3 – Діаграма активності процесу проходження навчання</w:t>
       </w:r>
     </w:p>
     <w:p>
@@ -24992,27 +25852,7 @@
           <w:szCs w:val="28"/>
           <w:lang w:eastAsia="uk-UA"/>
         </w:rPr>
-        <w:t>– модель уроку (</w:t>
-      </w:r>
-      <w:proofErr w:type="spellStart"/>
-      <w:r>
-        <w:rPr>
-          <w:rFonts w:ascii="Times New Roman" w:hAnsi="Times New Roman" w:cs="Times New Roman"/>
-          <w:sz w:val="28"/>
-          <w:szCs w:val="28"/>
-          <w:lang w:eastAsia="uk-UA"/>
-        </w:rPr>
-        <w:t>Lesson</w:t>
-      </w:r>
-      <w:proofErr w:type="spellEnd"/>
-      <w:r>
-        <w:rPr>
-          <w:rFonts w:ascii="Times New Roman" w:hAnsi="Times New Roman" w:cs="Times New Roman"/>
-          <w:sz w:val="28"/>
-          <w:szCs w:val="28"/>
-          <w:lang w:eastAsia="uk-UA"/>
-        </w:rPr>
-        <w:t>): включає теоретичний матеріал, приклади коду та перелік завдань для виконання;</w:t>
+        <w:t>Діаграма активності демонструє процес взаємодії користувача із системою під час проходження навчального модуля. Спочатку користувач входить у систему, обирає курс і переходить до уроку.</w:t>
       </w:r>
     </w:p>
     <w:p>
@@ -25034,28 +25874,7 @@
           <w:szCs w:val="28"/>
           <w:lang w:eastAsia="uk-UA"/>
         </w:rPr>
-        <w:lastRenderedPageBreak/>
-        <w:t>– модель завдання (</w:t>
-      </w:r>
-      <w:proofErr w:type="spellStart"/>
-      <w:r>
-        <w:rPr>
-          <w:rFonts w:ascii="Times New Roman" w:hAnsi="Times New Roman" w:cs="Times New Roman"/>
-          <w:sz w:val="28"/>
-          <w:szCs w:val="28"/>
-          <w:lang w:eastAsia="uk-UA"/>
-        </w:rPr>
-        <w:t>Task</w:t>
-      </w:r>
-      <w:proofErr w:type="spellEnd"/>
-      <w:r>
-        <w:rPr>
-          <w:rFonts w:ascii="Times New Roman" w:hAnsi="Times New Roman" w:cs="Times New Roman"/>
-          <w:sz w:val="28"/>
-          <w:szCs w:val="28"/>
-          <w:lang w:eastAsia="uk-UA"/>
-        </w:rPr>
-        <w:t>): описує інтерактивні вправи або тестові питання, містить правильні відповіді та правила перевірки;</w:t>
+        <w:t>Далі він виконує завдання або проходить тест. Система перевіряє відповідь і, залежно від результату, або нараховує бали та нагороди, або пропонує повторити завдання з поясненням помилок.</w:t>
       </w:r>
     </w:p>
     <w:p>
@@ -25077,27 +25896,7 @@
           <w:szCs w:val="28"/>
           <w:lang w:eastAsia="uk-UA"/>
         </w:rPr>
-        <w:t>– модель результатів (</w:t>
-      </w:r>
-      <w:proofErr w:type="spellStart"/>
-      <w:r>
-        <w:rPr>
-          <w:rFonts w:ascii="Times New Roman" w:hAnsi="Times New Roman" w:cs="Times New Roman"/>
-          <w:sz w:val="28"/>
-          <w:szCs w:val="28"/>
-          <w:lang w:eastAsia="uk-UA"/>
-        </w:rPr>
-        <w:t>Result</w:t>
-      </w:r>
-      <w:proofErr w:type="spellEnd"/>
-      <w:r>
-        <w:rPr>
-          <w:rFonts w:ascii="Times New Roman" w:hAnsi="Times New Roman" w:cs="Times New Roman"/>
-          <w:sz w:val="28"/>
-          <w:szCs w:val="28"/>
-          <w:lang w:eastAsia="uk-UA"/>
-        </w:rPr>
-        <w:t>):зберігає інформацію про виконання завдань користувачем, кількість правильних відповідей, набрані бали та статистику.</w:t>
+        <w:t>Діаграма чітко розділяє дії користувача та системи, що дозволяє зрозуміти логіку роботи застосунку.</w:t>
       </w:r>
     </w:p>
     <w:p>
@@ -25119,107 +25918,31 @@
           <w:szCs w:val="28"/>
           <w:lang w:eastAsia="uk-UA"/>
         </w:rPr>
-        <w:t xml:space="preserve">Схема бази даних включає кілька основних сутностей, таких як </w:t>
-      </w:r>
-      <w:proofErr w:type="spellStart"/>
-      <w:r>
-        <w:rPr>
-          <w:rFonts w:ascii="Times New Roman" w:hAnsi="Times New Roman" w:cs="Times New Roman"/>
-          <w:sz w:val="28"/>
-          <w:szCs w:val="28"/>
-          <w:lang w:eastAsia="uk-UA"/>
-        </w:rPr>
-        <w:t>Users</w:t>
-      </w:r>
-      <w:proofErr w:type="spellEnd"/>
-      <w:r>
-        <w:rPr>
-          <w:rFonts w:ascii="Times New Roman" w:hAnsi="Times New Roman" w:cs="Times New Roman"/>
-          <w:sz w:val="28"/>
-          <w:szCs w:val="28"/>
-          <w:lang w:eastAsia="uk-UA"/>
-        </w:rPr>
-        <w:t xml:space="preserve">, </w:t>
-      </w:r>
-      <w:proofErr w:type="spellStart"/>
-      <w:r>
-        <w:rPr>
-          <w:rFonts w:ascii="Times New Roman" w:hAnsi="Times New Roman" w:cs="Times New Roman"/>
-          <w:sz w:val="28"/>
-          <w:szCs w:val="28"/>
-          <w:lang w:eastAsia="uk-UA"/>
-        </w:rPr>
-        <w:t>Courses</w:t>
-      </w:r>
-      <w:proofErr w:type="spellEnd"/>
-      <w:r>
-        <w:rPr>
-          <w:rFonts w:ascii="Times New Roman" w:hAnsi="Times New Roman" w:cs="Times New Roman"/>
-          <w:sz w:val="28"/>
-          <w:szCs w:val="28"/>
-          <w:lang w:eastAsia="uk-UA"/>
-        </w:rPr>
-        <w:t xml:space="preserve">, </w:t>
-      </w:r>
-      <w:proofErr w:type="spellStart"/>
-      <w:r>
-        <w:rPr>
-          <w:rFonts w:ascii="Times New Roman" w:hAnsi="Times New Roman" w:cs="Times New Roman"/>
-          <w:sz w:val="28"/>
-          <w:szCs w:val="28"/>
-          <w:lang w:eastAsia="uk-UA"/>
-        </w:rPr>
-        <w:t>Lessons</w:t>
-      </w:r>
-      <w:proofErr w:type="spellEnd"/>
-      <w:r>
-        <w:rPr>
-          <w:rFonts w:ascii="Times New Roman" w:hAnsi="Times New Roman" w:cs="Times New Roman"/>
-          <w:sz w:val="28"/>
-          <w:szCs w:val="28"/>
-          <w:lang w:eastAsia="uk-UA"/>
-        </w:rPr>
-        <w:t xml:space="preserve">, </w:t>
-      </w:r>
-      <w:proofErr w:type="spellStart"/>
-      <w:r>
-        <w:rPr>
-          <w:rFonts w:ascii="Times New Roman" w:hAnsi="Times New Roman" w:cs="Times New Roman"/>
-          <w:sz w:val="28"/>
-          <w:szCs w:val="28"/>
-          <w:lang w:eastAsia="uk-UA"/>
-        </w:rPr>
-        <w:t>Tasks</w:t>
-      </w:r>
-      <w:proofErr w:type="spellEnd"/>
-      <w:r>
-        <w:rPr>
-          <w:rFonts w:ascii="Times New Roman" w:hAnsi="Times New Roman" w:cs="Times New Roman"/>
-          <w:sz w:val="28"/>
-          <w:szCs w:val="28"/>
-          <w:lang w:eastAsia="uk-UA"/>
-        </w:rPr>
-        <w:t xml:space="preserve">, </w:t>
-      </w:r>
-      <w:proofErr w:type="spellStart"/>
-      <w:r>
-        <w:rPr>
-          <w:rFonts w:ascii="Times New Roman" w:hAnsi="Times New Roman" w:cs="Times New Roman"/>
-          <w:sz w:val="28"/>
-          <w:szCs w:val="28"/>
-          <w:lang w:eastAsia="uk-UA"/>
-        </w:rPr>
-        <w:t>Results</w:t>
-      </w:r>
-      <w:proofErr w:type="spellEnd"/>
-      <w:r>
-        <w:rPr>
-          <w:rFonts w:ascii="Times New Roman" w:hAnsi="Times New Roman" w:cs="Times New Roman"/>
-          <w:sz w:val="28"/>
-          <w:szCs w:val="28"/>
-          <w:lang w:eastAsia="uk-UA"/>
-        </w:rPr>
-        <w:t>, де кожна сутність відповідає окремому типу даних.</w:t>
+        <w:t>Приклад діаграми послідовності наведено на рисунку 2.4.</w:t>
+      </w:r>
+    </w:p>
+    <w:p>
+      <w:pPr>
+        <w:spacing w:after="0" w:line="360" w:lineRule="auto"/>
+        <w:ind w:firstLine="851"/>
+        <w:jc w:val="center"/>
+        <w:rPr>
+          <w:rFonts w:ascii="Times New Roman" w:hAnsi="Times New Roman" w:cs="Times New Roman"/>
+          <w:color w:val="FF0000"/>
+          <w:sz w:val="28"/>
+          <w:szCs w:val="28"/>
+          <w:lang w:eastAsia="uk-UA"/>
+        </w:rPr>
+      </w:pPr>
+      <w:r>
+        <w:rPr>
+          <w:rFonts w:ascii="Times New Roman" w:hAnsi="Times New Roman" w:cs="Times New Roman"/>
+          <w:color w:val="FF0000"/>
+          <w:sz w:val="28"/>
+          <w:szCs w:val="28"/>
+          <w:lang w:eastAsia="uk-UA"/>
+        </w:rPr>
+        <w:t>Рисунок 2.4 – Діаграма послідовності взаємодії користувача із системою</w:t>
       </w:r>
     </w:p>
     <w:p>
@@ -25241,25 +25964,7 @@
           <w:szCs w:val="28"/>
           <w:lang w:eastAsia="uk-UA"/>
         </w:rPr>
-        <w:t xml:space="preserve">Приклад структури бази даних наведено на рисунку </w:t>
-      </w:r>
-      <w:r>
-        <w:rPr>
-          <w:rFonts w:ascii="Times New Roman" w:hAnsi="Times New Roman" w:cs="Times New Roman"/>
-          <w:sz w:val="28"/>
-          <w:szCs w:val="28"/>
-          <w:lang w:eastAsia="uk-UA"/>
-        </w:rPr>
-        <w:t>2</w:t>
-      </w:r>
-      <w:r>
-        <w:rPr>
-          <w:rFonts w:ascii="Times New Roman" w:hAnsi="Times New Roman" w:cs="Times New Roman"/>
-          <w:sz w:val="28"/>
-          <w:szCs w:val="28"/>
-          <w:lang w:eastAsia="uk-UA"/>
-        </w:rPr>
-        <w:t>.2.</w:t>
+        <w:t>Діаграма послідовності відображає порядок взаємодії між користувачем, клієнтською частиною та сервером.</w:t>
       </w:r>
     </w:p>
     <w:p>
@@ -25274,6 +25979,73 @@
           <w:lang w:eastAsia="uk-UA"/>
         </w:rPr>
       </w:pPr>
+      <w:r>
+        <w:rPr>
+          <w:rFonts w:ascii="Times New Roman" w:hAnsi="Times New Roman" w:cs="Times New Roman"/>
+          <w:sz w:val="28"/>
+          <w:szCs w:val="28"/>
+          <w:lang w:eastAsia="uk-UA"/>
+        </w:rPr>
+        <w:t>Користувач надсилає запит (наприклад, відповідь на завдання), клієнт передає його на сервер, де відбувається перевірка. Після цього сервер повертає результат, який відображається користувачу.</w:t>
+      </w:r>
+    </w:p>
+    <w:p>
+      <w:pPr>
+        <w:spacing w:after="0" w:line="360" w:lineRule="auto"/>
+        <w:ind w:firstLine="851"/>
+        <w:jc w:val="both"/>
+        <w:rPr>
+          <w:rFonts w:ascii="Times New Roman" w:hAnsi="Times New Roman" w:cs="Times New Roman"/>
+          <w:sz w:val="28"/>
+          <w:szCs w:val="28"/>
+          <w:lang w:eastAsia="uk-UA"/>
+        </w:rPr>
+      </w:pPr>
+      <w:r>
+        <w:rPr>
+          <w:rFonts w:ascii="Times New Roman" w:hAnsi="Times New Roman" w:cs="Times New Roman"/>
+          <w:sz w:val="28"/>
+          <w:szCs w:val="28"/>
+          <w:lang w:eastAsia="uk-UA"/>
+        </w:rPr>
+        <w:lastRenderedPageBreak/>
+        <w:t>Ця діаграма дозволяє простежити повний цикл обробки запиту.</w:t>
+      </w:r>
+    </w:p>
+    <w:p>
+      <w:pPr>
+        <w:spacing w:after="0" w:line="360" w:lineRule="auto"/>
+        <w:ind w:firstLine="851"/>
+        <w:jc w:val="both"/>
+        <w:rPr>
+          <w:rFonts w:ascii="Times New Roman" w:hAnsi="Times New Roman" w:cs="Times New Roman"/>
+          <w:sz w:val="28"/>
+          <w:szCs w:val="28"/>
+          <w:lang w:eastAsia="uk-UA"/>
+        </w:rPr>
+      </w:pPr>
+      <w:r>
+        <w:rPr>
+          <w:rFonts w:ascii="Times New Roman" w:hAnsi="Times New Roman" w:cs="Times New Roman"/>
+          <w:sz w:val="28"/>
+          <w:szCs w:val="28"/>
+          <w:lang w:eastAsia="uk-UA"/>
+        </w:rPr>
+        <w:t>Приклад діаграми станів наведено на рисунку 2.5.</w:t>
+      </w:r>
+    </w:p>
+    <w:p>
+      <w:pPr>
+        <w:spacing w:after="0" w:line="360" w:lineRule="auto"/>
+        <w:ind w:firstLine="851"/>
+        <w:jc w:val="both"/>
+        <w:rPr>
+          <w:rFonts w:ascii="Times New Roman" w:hAnsi="Times New Roman" w:cs="Times New Roman"/>
+          <w:sz w:val="28"/>
+          <w:szCs w:val="28"/>
+          <w:lang w:eastAsia="uk-UA"/>
+        </w:rPr>
+      </w:pPr>
     </w:p>
     <w:p>
       <w:pPr>
@@ -25296,9 +26068,80 @@
           <w:szCs w:val="28"/>
           <w:lang w:eastAsia="uk-UA"/>
         </w:rPr>
-        <w:t xml:space="preserve">Рисунок </w:t>
-      </w:r>
-      <w:r>
+        <w:t>Рисунок 2.5 – Діаграма станів користувача у процесі навчання</w:t>
+      </w:r>
+    </w:p>
+    <w:p>
+      <w:pPr>
+        <w:spacing w:after="0" w:line="360" w:lineRule="auto"/>
+        <w:ind w:firstLine="851"/>
+        <w:jc w:val="both"/>
+        <w:rPr>
+          <w:rFonts w:ascii="Times New Roman" w:hAnsi="Times New Roman" w:cs="Times New Roman"/>
+          <w:sz w:val="28"/>
+          <w:szCs w:val="28"/>
+          <w:lang w:eastAsia="uk-UA"/>
+        </w:rPr>
+      </w:pPr>
+      <w:r>
+        <w:rPr>
+          <w:rFonts w:ascii="Times New Roman" w:hAnsi="Times New Roman" w:cs="Times New Roman"/>
+          <w:sz w:val="28"/>
+          <w:szCs w:val="28"/>
+          <w:lang w:eastAsia="uk-UA"/>
+        </w:rPr>
+        <w:t>Діаграма станів описує зміну станів користувача під час роботи із системою: реєстрація, авторизація, проходження курсу, виконання завдань, отримання результатів.</w:t>
+      </w:r>
+    </w:p>
+    <w:p>
+      <w:pPr>
+        <w:spacing w:after="0" w:line="360" w:lineRule="auto"/>
+        <w:ind w:firstLine="851"/>
+        <w:jc w:val="both"/>
+        <w:rPr>
+          <w:rFonts w:ascii="Times New Roman" w:hAnsi="Times New Roman" w:cs="Times New Roman"/>
+          <w:sz w:val="28"/>
+          <w:szCs w:val="28"/>
+          <w:lang w:eastAsia="uk-UA"/>
+        </w:rPr>
+      </w:pPr>
+      <w:r>
+        <w:rPr>
+          <w:rFonts w:ascii="Times New Roman" w:hAnsi="Times New Roman" w:cs="Times New Roman"/>
+          <w:sz w:val="28"/>
+          <w:szCs w:val="28"/>
+          <w:lang w:eastAsia="uk-UA"/>
+        </w:rPr>
+        <w:t>Залежно від дій користувача система переходить між різними станами, що дозволяє моделювати логіку роботи застосунку.</w:t>
+      </w:r>
+    </w:p>
+    <w:p>
+      <w:pPr>
+        <w:spacing w:after="0" w:line="360" w:lineRule="auto"/>
+        <w:ind w:firstLine="851"/>
+        <w:jc w:val="both"/>
+        <w:rPr>
+          <w:rFonts w:ascii="Times New Roman" w:hAnsi="Times New Roman" w:cs="Times New Roman"/>
+          <w:sz w:val="28"/>
+          <w:szCs w:val="28"/>
+          <w:lang w:eastAsia="uk-UA"/>
+        </w:rPr>
+      </w:pPr>
+      <w:r>
+        <w:rPr>
+          <w:rFonts w:ascii="Times New Roman" w:hAnsi="Times New Roman" w:cs="Times New Roman"/>
+          <w:sz w:val="28"/>
+          <w:szCs w:val="28"/>
+          <w:lang w:eastAsia="uk-UA"/>
+        </w:rPr>
+        <w:t>Приклад компонентної діаграми наведено на рисунку 2.6.</w:t>
+      </w:r>
+    </w:p>
+    <w:p>
+      <w:pPr>
+        <w:spacing w:after="0" w:line="360" w:lineRule="auto"/>
+        <w:ind w:firstLine="851"/>
+        <w:jc w:val="center"/>
         <w:rPr>
           <w:rFonts w:ascii="Times New Roman" w:hAnsi="Times New Roman" w:cs="Times New Roman"/>
           <w:color w:val="FF0000"/>
@@ -25306,8 +26149,7 @@
           <w:szCs w:val="28"/>
           <w:lang w:eastAsia="uk-UA"/>
         </w:rPr>
-        <w:t>2</w:t>
-      </w:r>
+      </w:pPr>
       <w:r>
         <w:rPr>
           <w:rFonts w:ascii="Times New Roman" w:hAnsi="Times New Roman" w:cs="Times New Roman"/>
@@ -25316,7 +26158,7 @@
           <w:szCs w:val="28"/>
           <w:lang w:eastAsia="uk-UA"/>
         </w:rPr>
-        <w:t xml:space="preserve">.2 – Структура бази даних веб-застосунку </w:t>
+        <w:t xml:space="preserve">Рисунок 2.6 – Компонентна діаграма веб-застосунку </w:t>
       </w:r>
       <w:proofErr w:type="spellStart"/>
       <w:r>
@@ -25350,7 +26192,7 @@
           <w:szCs w:val="28"/>
           <w:lang w:eastAsia="uk-UA"/>
         </w:rPr>
-        <w:t>Така структура дозволяє ефективно організувати зберігання інформації та забезпечує швидкий доступ до необхідних даних.</w:t>
+        <w:t>Компонентна діаграма відображає структуру системи та взаємодію її основних частин: клієнтського інтерфейсу, серверної логіки та бази даних.</w:t>
       </w:r>
     </w:p>
     <w:p>
@@ -25372,12 +26214,149 @@
           <w:szCs w:val="28"/>
           <w:lang w:eastAsia="uk-UA"/>
         </w:rPr>
-        <w:t xml:space="preserve">Завдяки продуманій організації структури даних веб-застосунок </w:t>
+        <w:t>Клієнт взаємодіє із сервером через API. Сервер обробляє запити, використовуючи контролери та бізнес-логіку, і звертається до бази даних для збереження та отримання інформації.</w:t>
+      </w:r>
+    </w:p>
+    <w:p>
+      <w:pPr>
+        <w:spacing w:after="0" w:line="360" w:lineRule="auto"/>
+        <w:ind w:firstLine="851"/>
+        <w:jc w:val="both"/>
+        <w:rPr>
+          <w:rFonts w:ascii="Times New Roman" w:hAnsi="Times New Roman" w:cs="Times New Roman"/>
+          <w:sz w:val="28"/>
+          <w:szCs w:val="28"/>
+          <w:lang w:eastAsia="uk-UA"/>
+        </w:rPr>
+      </w:pPr>
+      <w:r>
+        <w:rPr>
+          <w:rFonts w:ascii="Times New Roman" w:hAnsi="Times New Roman" w:cs="Times New Roman"/>
+          <w:sz w:val="28"/>
+          <w:szCs w:val="28"/>
+          <w:lang w:eastAsia="uk-UA"/>
+        </w:rPr>
+        <w:t>Приклад діаграми взаємодії наведено на рисунку 2.7.</w:t>
+      </w:r>
+    </w:p>
+    <w:p>
+      <w:pPr>
+        <w:spacing w:after="0" w:line="360" w:lineRule="auto"/>
+        <w:ind w:firstLine="851"/>
+        <w:jc w:val="center"/>
+        <w:rPr>
+          <w:rFonts w:ascii="Times New Roman" w:hAnsi="Times New Roman" w:cs="Times New Roman"/>
+          <w:color w:val="FF0000"/>
+          <w:sz w:val="28"/>
+          <w:szCs w:val="28"/>
+          <w:lang w:eastAsia="uk-UA"/>
+        </w:rPr>
+      </w:pPr>
+      <w:r>
+        <w:rPr>
+          <w:rFonts w:ascii="Times New Roman" w:hAnsi="Times New Roman" w:cs="Times New Roman"/>
+          <w:color w:val="FF0000"/>
+          <w:sz w:val="28"/>
+          <w:szCs w:val="28"/>
+          <w:lang w:eastAsia="uk-UA"/>
+        </w:rPr>
+        <w:t>Рисунок 2.7 – Діаграма взаємодії компонентів системи</w:t>
+      </w:r>
+    </w:p>
+    <w:p>
+      <w:pPr>
+        <w:spacing w:after="0" w:line="360" w:lineRule="auto"/>
+        <w:ind w:firstLine="851"/>
+        <w:jc w:val="both"/>
+        <w:rPr>
+          <w:rFonts w:ascii="Times New Roman" w:hAnsi="Times New Roman" w:cs="Times New Roman"/>
+          <w:sz w:val="28"/>
+          <w:szCs w:val="28"/>
+          <w:lang w:eastAsia="uk-UA"/>
+        </w:rPr>
+      </w:pPr>
+      <w:r>
+        <w:rPr>
+          <w:rFonts w:ascii="Times New Roman" w:hAnsi="Times New Roman" w:cs="Times New Roman"/>
+          <w:sz w:val="28"/>
+          <w:szCs w:val="28"/>
+          <w:lang w:eastAsia="uk-UA"/>
+        </w:rPr>
+        <w:t>Дана діаграма демонструє взаємодію між компонентами системи під час виконання конкретного сценарію — наприклад, проходження тесту.</w:t>
+      </w:r>
+    </w:p>
+    <w:p>
+      <w:pPr>
+        <w:spacing w:after="0" w:line="360" w:lineRule="auto"/>
+        <w:ind w:firstLine="851"/>
+        <w:jc w:val="both"/>
+        <w:rPr>
+          <w:rFonts w:ascii="Times New Roman" w:hAnsi="Times New Roman" w:cs="Times New Roman"/>
+          <w:sz w:val="28"/>
+          <w:szCs w:val="28"/>
+          <w:lang w:eastAsia="uk-UA"/>
+        </w:rPr>
+      </w:pPr>
+      <w:r>
+        <w:rPr>
+          <w:rFonts w:ascii="Times New Roman" w:hAnsi="Times New Roman" w:cs="Times New Roman"/>
+          <w:sz w:val="28"/>
+          <w:szCs w:val="28"/>
+          <w:lang w:eastAsia="uk-UA"/>
+        </w:rPr>
+        <w:t>Вона показує, які саме об’єкти беруть участь у процесі та як вони обмінюються даними.</w:t>
+      </w:r>
+    </w:p>
+    <w:p>
+      <w:pPr>
+        <w:spacing w:after="0" w:line="360" w:lineRule="auto"/>
+        <w:ind w:firstLine="851"/>
+        <w:jc w:val="both"/>
+        <w:rPr>
+          <w:rFonts w:ascii="Times New Roman" w:hAnsi="Times New Roman" w:cs="Times New Roman"/>
+          <w:sz w:val="28"/>
+          <w:szCs w:val="28"/>
+          <w:lang w:eastAsia="uk-UA"/>
+        </w:rPr>
+      </w:pPr>
+      <w:r>
+        <w:rPr>
+          <w:rFonts w:ascii="Times New Roman" w:hAnsi="Times New Roman" w:cs="Times New Roman"/>
+          <w:sz w:val="28"/>
+          <w:szCs w:val="28"/>
+          <w:lang w:eastAsia="uk-UA"/>
+        </w:rPr>
+        <w:t>Приклад діаграми класів наведено на рисунку 2.8.</w:t>
+      </w:r>
+    </w:p>
+    <w:p>
+      <w:pPr>
+        <w:spacing w:after="0" w:line="360" w:lineRule="auto"/>
+        <w:ind w:firstLine="851"/>
+        <w:jc w:val="center"/>
+        <w:rPr>
+          <w:rFonts w:ascii="Times New Roman" w:hAnsi="Times New Roman" w:cs="Times New Roman"/>
+          <w:color w:val="FF0000"/>
+          <w:sz w:val="28"/>
+          <w:szCs w:val="28"/>
+          <w:lang w:eastAsia="uk-UA"/>
+        </w:rPr>
+      </w:pPr>
+      <w:r>
+        <w:rPr>
+          <w:rFonts w:ascii="Times New Roman" w:hAnsi="Times New Roman" w:cs="Times New Roman"/>
+          <w:color w:val="FF0000"/>
+          <w:sz w:val="28"/>
+          <w:szCs w:val="28"/>
+          <w:lang w:eastAsia="uk-UA"/>
+        </w:rPr>
+        <w:t xml:space="preserve">Рисунок 2.8 – Діаграма класів веб-застосунку </w:t>
       </w:r>
       <w:proofErr w:type="spellStart"/>
       <w:r>
         <w:rPr>
           <w:rFonts w:ascii="Times New Roman" w:hAnsi="Times New Roman" w:cs="Times New Roman"/>
+          <w:color w:val="FF0000"/>
           <w:sz w:val="28"/>
           <w:szCs w:val="28"/>
           <w:lang w:eastAsia="uk-UA"/>
@@ -25385,15 +26364,271 @@
         <w:t>Codelingo</w:t>
       </w:r>
       <w:proofErr w:type="spellEnd"/>
-      <w:r>
-        <w:rPr>
-          <w:rFonts w:ascii="Times New Roman" w:hAnsi="Times New Roman" w:cs="Times New Roman"/>
-          <w:sz w:val="28"/>
-          <w:szCs w:val="28"/>
-          <w:lang w:eastAsia="uk-UA"/>
-        </w:rPr>
-        <w:t xml:space="preserve"> забезпечує ефективну роботу з великими обсягами інформації, підтримує можливість масштабування та спрощує додавання нового функціоналу в майбутньому.</w:t>
-      </w:r>
+    </w:p>
+    <w:p>
+      <w:pPr>
+        <w:spacing w:after="0" w:line="360" w:lineRule="auto"/>
+        <w:ind w:firstLine="851"/>
+        <w:jc w:val="both"/>
+        <w:rPr>
+          <w:rFonts w:ascii="Times New Roman" w:hAnsi="Times New Roman" w:cs="Times New Roman"/>
+          <w:sz w:val="28"/>
+          <w:szCs w:val="28"/>
+          <w:lang w:eastAsia="uk-UA"/>
+        </w:rPr>
+      </w:pPr>
+      <w:r>
+        <w:rPr>
+          <w:rFonts w:ascii="Times New Roman" w:hAnsi="Times New Roman" w:cs="Times New Roman"/>
+          <w:sz w:val="28"/>
+          <w:szCs w:val="28"/>
+          <w:lang w:eastAsia="uk-UA"/>
+        </w:rPr>
+        <w:t xml:space="preserve">Діаграма класів відображає основні сутності системи та їх взаємозв’язки. До них належать класи User, </w:t>
+      </w:r>
+      <w:proofErr w:type="spellStart"/>
+      <w:r>
+        <w:rPr>
+          <w:rFonts w:ascii="Times New Roman" w:hAnsi="Times New Roman" w:cs="Times New Roman"/>
+          <w:sz w:val="28"/>
+          <w:szCs w:val="28"/>
+          <w:lang w:eastAsia="uk-UA"/>
+        </w:rPr>
+        <w:t>Course</w:t>
+      </w:r>
+      <w:proofErr w:type="spellEnd"/>
+      <w:r>
+        <w:rPr>
+          <w:rFonts w:ascii="Times New Roman" w:hAnsi="Times New Roman" w:cs="Times New Roman"/>
+          <w:sz w:val="28"/>
+          <w:szCs w:val="28"/>
+          <w:lang w:eastAsia="uk-UA"/>
+        </w:rPr>
+        <w:t xml:space="preserve">, </w:t>
+      </w:r>
+      <w:proofErr w:type="spellStart"/>
+      <w:r>
+        <w:rPr>
+          <w:rFonts w:ascii="Times New Roman" w:hAnsi="Times New Roman" w:cs="Times New Roman"/>
+          <w:sz w:val="28"/>
+          <w:szCs w:val="28"/>
+          <w:lang w:eastAsia="uk-UA"/>
+        </w:rPr>
+        <w:t>Lesson</w:t>
+      </w:r>
+      <w:proofErr w:type="spellEnd"/>
+      <w:r>
+        <w:rPr>
+          <w:rFonts w:ascii="Times New Roman" w:hAnsi="Times New Roman" w:cs="Times New Roman"/>
+          <w:sz w:val="28"/>
+          <w:szCs w:val="28"/>
+          <w:lang w:eastAsia="uk-UA"/>
+        </w:rPr>
+        <w:t xml:space="preserve">, </w:t>
+      </w:r>
+      <w:proofErr w:type="spellStart"/>
+      <w:r>
+        <w:rPr>
+          <w:rFonts w:ascii="Times New Roman" w:hAnsi="Times New Roman" w:cs="Times New Roman"/>
+          <w:sz w:val="28"/>
+          <w:szCs w:val="28"/>
+          <w:lang w:eastAsia="uk-UA"/>
+        </w:rPr>
+        <w:t>Task</w:t>
+      </w:r>
+      <w:proofErr w:type="spellEnd"/>
+      <w:r>
+        <w:rPr>
+          <w:rFonts w:ascii="Times New Roman" w:hAnsi="Times New Roman" w:cs="Times New Roman"/>
+          <w:sz w:val="28"/>
+          <w:szCs w:val="28"/>
+          <w:lang w:eastAsia="uk-UA"/>
+        </w:rPr>
+        <w:t xml:space="preserve"> та </w:t>
+      </w:r>
+      <w:proofErr w:type="spellStart"/>
+      <w:r>
+        <w:rPr>
+          <w:rFonts w:ascii="Times New Roman" w:hAnsi="Times New Roman" w:cs="Times New Roman"/>
+          <w:sz w:val="28"/>
+          <w:szCs w:val="28"/>
+          <w:lang w:eastAsia="uk-UA"/>
+        </w:rPr>
+        <w:t>Result</w:t>
+      </w:r>
+      <w:proofErr w:type="spellEnd"/>
+      <w:r>
+        <w:rPr>
+          <w:rFonts w:ascii="Times New Roman" w:hAnsi="Times New Roman" w:cs="Times New Roman"/>
+          <w:sz w:val="28"/>
+          <w:szCs w:val="28"/>
+          <w:lang w:eastAsia="uk-UA"/>
+        </w:rPr>
+        <w:t>.</w:t>
+      </w:r>
+    </w:p>
+    <w:p>
+      <w:pPr>
+        <w:spacing w:after="0" w:line="360" w:lineRule="auto"/>
+        <w:ind w:firstLine="851"/>
+        <w:jc w:val="both"/>
+        <w:rPr>
+          <w:rFonts w:ascii="Times New Roman" w:hAnsi="Times New Roman" w:cs="Times New Roman"/>
+          <w:sz w:val="28"/>
+          <w:szCs w:val="28"/>
+          <w:lang w:eastAsia="uk-UA"/>
+        </w:rPr>
+      </w:pPr>
+      <w:r>
+        <w:rPr>
+          <w:rFonts w:ascii="Times New Roman" w:hAnsi="Times New Roman" w:cs="Times New Roman"/>
+          <w:sz w:val="28"/>
+          <w:szCs w:val="28"/>
+          <w:lang w:eastAsia="uk-UA"/>
+        </w:rPr>
+        <w:t xml:space="preserve">Клас User зберігає інформацію про користувача, </w:t>
+      </w:r>
+      <w:proofErr w:type="spellStart"/>
+      <w:r>
+        <w:rPr>
+          <w:rFonts w:ascii="Times New Roman" w:hAnsi="Times New Roman" w:cs="Times New Roman"/>
+          <w:sz w:val="28"/>
+          <w:szCs w:val="28"/>
+          <w:lang w:eastAsia="uk-UA"/>
+        </w:rPr>
+        <w:t>Course</w:t>
+      </w:r>
+      <w:proofErr w:type="spellEnd"/>
+      <w:r>
+        <w:rPr>
+          <w:rFonts w:ascii="Times New Roman" w:hAnsi="Times New Roman" w:cs="Times New Roman"/>
+          <w:sz w:val="28"/>
+          <w:szCs w:val="28"/>
+          <w:lang w:eastAsia="uk-UA"/>
+        </w:rPr>
+        <w:t xml:space="preserve"> — структуру курсу, </w:t>
+      </w:r>
+      <w:proofErr w:type="spellStart"/>
+      <w:r>
+        <w:rPr>
+          <w:rFonts w:ascii="Times New Roman" w:hAnsi="Times New Roman" w:cs="Times New Roman"/>
+          <w:sz w:val="28"/>
+          <w:szCs w:val="28"/>
+          <w:lang w:eastAsia="uk-UA"/>
+        </w:rPr>
+        <w:t>Lesson</w:t>
+      </w:r>
+      <w:proofErr w:type="spellEnd"/>
+      <w:r>
+        <w:rPr>
+          <w:rFonts w:ascii="Times New Roman" w:hAnsi="Times New Roman" w:cs="Times New Roman"/>
+          <w:sz w:val="28"/>
+          <w:szCs w:val="28"/>
+          <w:lang w:eastAsia="uk-UA"/>
+        </w:rPr>
+        <w:t xml:space="preserve"> — навчальні матеріали, </w:t>
+      </w:r>
+      <w:proofErr w:type="spellStart"/>
+      <w:r>
+        <w:rPr>
+          <w:rFonts w:ascii="Times New Roman" w:hAnsi="Times New Roman" w:cs="Times New Roman"/>
+          <w:sz w:val="28"/>
+          <w:szCs w:val="28"/>
+          <w:lang w:eastAsia="uk-UA"/>
+        </w:rPr>
+        <w:t>Task</w:t>
+      </w:r>
+      <w:proofErr w:type="spellEnd"/>
+      <w:r>
+        <w:rPr>
+          <w:rFonts w:ascii="Times New Roman" w:hAnsi="Times New Roman" w:cs="Times New Roman"/>
+          <w:sz w:val="28"/>
+          <w:szCs w:val="28"/>
+          <w:lang w:eastAsia="uk-UA"/>
+        </w:rPr>
+        <w:t xml:space="preserve"> — завдання, а </w:t>
+      </w:r>
+      <w:proofErr w:type="spellStart"/>
+      <w:r>
+        <w:rPr>
+          <w:rFonts w:ascii="Times New Roman" w:hAnsi="Times New Roman" w:cs="Times New Roman"/>
+          <w:sz w:val="28"/>
+          <w:szCs w:val="28"/>
+          <w:lang w:eastAsia="uk-UA"/>
+        </w:rPr>
+        <w:t>Result</w:t>
+      </w:r>
+      <w:proofErr w:type="spellEnd"/>
+      <w:r>
+        <w:rPr>
+          <w:rFonts w:ascii="Times New Roman" w:hAnsi="Times New Roman" w:cs="Times New Roman"/>
+          <w:sz w:val="28"/>
+          <w:szCs w:val="28"/>
+          <w:lang w:eastAsia="uk-UA"/>
+        </w:rPr>
+        <w:t xml:space="preserve"> — результати виконання.</w:t>
+      </w:r>
+    </w:p>
+    <w:p>
+      <w:pPr>
+        <w:spacing w:after="0" w:line="360" w:lineRule="auto"/>
+        <w:ind w:firstLine="851"/>
+        <w:jc w:val="both"/>
+        <w:rPr>
+          <w:rFonts w:ascii="Times New Roman" w:hAnsi="Times New Roman" w:cs="Times New Roman"/>
+          <w:sz w:val="28"/>
+          <w:szCs w:val="28"/>
+          <w:lang w:eastAsia="uk-UA"/>
+        </w:rPr>
+      </w:pPr>
+      <w:r>
+        <w:rPr>
+          <w:rFonts w:ascii="Times New Roman" w:hAnsi="Times New Roman" w:cs="Times New Roman"/>
+          <w:sz w:val="28"/>
+          <w:szCs w:val="28"/>
+          <w:lang w:eastAsia="uk-UA"/>
+        </w:rPr>
+        <w:t>Ця діаграма демонструє логічну структуру системи та є основою для реалізації програмного коду.</w:t>
+      </w:r>
+    </w:p>
+    <w:p>
+      <w:pPr>
+        <w:pStyle w:val="2"/>
+        <w:spacing w:line="360" w:lineRule="auto"/>
+      </w:pPr>
+      <w:bookmarkStart w:id="12" w:name="_Toc164687778"/>
+      <w:bookmarkStart w:id="13" w:name="_Toc226413568"/>
+      <w:r>
+        <w:lastRenderedPageBreak/>
+        <w:t>Розробка та опис програмної реалізації та тестування задачі</w:t>
+      </w:r>
+      <w:bookmarkEnd w:id="12"/>
+      <w:bookmarkEnd w:id="13"/>
+    </w:p>
+    <w:p>
+      <w:pPr>
+        <w:pStyle w:val="1"/>
+        <w:tabs>
+          <w:tab w:val="num" w:pos="1134"/>
+        </w:tabs>
+        <w:ind w:left="720" w:firstLine="0"/>
+        <w:rPr>
+          <w:color w:val="000000" w:themeColor="text1"/>
+        </w:rPr>
+      </w:pPr>
+      <w:bookmarkStart w:id="14" w:name="_Toc34104030"/>
+      <w:bookmarkStart w:id="15" w:name="_Toc164687779"/>
+      <w:bookmarkStart w:id="16" w:name="_Toc226413569"/>
+      <w:r>
+        <w:rPr>
+          <w:color w:val="000000" w:themeColor="text1"/>
+        </w:rPr>
+        <w:lastRenderedPageBreak/>
+        <w:t>СПЕЦІАЛЬНИЙ РОЗДІЛ</w:t>
+      </w:r>
+      <w:bookmarkEnd w:id="14"/>
+      <w:bookmarkEnd w:id="15"/>
+      <w:bookmarkEnd w:id="16"/>
     </w:p>
     <w:p>
       <w:pPr>
@@ -25408,1220 +26643,20 @@
           <w:color w:val="000000" w:themeColor="text1"/>
         </w:rPr>
       </w:pPr>
-      <w:bookmarkStart w:id="12" w:name="_Toc226413567"/>
+      <w:bookmarkStart w:id="17" w:name="_Hlk164515883"/>
+      <w:bookmarkStart w:id="18" w:name="_Toc34104031"/>
+      <w:bookmarkStart w:id="19" w:name="_Toc164687780"/>
+      <w:bookmarkStart w:id="20" w:name="_Toc226413570"/>
       <w:r>
         <w:rPr>
           <w:color w:val="000000" w:themeColor="text1"/>
         </w:rPr>
-        <w:t xml:space="preserve">Розробка структурної схеми </w:t>
-      </w:r>
-      <w:proofErr w:type="spellStart"/>
-      <w:r>
-        <w:rPr>
-          <w:color w:val="000000" w:themeColor="text1"/>
-        </w:rPr>
-        <w:t>проєкту</w:t>
-      </w:r>
-      <w:proofErr w:type="spellEnd"/>
-      <w:r>
-        <w:rPr>
-          <w:color w:val="000000" w:themeColor="text1"/>
-        </w:rPr>
-        <w:t xml:space="preserve"> та об’єктної моделі задачі на основі UML діаграми</w:t>
-      </w:r>
-      <w:bookmarkEnd w:id="12"/>
-    </w:p>
-    <w:p>
-      <w:pPr>
-        <w:spacing w:line="360" w:lineRule="auto"/>
-        <w:ind w:firstLine="851"/>
-        <w:jc w:val="both"/>
-        <w:rPr>
-          <w:rFonts w:ascii="Times New Roman" w:hAnsi="Times New Roman" w:cs="Times New Roman"/>
-          <w:sz w:val="28"/>
-          <w:szCs w:val="28"/>
-          <w:lang w:eastAsia="uk-UA"/>
-        </w:rPr>
-      </w:pPr>
-      <w:r>
-        <w:rPr>
-          <w:rFonts w:ascii="Times New Roman" w:hAnsi="Times New Roman" w:cs="Times New Roman"/>
-          <w:sz w:val="28"/>
-          <w:szCs w:val="28"/>
-          <w:lang w:eastAsia="uk-UA"/>
-        </w:rPr>
-        <w:t xml:space="preserve">Наступний етап розробки включає створення UML-діаграм, які є важливими для візуалізації структури та поведінки системи. Вони допомагають чітко визначити архітектуру </w:t>
-      </w:r>
-      <w:proofErr w:type="spellStart"/>
-      <w:r>
-        <w:rPr>
-          <w:rFonts w:ascii="Times New Roman" w:hAnsi="Times New Roman" w:cs="Times New Roman"/>
-          <w:sz w:val="28"/>
-          <w:szCs w:val="28"/>
-          <w:lang w:eastAsia="uk-UA"/>
-        </w:rPr>
-        <w:t>проєкту</w:t>
-      </w:r>
-      <w:proofErr w:type="spellEnd"/>
-      <w:r>
-        <w:rPr>
-          <w:rFonts w:ascii="Times New Roman" w:hAnsi="Times New Roman" w:cs="Times New Roman"/>
-          <w:sz w:val="28"/>
-          <w:szCs w:val="28"/>
-          <w:lang w:eastAsia="uk-UA"/>
-        </w:rPr>
-        <w:t>, а також зв’язки між різними його компонентами.</w:t>
-      </w:r>
-    </w:p>
-    <w:p>
-      <w:pPr>
-        <w:spacing w:line="360" w:lineRule="auto"/>
-        <w:ind w:firstLine="851"/>
-        <w:jc w:val="both"/>
-        <w:rPr>
-          <w:rFonts w:ascii="Times New Roman" w:hAnsi="Times New Roman" w:cs="Times New Roman"/>
-          <w:sz w:val="28"/>
-          <w:szCs w:val="28"/>
-          <w:lang w:eastAsia="uk-UA"/>
-        </w:rPr>
-      </w:pPr>
-      <w:r>
-        <w:rPr>
-          <w:rFonts w:ascii="Times New Roman" w:hAnsi="Times New Roman" w:cs="Times New Roman"/>
-          <w:sz w:val="28"/>
-          <w:szCs w:val="28"/>
-          <w:lang w:eastAsia="uk-UA"/>
-        </w:rPr>
-        <w:t>Приклад діаграми варіантів використання наведено на рисунку 2.1.</w:t>
-      </w:r>
-    </w:p>
-    <w:p>
-      <w:pPr>
-        <w:spacing w:line="360" w:lineRule="auto"/>
-        <w:ind w:firstLine="851"/>
-        <w:jc w:val="center"/>
-        <w:rPr>
-          <w:rFonts w:ascii="Times New Roman" w:hAnsi="Times New Roman" w:cs="Times New Roman"/>
-          <w:color w:val="FF0000"/>
-          <w:sz w:val="28"/>
-          <w:szCs w:val="28"/>
-          <w:lang w:eastAsia="uk-UA"/>
-        </w:rPr>
-      </w:pPr>
-      <w:r>
-        <w:rPr>
-          <w:rFonts w:ascii="Times New Roman" w:hAnsi="Times New Roman" w:cs="Times New Roman"/>
-          <w:color w:val="FF0000"/>
-          <w:sz w:val="28"/>
-          <w:szCs w:val="28"/>
-          <w:lang w:eastAsia="uk-UA"/>
-        </w:rPr>
-        <w:t xml:space="preserve">Рисунок 2.1 – Діаграма варіантів використання веб-застосунку </w:t>
-      </w:r>
-      <w:proofErr w:type="spellStart"/>
-      <w:r>
-        <w:rPr>
-          <w:rFonts w:ascii="Times New Roman" w:hAnsi="Times New Roman" w:cs="Times New Roman"/>
-          <w:color w:val="FF0000"/>
-          <w:sz w:val="28"/>
-          <w:szCs w:val="28"/>
-          <w:lang w:eastAsia="uk-UA"/>
-        </w:rPr>
-        <w:t>Codelingo</w:t>
-      </w:r>
-      <w:proofErr w:type="spellEnd"/>
-    </w:p>
-    <w:p>
-      <w:pPr>
-        <w:spacing w:line="360" w:lineRule="auto"/>
-        <w:ind w:firstLine="851"/>
-        <w:jc w:val="both"/>
-        <w:rPr>
-          <w:rFonts w:ascii="Times New Roman" w:hAnsi="Times New Roman" w:cs="Times New Roman"/>
-          <w:sz w:val="28"/>
-          <w:szCs w:val="28"/>
-          <w:lang w:eastAsia="uk-UA"/>
-        </w:rPr>
-      </w:pPr>
-      <w:r>
-        <w:rPr>
-          <w:rFonts w:ascii="Times New Roman" w:hAnsi="Times New Roman" w:cs="Times New Roman"/>
-          <w:sz w:val="28"/>
-          <w:szCs w:val="28"/>
-          <w:lang w:eastAsia="uk-UA"/>
-        </w:rPr>
-        <w:t>На цьому рисунку представлена діаграма варіантів використання, яка відображає основні функціональні можливості системи з точки зору користувача. Центральним актором є «Користувач», який взаємодіє з платформою. Основні сценарії включають реєстрацію, вибір курсу, проходження уроків, виконання завдань, перегляд результатів та отримання нагород.</w:t>
-      </w:r>
-    </w:p>
-    <w:p>
-      <w:pPr>
-        <w:spacing w:line="360" w:lineRule="auto"/>
-        <w:ind w:firstLine="851"/>
-        <w:jc w:val="both"/>
-        <w:rPr>
-          <w:rFonts w:ascii="Times New Roman" w:hAnsi="Times New Roman" w:cs="Times New Roman"/>
-          <w:sz w:val="28"/>
-          <w:szCs w:val="28"/>
-          <w:lang w:eastAsia="uk-UA"/>
-        </w:rPr>
-      </w:pPr>
-      <w:r>
-        <w:rPr>
-          <w:rFonts w:ascii="Times New Roman" w:hAnsi="Times New Roman" w:cs="Times New Roman"/>
-          <w:sz w:val="28"/>
-          <w:szCs w:val="28"/>
-          <w:lang w:eastAsia="uk-UA"/>
-        </w:rPr>
-        <w:lastRenderedPageBreak/>
-        <w:t xml:space="preserve">Також враховано роль адміністратора, який має можливість керувати навчальним контентом: додавати нові курси, редагувати матеріали та створювати тести. Використання </w:t>
-      </w:r>
-      <w:proofErr w:type="spellStart"/>
-      <w:r>
-        <w:rPr>
-          <w:rFonts w:ascii="Times New Roman" w:hAnsi="Times New Roman" w:cs="Times New Roman"/>
-          <w:sz w:val="28"/>
-          <w:szCs w:val="28"/>
-          <w:lang w:eastAsia="uk-UA"/>
-        </w:rPr>
-        <w:t>зв’язків</w:t>
-      </w:r>
-      <w:proofErr w:type="spellEnd"/>
-      <w:r>
-        <w:rPr>
-          <w:rFonts w:ascii="Times New Roman" w:hAnsi="Times New Roman" w:cs="Times New Roman"/>
-          <w:sz w:val="28"/>
-          <w:szCs w:val="28"/>
-          <w:lang w:eastAsia="uk-UA"/>
-        </w:rPr>
-        <w:t xml:space="preserve"> типу «</w:t>
-      </w:r>
-      <w:proofErr w:type="spellStart"/>
-      <w:r>
-        <w:rPr>
-          <w:rFonts w:ascii="Times New Roman" w:hAnsi="Times New Roman" w:cs="Times New Roman"/>
-          <w:sz w:val="28"/>
-          <w:szCs w:val="28"/>
-          <w:lang w:eastAsia="uk-UA"/>
-        </w:rPr>
-        <w:t>include</w:t>
-      </w:r>
-      <w:proofErr w:type="spellEnd"/>
-      <w:r>
-        <w:rPr>
-          <w:rFonts w:ascii="Times New Roman" w:hAnsi="Times New Roman" w:cs="Times New Roman"/>
-          <w:sz w:val="28"/>
-          <w:szCs w:val="28"/>
-          <w:lang w:eastAsia="uk-UA"/>
-        </w:rPr>
-        <w:t>» та «</w:t>
-      </w:r>
-      <w:proofErr w:type="spellStart"/>
-      <w:r>
-        <w:rPr>
-          <w:rFonts w:ascii="Times New Roman" w:hAnsi="Times New Roman" w:cs="Times New Roman"/>
-          <w:sz w:val="28"/>
-          <w:szCs w:val="28"/>
-          <w:lang w:eastAsia="uk-UA"/>
-        </w:rPr>
-        <w:t>extend</w:t>
-      </w:r>
-      <w:proofErr w:type="spellEnd"/>
-      <w:r>
-        <w:rPr>
-          <w:rFonts w:ascii="Times New Roman" w:hAnsi="Times New Roman" w:cs="Times New Roman"/>
-          <w:sz w:val="28"/>
-          <w:szCs w:val="28"/>
-          <w:lang w:eastAsia="uk-UA"/>
-        </w:rPr>
-        <w:t>» дозволяє відобразити залежності між функціями системи.</w:t>
-      </w:r>
-    </w:p>
-    <w:p>
-      <w:pPr>
-        <w:spacing w:line="360" w:lineRule="auto"/>
-        <w:ind w:firstLine="851"/>
-        <w:jc w:val="both"/>
-        <w:rPr>
-          <w:rFonts w:ascii="Times New Roman" w:hAnsi="Times New Roman" w:cs="Times New Roman"/>
-          <w:sz w:val="28"/>
-          <w:szCs w:val="28"/>
-          <w:lang w:eastAsia="uk-UA"/>
-        </w:rPr>
-      </w:pPr>
-      <w:r>
-        <w:rPr>
-          <w:rFonts w:ascii="Times New Roman" w:hAnsi="Times New Roman" w:cs="Times New Roman"/>
-          <w:sz w:val="28"/>
-          <w:szCs w:val="28"/>
-          <w:lang w:eastAsia="uk-UA"/>
-        </w:rPr>
-        <w:t>Приклад діаграми розгортання наведено на рисунку 2.2.</w:t>
-      </w:r>
-    </w:p>
-    <w:p>
-      <w:pPr>
-        <w:spacing w:line="360" w:lineRule="auto"/>
-        <w:ind w:firstLine="851"/>
-        <w:jc w:val="center"/>
-        <w:rPr>
-          <w:rFonts w:ascii="Times New Roman" w:hAnsi="Times New Roman" w:cs="Times New Roman"/>
-          <w:color w:val="FF0000"/>
-          <w:sz w:val="28"/>
-          <w:szCs w:val="28"/>
-          <w:lang w:eastAsia="uk-UA"/>
-        </w:rPr>
-      </w:pPr>
-      <w:r>
-        <w:rPr>
-          <w:rFonts w:ascii="Times New Roman" w:hAnsi="Times New Roman" w:cs="Times New Roman"/>
-          <w:color w:val="FF0000"/>
-          <w:sz w:val="28"/>
-          <w:szCs w:val="28"/>
-          <w:lang w:eastAsia="uk-UA"/>
-        </w:rPr>
-        <w:t xml:space="preserve">Рисунок 2.2 – Діаграма розгортання веб-застосунку </w:t>
-      </w:r>
-      <w:proofErr w:type="spellStart"/>
-      <w:r>
-        <w:rPr>
-          <w:rFonts w:ascii="Times New Roman" w:hAnsi="Times New Roman" w:cs="Times New Roman"/>
-          <w:color w:val="FF0000"/>
-          <w:sz w:val="28"/>
-          <w:szCs w:val="28"/>
-          <w:lang w:eastAsia="uk-UA"/>
-        </w:rPr>
-        <w:t>Codelingo</w:t>
-      </w:r>
-      <w:proofErr w:type="spellEnd"/>
-    </w:p>
-    <w:p>
-      <w:pPr>
-        <w:spacing w:line="360" w:lineRule="auto"/>
-        <w:ind w:firstLine="851"/>
-        <w:jc w:val="both"/>
-        <w:rPr>
-          <w:rFonts w:ascii="Times New Roman" w:hAnsi="Times New Roman" w:cs="Times New Roman"/>
-          <w:sz w:val="28"/>
-          <w:szCs w:val="28"/>
-          <w:lang w:eastAsia="uk-UA"/>
-        </w:rPr>
-      </w:pPr>
-      <w:r>
-        <w:rPr>
-          <w:rFonts w:ascii="Times New Roman" w:hAnsi="Times New Roman" w:cs="Times New Roman"/>
-          <w:sz w:val="28"/>
-          <w:szCs w:val="28"/>
-          <w:lang w:eastAsia="uk-UA"/>
-        </w:rPr>
-        <w:t>На рисунку представлено фізичну архітектуру системи. Основними компонентами є клієнт (браузер користувача) та сервер, на якому розміщено веб-застосунок.</w:t>
-      </w:r>
-    </w:p>
-    <w:p>
-      <w:pPr>
-        <w:spacing w:line="360" w:lineRule="auto"/>
-        <w:ind w:firstLine="851"/>
-        <w:jc w:val="both"/>
-        <w:rPr>
-          <w:rFonts w:ascii="Times New Roman" w:hAnsi="Times New Roman" w:cs="Times New Roman"/>
-          <w:sz w:val="28"/>
-          <w:szCs w:val="28"/>
-          <w:lang w:eastAsia="uk-UA"/>
-        </w:rPr>
-      </w:pPr>
-      <w:r>
-        <w:rPr>
-          <w:rFonts w:ascii="Times New Roman" w:hAnsi="Times New Roman" w:cs="Times New Roman"/>
-          <w:sz w:val="28"/>
-          <w:szCs w:val="28"/>
-          <w:lang w:eastAsia="uk-UA"/>
-        </w:rPr>
-        <w:t xml:space="preserve">Користувач взаємодіє із системою через браузер, використовуючи інтерфейс, створений за допомогою HTML, CSS та </w:t>
-      </w:r>
-      <w:proofErr w:type="spellStart"/>
-      <w:r>
-        <w:rPr>
-          <w:rFonts w:ascii="Times New Roman" w:hAnsi="Times New Roman" w:cs="Times New Roman"/>
-          <w:sz w:val="28"/>
-          <w:szCs w:val="28"/>
-          <w:lang w:eastAsia="uk-UA"/>
-        </w:rPr>
-        <w:t>JavaScript</w:t>
-      </w:r>
-      <w:proofErr w:type="spellEnd"/>
-      <w:r>
-        <w:rPr>
-          <w:rFonts w:ascii="Times New Roman" w:hAnsi="Times New Roman" w:cs="Times New Roman"/>
-          <w:sz w:val="28"/>
-          <w:szCs w:val="28"/>
-          <w:lang w:eastAsia="uk-UA"/>
-        </w:rPr>
-        <w:t>. Серверна частина, реалізована на C#, відповідає за обробку запитів, логіку роботи та взаємодію з базою даних.</w:t>
-      </w:r>
-    </w:p>
-    <w:p>
-      <w:pPr>
-        <w:spacing w:line="360" w:lineRule="auto"/>
-        <w:ind w:firstLine="851"/>
-        <w:jc w:val="both"/>
-        <w:rPr>
-          <w:rFonts w:ascii="Times New Roman" w:hAnsi="Times New Roman" w:cs="Times New Roman"/>
-          <w:sz w:val="28"/>
-          <w:szCs w:val="28"/>
-          <w:lang w:eastAsia="uk-UA"/>
-        </w:rPr>
-      </w:pPr>
-      <w:r>
-        <w:rPr>
-          <w:rFonts w:ascii="Times New Roman" w:hAnsi="Times New Roman" w:cs="Times New Roman"/>
-          <w:sz w:val="28"/>
-          <w:szCs w:val="28"/>
-          <w:lang w:eastAsia="uk-UA"/>
-        </w:rPr>
-        <w:t>Між клієнтом і сервером існує мережеве з’єднання, через яке передаються дані. Така архітектура забезпечує масштабованість і доступність системи.</w:t>
-      </w:r>
-    </w:p>
-    <w:p>
-      <w:pPr>
-        <w:spacing w:line="360" w:lineRule="auto"/>
-        <w:ind w:firstLine="851"/>
-        <w:jc w:val="both"/>
-        <w:rPr>
-          <w:rFonts w:ascii="Times New Roman" w:hAnsi="Times New Roman" w:cs="Times New Roman"/>
-          <w:sz w:val="28"/>
-          <w:szCs w:val="28"/>
-          <w:lang w:eastAsia="uk-UA"/>
-        </w:rPr>
-      </w:pPr>
-      <w:r>
-        <w:rPr>
-          <w:rFonts w:ascii="Times New Roman" w:hAnsi="Times New Roman" w:cs="Times New Roman"/>
-          <w:sz w:val="28"/>
-          <w:szCs w:val="28"/>
-          <w:lang w:eastAsia="uk-UA"/>
-        </w:rPr>
-        <w:t>Приклад діаграми активності наведено на рисунку 2.3.</w:t>
-      </w:r>
-    </w:p>
-    <w:p>
-      <w:pPr>
-        <w:spacing w:line="360" w:lineRule="auto"/>
-        <w:ind w:firstLine="851"/>
-        <w:jc w:val="center"/>
-        <w:rPr>
-          <w:rFonts w:ascii="Times New Roman" w:hAnsi="Times New Roman" w:cs="Times New Roman"/>
-          <w:color w:val="FF0000"/>
-          <w:sz w:val="28"/>
-          <w:szCs w:val="28"/>
-          <w:lang w:eastAsia="uk-UA"/>
-        </w:rPr>
-      </w:pPr>
-      <w:r>
-        <w:rPr>
-          <w:rFonts w:ascii="Times New Roman" w:hAnsi="Times New Roman" w:cs="Times New Roman"/>
-          <w:color w:val="FF0000"/>
-          <w:sz w:val="28"/>
-          <w:szCs w:val="28"/>
-          <w:lang w:eastAsia="uk-UA"/>
-        </w:rPr>
-        <w:t>Рисунок 2.3 – Діаграма активності процесу проходження навчання</w:t>
-      </w:r>
-    </w:p>
-    <w:p>
-      <w:pPr>
-        <w:spacing w:line="360" w:lineRule="auto"/>
-        <w:ind w:firstLine="851"/>
-        <w:jc w:val="both"/>
-        <w:rPr>
-          <w:rFonts w:ascii="Times New Roman" w:hAnsi="Times New Roman" w:cs="Times New Roman"/>
-          <w:sz w:val="28"/>
-          <w:szCs w:val="28"/>
-          <w:lang w:eastAsia="uk-UA"/>
-        </w:rPr>
-      </w:pPr>
-      <w:r>
-        <w:rPr>
-          <w:rFonts w:ascii="Times New Roman" w:hAnsi="Times New Roman" w:cs="Times New Roman"/>
-          <w:sz w:val="28"/>
-          <w:szCs w:val="28"/>
-          <w:lang w:eastAsia="uk-UA"/>
-        </w:rPr>
-        <w:t>Діаграма активності демонструє процес взаємодії користувача із системою під час проходження навчального модуля. Спочатку користувач входить у систему, обирає курс і переходить до уроку.</w:t>
-      </w:r>
-    </w:p>
-    <w:p>
-      <w:pPr>
-        <w:spacing w:line="360" w:lineRule="auto"/>
-        <w:ind w:firstLine="851"/>
-        <w:jc w:val="both"/>
-        <w:rPr>
-          <w:rFonts w:ascii="Times New Roman" w:hAnsi="Times New Roman" w:cs="Times New Roman"/>
-          <w:sz w:val="28"/>
-          <w:szCs w:val="28"/>
-          <w:lang w:eastAsia="uk-UA"/>
-        </w:rPr>
-      </w:pPr>
-      <w:r>
-        <w:rPr>
-          <w:rFonts w:ascii="Times New Roman" w:hAnsi="Times New Roman" w:cs="Times New Roman"/>
-          <w:sz w:val="28"/>
-          <w:szCs w:val="28"/>
-          <w:lang w:eastAsia="uk-UA"/>
-        </w:rPr>
-        <w:t>Далі він виконує завдання або проходить тест. Система перевіряє відповідь і, залежно від результату, або нараховує бали та нагороди, або пропонує повторити завдання з поясненням помилок.</w:t>
-      </w:r>
-    </w:p>
-    <w:p>
-      <w:pPr>
-        <w:spacing w:line="360" w:lineRule="auto"/>
-        <w:ind w:firstLine="851"/>
-        <w:jc w:val="both"/>
-        <w:rPr>
-          <w:rFonts w:ascii="Times New Roman" w:hAnsi="Times New Roman" w:cs="Times New Roman"/>
-          <w:sz w:val="28"/>
-          <w:szCs w:val="28"/>
-          <w:lang w:eastAsia="uk-UA"/>
-        </w:rPr>
-      </w:pPr>
-      <w:r>
-        <w:rPr>
-          <w:rFonts w:ascii="Times New Roman" w:hAnsi="Times New Roman" w:cs="Times New Roman"/>
-          <w:sz w:val="28"/>
-          <w:szCs w:val="28"/>
-          <w:lang w:eastAsia="uk-UA"/>
-        </w:rPr>
-        <w:t>Діаграма чітко розділяє дії користувача та системи, що дозволяє зрозуміти логіку роботи застосунку.</w:t>
-      </w:r>
-    </w:p>
-    <w:p>
-      <w:pPr>
-        <w:spacing w:line="360" w:lineRule="auto"/>
-        <w:ind w:firstLine="851"/>
-        <w:jc w:val="both"/>
-        <w:rPr>
-          <w:rFonts w:ascii="Times New Roman" w:hAnsi="Times New Roman" w:cs="Times New Roman"/>
-          <w:sz w:val="28"/>
-          <w:szCs w:val="28"/>
-          <w:lang w:eastAsia="uk-UA"/>
-        </w:rPr>
-      </w:pPr>
-      <w:r>
-        <w:rPr>
-          <w:rFonts w:ascii="Times New Roman" w:hAnsi="Times New Roman" w:cs="Times New Roman"/>
-          <w:sz w:val="28"/>
-          <w:szCs w:val="28"/>
-          <w:lang w:eastAsia="uk-UA"/>
-        </w:rPr>
-        <w:t>Приклад діаграми послідовності наведено на рисунку 2.4.</w:t>
-      </w:r>
-    </w:p>
-    <w:p>
-      <w:pPr>
-        <w:spacing w:line="360" w:lineRule="auto"/>
-        <w:ind w:firstLine="851"/>
-        <w:jc w:val="center"/>
-        <w:rPr>
-          <w:rFonts w:ascii="Times New Roman" w:hAnsi="Times New Roman" w:cs="Times New Roman"/>
-          <w:color w:val="FF0000"/>
-          <w:sz w:val="28"/>
-          <w:szCs w:val="28"/>
-          <w:lang w:eastAsia="uk-UA"/>
-        </w:rPr>
-      </w:pPr>
-      <w:r>
-        <w:rPr>
-          <w:rFonts w:ascii="Times New Roman" w:hAnsi="Times New Roman" w:cs="Times New Roman"/>
-          <w:color w:val="FF0000"/>
-          <w:sz w:val="28"/>
-          <w:szCs w:val="28"/>
-          <w:lang w:eastAsia="uk-UA"/>
-        </w:rPr>
-        <w:lastRenderedPageBreak/>
-        <w:t>Рисунок 2.4 – Діаграма послідовності взаємодії користувача із системою</w:t>
-      </w:r>
-    </w:p>
-    <w:p>
-      <w:pPr>
-        <w:spacing w:line="360" w:lineRule="auto"/>
-        <w:ind w:firstLine="851"/>
-        <w:jc w:val="both"/>
-        <w:rPr>
-          <w:rFonts w:ascii="Times New Roman" w:hAnsi="Times New Roman" w:cs="Times New Roman"/>
-          <w:sz w:val="28"/>
-          <w:szCs w:val="28"/>
-          <w:lang w:eastAsia="uk-UA"/>
-        </w:rPr>
-      </w:pPr>
-      <w:r>
-        <w:rPr>
-          <w:rFonts w:ascii="Times New Roman" w:hAnsi="Times New Roman" w:cs="Times New Roman"/>
-          <w:sz w:val="28"/>
-          <w:szCs w:val="28"/>
-          <w:lang w:eastAsia="uk-UA"/>
-        </w:rPr>
-        <w:t>Діаграма послідовності відображає порядок взаємодії між користувачем, клієнтською частиною та сервером.</w:t>
-      </w:r>
-    </w:p>
-    <w:p>
-      <w:pPr>
-        <w:spacing w:line="360" w:lineRule="auto"/>
-        <w:ind w:firstLine="851"/>
-        <w:jc w:val="both"/>
-        <w:rPr>
-          <w:rFonts w:ascii="Times New Roman" w:hAnsi="Times New Roman" w:cs="Times New Roman"/>
-          <w:sz w:val="28"/>
-          <w:szCs w:val="28"/>
-          <w:lang w:eastAsia="uk-UA"/>
-        </w:rPr>
-      </w:pPr>
-      <w:r>
-        <w:rPr>
-          <w:rFonts w:ascii="Times New Roman" w:hAnsi="Times New Roman" w:cs="Times New Roman"/>
-          <w:sz w:val="28"/>
-          <w:szCs w:val="28"/>
-          <w:lang w:eastAsia="uk-UA"/>
-        </w:rPr>
-        <w:t>Користувач надсилає запит (наприклад, відповідь на завдання), клієнт передає його на сервер, де відбувається перевірка. Після цього сервер повертає результат, який відображається користувачу.</w:t>
-      </w:r>
-    </w:p>
-    <w:p>
-      <w:pPr>
-        <w:spacing w:line="360" w:lineRule="auto"/>
-        <w:ind w:firstLine="851"/>
-        <w:jc w:val="both"/>
-        <w:rPr>
-          <w:rFonts w:ascii="Times New Roman" w:hAnsi="Times New Roman" w:cs="Times New Roman"/>
-          <w:sz w:val="28"/>
-          <w:szCs w:val="28"/>
-          <w:lang w:eastAsia="uk-UA"/>
-        </w:rPr>
-      </w:pPr>
-      <w:r>
-        <w:rPr>
-          <w:rFonts w:ascii="Times New Roman" w:hAnsi="Times New Roman" w:cs="Times New Roman"/>
-          <w:sz w:val="28"/>
-          <w:szCs w:val="28"/>
-          <w:lang w:eastAsia="uk-UA"/>
-        </w:rPr>
-        <w:t>Ця діаграма дозволяє простежити повний цикл обробки запиту.</w:t>
-      </w:r>
-    </w:p>
-    <w:p>
-      <w:pPr>
-        <w:spacing w:line="360" w:lineRule="auto"/>
-        <w:ind w:firstLine="851"/>
-        <w:jc w:val="both"/>
-        <w:rPr>
-          <w:rFonts w:ascii="Times New Roman" w:hAnsi="Times New Roman" w:cs="Times New Roman"/>
-          <w:sz w:val="28"/>
-          <w:szCs w:val="28"/>
-          <w:lang w:eastAsia="uk-UA"/>
-        </w:rPr>
-      </w:pPr>
-      <w:r>
-        <w:rPr>
-          <w:rFonts w:ascii="Times New Roman" w:hAnsi="Times New Roman" w:cs="Times New Roman"/>
-          <w:sz w:val="28"/>
-          <w:szCs w:val="28"/>
-          <w:lang w:eastAsia="uk-UA"/>
-        </w:rPr>
-        <w:t>Приклад діаграми станів наведено на рисунку 2.5.</w:t>
-      </w:r>
-    </w:p>
-    <w:p>
-      <w:pPr>
-        <w:spacing w:line="360" w:lineRule="auto"/>
-        <w:ind w:firstLine="851"/>
-        <w:jc w:val="both"/>
-        <w:rPr>
-          <w:rFonts w:ascii="Times New Roman" w:hAnsi="Times New Roman" w:cs="Times New Roman"/>
-          <w:sz w:val="28"/>
-          <w:szCs w:val="28"/>
-          <w:lang w:eastAsia="uk-UA"/>
-        </w:rPr>
-      </w:pPr>
-    </w:p>
-    <w:p>
-      <w:pPr>
-        <w:spacing w:line="360" w:lineRule="auto"/>
-        <w:ind w:firstLine="851"/>
-        <w:jc w:val="center"/>
-        <w:rPr>
-          <w:rFonts w:ascii="Times New Roman" w:hAnsi="Times New Roman" w:cs="Times New Roman"/>
-          <w:color w:val="FF0000"/>
-          <w:sz w:val="28"/>
-          <w:szCs w:val="28"/>
-          <w:lang w:eastAsia="uk-UA"/>
-        </w:rPr>
-      </w:pPr>
-      <w:r>
-        <w:rPr>
-          <w:rFonts w:ascii="Times New Roman" w:hAnsi="Times New Roman" w:cs="Times New Roman"/>
-          <w:color w:val="FF0000"/>
-          <w:sz w:val="28"/>
-          <w:szCs w:val="28"/>
-          <w:lang w:eastAsia="uk-UA"/>
-        </w:rPr>
-        <w:t>Рисунок 2.5 – Діаграма станів користувача у процесі навчання</w:t>
-      </w:r>
-    </w:p>
-    <w:p>
-      <w:pPr>
-        <w:spacing w:line="360" w:lineRule="auto"/>
-        <w:ind w:firstLine="851"/>
-        <w:jc w:val="both"/>
-        <w:rPr>
-          <w:rFonts w:ascii="Times New Roman" w:hAnsi="Times New Roman" w:cs="Times New Roman"/>
-          <w:sz w:val="28"/>
-          <w:szCs w:val="28"/>
-          <w:lang w:eastAsia="uk-UA"/>
-        </w:rPr>
-      </w:pPr>
-      <w:r>
-        <w:rPr>
-          <w:rFonts w:ascii="Times New Roman" w:hAnsi="Times New Roman" w:cs="Times New Roman"/>
-          <w:sz w:val="28"/>
-          <w:szCs w:val="28"/>
-          <w:lang w:eastAsia="uk-UA"/>
-        </w:rPr>
-        <w:t>Діаграма станів описує зміну станів користувача під час роботи із системою: реєстрація, авторизація, проходження курсу, виконання завдань, отримання результатів.</w:t>
-      </w:r>
-    </w:p>
-    <w:p>
-      <w:pPr>
-        <w:spacing w:line="360" w:lineRule="auto"/>
-        <w:ind w:firstLine="851"/>
-        <w:jc w:val="both"/>
-        <w:rPr>
-          <w:rFonts w:ascii="Times New Roman" w:hAnsi="Times New Roman" w:cs="Times New Roman"/>
-          <w:sz w:val="28"/>
-          <w:szCs w:val="28"/>
-          <w:lang w:eastAsia="uk-UA"/>
-        </w:rPr>
-      </w:pPr>
-      <w:r>
-        <w:rPr>
-          <w:rFonts w:ascii="Times New Roman" w:hAnsi="Times New Roman" w:cs="Times New Roman"/>
-          <w:sz w:val="28"/>
-          <w:szCs w:val="28"/>
-          <w:lang w:eastAsia="uk-UA"/>
-        </w:rPr>
-        <w:t>Залежно від дій користувача система переходить між різними станами, що дозволяє моделювати логіку роботи застосунку.</w:t>
-      </w:r>
-    </w:p>
-    <w:p>
-      <w:pPr>
-        <w:spacing w:line="360" w:lineRule="auto"/>
-        <w:ind w:firstLine="851"/>
-        <w:jc w:val="both"/>
-        <w:rPr>
-          <w:rFonts w:ascii="Times New Roman" w:hAnsi="Times New Roman" w:cs="Times New Roman"/>
-          <w:sz w:val="28"/>
-          <w:szCs w:val="28"/>
-          <w:lang w:eastAsia="uk-UA"/>
-        </w:rPr>
-      </w:pPr>
-      <w:r>
-        <w:rPr>
-          <w:rFonts w:ascii="Times New Roman" w:hAnsi="Times New Roman" w:cs="Times New Roman"/>
-          <w:sz w:val="28"/>
-          <w:szCs w:val="28"/>
-          <w:lang w:eastAsia="uk-UA"/>
-        </w:rPr>
-        <w:t>Приклад компонентної діаграми наведено на рисунку 2.6.</w:t>
-      </w:r>
-    </w:p>
-    <w:p>
-      <w:pPr>
-        <w:spacing w:line="360" w:lineRule="auto"/>
-        <w:ind w:firstLine="851"/>
-        <w:jc w:val="center"/>
-        <w:rPr>
-          <w:rFonts w:ascii="Times New Roman" w:hAnsi="Times New Roman" w:cs="Times New Roman"/>
-          <w:color w:val="FF0000"/>
-          <w:sz w:val="28"/>
-          <w:szCs w:val="28"/>
-          <w:lang w:eastAsia="uk-UA"/>
-        </w:rPr>
-      </w:pPr>
-      <w:r>
-        <w:rPr>
-          <w:rFonts w:ascii="Times New Roman" w:hAnsi="Times New Roman" w:cs="Times New Roman"/>
-          <w:color w:val="FF0000"/>
-          <w:sz w:val="28"/>
-          <w:szCs w:val="28"/>
-          <w:lang w:eastAsia="uk-UA"/>
-        </w:rPr>
-        <w:t xml:space="preserve">Рисунок 2.6 – Компонентна діаграма веб-застосунку </w:t>
-      </w:r>
-      <w:proofErr w:type="spellStart"/>
-      <w:r>
-        <w:rPr>
-          <w:rFonts w:ascii="Times New Roman" w:hAnsi="Times New Roman" w:cs="Times New Roman"/>
-          <w:color w:val="FF0000"/>
-          <w:sz w:val="28"/>
-          <w:szCs w:val="28"/>
-          <w:lang w:eastAsia="uk-UA"/>
-        </w:rPr>
-        <w:t>Codelingo</w:t>
-      </w:r>
-      <w:proofErr w:type="spellEnd"/>
-    </w:p>
-    <w:p>
-      <w:pPr>
-        <w:spacing w:line="360" w:lineRule="auto"/>
-        <w:ind w:firstLine="851"/>
-        <w:jc w:val="both"/>
-        <w:rPr>
-          <w:rFonts w:ascii="Times New Roman" w:hAnsi="Times New Roman" w:cs="Times New Roman"/>
-          <w:sz w:val="28"/>
-          <w:szCs w:val="28"/>
-          <w:lang w:eastAsia="uk-UA"/>
-        </w:rPr>
-      </w:pPr>
-      <w:r>
-        <w:rPr>
-          <w:rFonts w:ascii="Times New Roman" w:hAnsi="Times New Roman" w:cs="Times New Roman"/>
-          <w:sz w:val="28"/>
-          <w:szCs w:val="28"/>
-          <w:lang w:eastAsia="uk-UA"/>
-        </w:rPr>
-        <w:t>Компонентна діаграма відображає структуру системи та взаємодію її основних частин: клієнтського інтерфейсу, серверної логіки та бази даних.</w:t>
-      </w:r>
-    </w:p>
-    <w:p>
-      <w:pPr>
-        <w:spacing w:line="360" w:lineRule="auto"/>
-        <w:ind w:firstLine="851"/>
-        <w:jc w:val="both"/>
-        <w:rPr>
-          <w:rFonts w:ascii="Times New Roman" w:hAnsi="Times New Roman" w:cs="Times New Roman"/>
-          <w:sz w:val="28"/>
-          <w:szCs w:val="28"/>
-          <w:lang w:eastAsia="uk-UA"/>
-        </w:rPr>
-      </w:pPr>
-      <w:r>
-        <w:rPr>
-          <w:rFonts w:ascii="Times New Roman" w:hAnsi="Times New Roman" w:cs="Times New Roman"/>
-          <w:sz w:val="28"/>
-          <w:szCs w:val="28"/>
-          <w:lang w:eastAsia="uk-UA"/>
-        </w:rPr>
-        <w:t>Клієнт взаємодіє із сервером через API. Сервер обробляє запити, використовуючи контролери та бізнес-логіку, і звертається до бази даних для збереження та отримання інформації.</w:t>
-      </w:r>
-    </w:p>
-    <w:p>
-      <w:pPr>
-        <w:spacing w:line="360" w:lineRule="auto"/>
-        <w:ind w:firstLine="851"/>
-        <w:jc w:val="both"/>
-        <w:rPr>
-          <w:rFonts w:ascii="Times New Roman" w:hAnsi="Times New Roman" w:cs="Times New Roman"/>
-          <w:sz w:val="28"/>
-          <w:szCs w:val="28"/>
-          <w:lang w:eastAsia="uk-UA"/>
-        </w:rPr>
-      </w:pPr>
-      <w:r>
-        <w:rPr>
-          <w:rFonts w:ascii="Times New Roman" w:hAnsi="Times New Roman" w:cs="Times New Roman"/>
-          <w:sz w:val="28"/>
-          <w:szCs w:val="28"/>
-          <w:lang w:eastAsia="uk-UA"/>
-        </w:rPr>
-        <w:t>Приклад діаграми взаємодії наведено на рисунку 2.7.</w:t>
-      </w:r>
-    </w:p>
-    <w:p>
-      <w:pPr>
-        <w:spacing w:line="360" w:lineRule="auto"/>
-        <w:ind w:firstLine="851"/>
-        <w:jc w:val="center"/>
-        <w:rPr>
-          <w:rFonts w:ascii="Times New Roman" w:hAnsi="Times New Roman" w:cs="Times New Roman"/>
-          <w:color w:val="FF0000"/>
-          <w:sz w:val="28"/>
-          <w:szCs w:val="28"/>
-          <w:lang w:eastAsia="uk-UA"/>
-        </w:rPr>
-      </w:pPr>
-      <w:r>
-        <w:rPr>
-          <w:rFonts w:ascii="Times New Roman" w:hAnsi="Times New Roman" w:cs="Times New Roman"/>
-          <w:color w:val="FF0000"/>
-          <w:sz w:val="28"/>
-          <w:szCs w:val="28"/>
-          <w:lang w:eastAsia="uk-UA"/>
-        </w:rPr>
-        <w:t>Рисунок 2.7 – Діаграма взаємодії компонентів системи</w:t>
-      </w:r>
-    </w:p>
-    <w:p>
-      <w:pPr>
-        <w:spacing w:line="360" w:lineRule="auto"/>
-        <w:ind w:firstLine="851"/>
-        <w:jc w:val="both"/>
-        <w:rPr>
-          <w:rFonts w:ascii="Times New Roman" w:hAnsi="Times New Roman" w:cs="Times New Roman"/>
-          <w:sz w:val="28"/>
-          <w:szCs w:val="28"/>
-          <w:lang w:eastAsia="uk-UA"/>
-        </w:rPr>
-      </w:pPr>
-      <w:r>
-        <w:rPr>
-          <w:rFonts w:ascii="Times New Roman" w:hAnsi="Times New Roman" w:cs="Times New Roman"/>
-          <w:sz w:val="28"/>
-          <w:szCs w:val="28"/>
-          <w:lang w:eastAsia="uk-UA"/>
-        </w:rPr>
-        <w:lastRenderedPageBreak/>
-        <w:t>Дана діаграма демонструє взаємодію між компонентами системи під час виконання конкретного сценарію — наприклад, проходження тесту.</w:t>
-      </w:r>
-    </w:p>
-    <w:p>
-      <w:pPr>
-        <w:spacing w:line="360" w:lineRule="auto"/>
-        <w:ind w:firstLine="851"/>
-        <w:jc w:val="both"/>
-        <w:rPr>
-          <w:rFonts w:ascii="Times New Roman" w:hAnsi="Times New Roman" w:cs="Times New Roman"/>
-          <w:sz w:val="28"/>
-          <w:szCs w:val="28"/>
-          <w:lang w:eastAsia="uk-UA"/>
-        </w:rPr>
-      </w:pPr>
-      <w:r>
-        <w:rPr>
-          <w:rFonts w:ascii="Times New Roman" w:hAnsi="Times New Roman" w:cs="Times New Roman"/>
-          <w:sz w:val="28"/>
-          <w:szCs w:val="28"/>
-          <w:lang w:eastAsia="uk-UA"/>
-        </w:rPr>
-        <w:t>Вона показує, які саме об’єкти беруть участь у процесі та як вони обмінюються даними.</w:t>
-      </w:r>
-    </w:p>
-    <w:p>
-      <w:pPr>
-        <w:spacing w:line="360" w:lineRule="auto"/>
-        <w:ind w:firstLine="851"/>
-        <w:jc w:val="both"/>
-        <w:rPr>
-          <w:rFonts w:ascii="Times New Roman" w:hAnsi="Times New Roman" w:cs="Times New Roman"/>
-          <w:sz w:val="28"/>
-          <w:szCs w:val="28"/>
-          <w:lang w:eastAsia="uk-UA"/>
-        </w:rPr>
-      </w:pPr>
-      <w:r>
-        <w:rPr>
-          <w:rFonts w:ascii="Times New Roman" w:hAnsi="Times New Roman" w:cs="Times New Roman"/>
-          <w:sz w:val="28"/>
-          <w:szCs w:val="28"/>
-          <w:lang w:eastAsia="uk-UA"/>
-        </w:rPr>
-        <w:t>Приклад діаграми класів наведено на рисунку 2.8.</w:t>
-      </w:r>
-    </w:p>
-    <w:p>
-      <w:pPr>
-        <w:spacing w:line="360" w:lineRule="auto"/>
-        <w:ind w:firstLine="851"/>
-        <w:jc w:val="center"/>
-        <w:rPr>
-          <w:rFonts w:ascii="Times New Roman" w:hAnsi="Times New Roman" w:cs="Times New Roman"/>
-          <w:color w:val="FF0000"/>
-          <w:sz w:val="28"/>
-          <w:szCs w:val="28"/>
-          <w:lang w:eastAsia="uk-UA"/>
-        </w:rPr>
-      </w:pPr>
-      <w:r>
-        <w:rPr>
-          <w:rFonts w:ascii="Times New Roman" w:hAnsi="Times New Roman" w:cs="Times New Roman"/>
-          <w:color w:val="FF0000"/>
-          <w:sz w:val="28"/>
-          <w:szCs w:val="28"/>
-          <w:lang w:eastAsia="uk-UA"/>
-        </w:rPr>
-        <w:t xml:space="preserve">Рисунок 2.8 – Діаграма класів веб-застосунку </w:t>
-      </w:r>
-      <w:proofErr w:type="spellStart"/>
-      <w:r>
-        <w:rPr>
-          <w:rFonts w:ascii="Times New Roman" w:hAnsi="Times New Roman" w:cs="Times New Roman"/>
-          <w:color w:val="FF0000"/>
-          <w:sz w:val="28"/>
-          <w:szCs w:val="28"/>
-          <w:lang w:eastAsia="uk-UA"/>
-        </w:rPr>
-        <w:t>Codelingo</w:t>
-      </w:r>
-      <w:proofErr w:type="spellEnd"/>
-    </w:p>
-    <w:p>
-      <w:pPr>
-        <w:spacing w:line="360" w:lineRule="auto"/>
-        <w:ind w:firstLine="851"/>
-        <w:jc w:val="both"/>
-        <w:rPr>
-          <w:rFonts w:ascii="Times New Roman" w:hAnsi="Times New Roman" w:cs="Times New Roman"/>
-          <w:sz w:val="28"/>
-          <w:szCs w:val="28"/>
-          <w:lang w:eastAsia="uk-UA"/>
-        </w:rPr>
-      </w:pPr>
-      <w:r>
-        <w:rPr>
-          <w:rFonts w:ascii="Times New Roman" w:hAnsi="Times New Roman" w:cs="Times New Roman"/>
-          <w:sz w:val="28"/>
-          <w:szCs w:val="28"/>
-          <w:lang w:eastAsia="uk-UA"/>
-        </w:rPr>
-        <w:t xml:space="preserve">Діаграма класів відображає основні сутності системи та їх взаємозв’язки. До них належать класи User, </w:t>
-      </w:r>
-      <w:proofErr w:type="spellStart"/>
-      <w:r>
-        <w:rPr>
-          <w:rFonts w:ascii="Times New Roman" w:hAnsi="Times New Roman" w:cs="Times New Roman"/>
-          <w:sz w:val="28"/>
-          <w:szCs w:val="28"/>
-          <w:lang w:eastAsia="uk-UA"/>
-        </w:rPr>
-        <w:t>Course</w:t>
-      </w:r>
-      <w:proofErr w:type="spellEnd"/>
-      <w:r>
-        <w:rPr>
-          <w:rFonts w:ascii="Times New Roman" w:hAnsi="Times New Roman" w:cs="Times New Roman"/>
-          <w:sz w:val="28"/>
-          <w:szCs w:val="28"/>
-          <w:lang w:eastAsia="uk-UA"/>
-        </w:rPr>
-        <w:t xml:space="preserve">, </w:t>
-      </w:r>
-      <w:proofErr w:type="spellStart"/>
-      <w:r>
-        <w:rPr>
-          <w:rFonts w:ascii="Times New Roman" w:hAnsi="Times New Roman" w:cs="Times New Roman"/>
-          <w:sz w:val="28"/>
-          <w:szCs w:val="28"/>
-          <w:lang w:eastAsia="uk-UA"/>
-        </w:rPr>
-        <w:t>Lesson</w:t>
-      </w:r>
-      <w:proofErr w:type="spellEnd"/>
-      <w:r>
-        <w:rPr>
-          <w:rFonts w:ascii="Times New Roman" w:hAnsi="Times New Roman" w:cs="Times New Roman"/>
-          <w:sz w:val="28"/>
-          <w:szCs w:val="28"/>
-          <w:lang w:eastAsia="uk-UA"/>
-        </w:rPr>
-        <w:t xml:space="preserve">, </w:t>
-      </w:r>
-      <w:proofErr w:type="spellStart"/>
-      <w:r>
-        <w:rPr>
-          <w:rFonts w:ascii="Times New Roman" w:hAnsi="Times New Roman" w:cs="Times New Roman"/>
-          <w:sz w:val="28"/>
-          <w:szCs w:val="28"/>
-          <w:lang w:eastAsia="uk-UA"/>
-        </w:rPr>
-        <w:t>Task</w:t>
-      </w:r>
-      <w:proofErr w:type="spellEnd"/>
-      <w:r>
-        <w:rPr>
-          <w:rFonts w:ascii="Times New Roman" w:hAnsi="Times New Roman" w:cs="Times New Roman"/>
-          <w:sz w:val="28"/>
-          <w:szCs w:val="28"/>
-          <w:lang w:eastAsia="uk-UA"/>
-        </w:rPr>
-        <w:t xml:space="preserve"> та </w:t>
-      </w:r>
-      <w:proofErr w:type="spellStart"/>
-      <w:r>
-        <w:rPr>
-          <w:rFonts w:ascii="Times New Roman" w:hAnsi="Times New Roman" w:cs="Times New Roman"/>
-          <w:sz w:val="28"/>
-          <w:szCs w:val="28"/>
-          <w:lang w:eastAsia="uk-UA"/>
-        </w:rPr>
-        <w:t>Result</w:t>
-      </w:r>
-      <w:proofErr w:type="spellEnd"/>
-      <w:r>
-        <w:rPr>
-          <w:rFonts w:ascii="Times New Roman" w:hAnsi="Times New Roman" w:cs="Times New Roman"/>
-          <w:sz w:val="28"/>
-          <w:szCs w:val="28"/>
-          <w:lang w:eastAsia="uk-UA"/>
-        </w:rPr>
-        <w:t>.</w:t>
-      </w:r>
-    </w:p>
-    <w:p>
-      <w:pPr>
-        <w:spacing w:line="360" w:lineRule="auto"/>
-        <w:ind w:firstLine="851"/>
-        <w:jc w:val="both"/>
-        <w:rPr>
-          <w:rFonts w:ascii="Times New Roman" w:hAnsi="Times New Roman" w:cs="Times New Roman"/>
-          <w:sz w:val="28"/>
-          <w:szCs w:val="28"/>
-          <w:lang w:eastAsia="uk-UA"/>
-        </w:rPr>
-      </w:pPr>
-      <w:r>
-        <w:rPr>
-          <w:rFonts w:ascii="Times New Roman" w:hAnsi="Times New Roman" w:cs="Times New Roman"/>
-          <w:sz w:val="28"/>
-          <w:szCs w:val="28"/>
-          <w:lang w:eastAsia="uk-UA"/>
-        </w:rPr>
-        <w:t xml:space="preserve">Клас User зберігає інформацію про користувача, </w:t>
-      </w:r>
-      <w:proofErr w:type="spellStart"/>
-      <w:r>
-        <w:rPr>
-          <w:rFonts w:ascii="Times New Roman" w:hAnsi="Times New Roman" w:cs="Times New Roman"/>
-          <w:sz w:val="28"/>
-          <w:szCs w:val="28"/>
-          <w:lang w:eastAsia="uk-UA"/>
-        </w:rPr>
-        <w:t>Course</w:t>
-      </w:r>
-      <w:proofErr w:type="spellEnd"/>
-      <w:r>
-        <w:rPr>
-          <w:rFonts w:ascii="Times New Roman" w:hAnsi="Times New Roman" w:cs="Times New Roman"/>
-          <w:sz w:val="28"/>
-          <w:szCs w:val="28"/>
-          <w:lang w:eastAsia="uk-UA"/>
-        </w:rPr>
-        <w:t xml:space="preserve"> — структуру курсу, </w:t>
-      </w:r>
-      <w:proofErr w:type="spellStart"/>
-      <w:r>
-        <w:rPr>
-          <w:rFonts w:ascii="Times New Roman" w:hAnsi="Times New Roman" w:cs="Times New Roman"/>
-          <w:sz w:val="28"/>
-          <w:szCs w:val="28"/>
-          <w:lang w:eastAsia="uk-UA"/>
-        </w:rPr>
-        <w:t>Lesson</w:t>
-      </w:r>
-      <w:proofErr w:type="spellEnd"/>
-      <w:r>
-        <w:rPr>
-          <w:rFonts w:ascii="Times New Roman" w:hAnsi="Times New Roman" w:cs="Times New Roman"/>
-          <w:sz w:val="28"/>
-          <w:szCs w:val="28"/>
-          <w:lang w:eastAsia="uk-UA"/>
-        </w:rPr>
-        <w:t xml:space="preserve"> — навчальні матеріали, </w:t>
-      </w:r>
-      <w:proofErr w:type="spellStart"/>
-      <w:r>
-        <w:rPr>
-          <w:rFonts w:ascii="Times New Roman" w:hAnsi="Times New Roman" w:cs="Times New Roman"/>
-          <w:sz w:val="28"/>
-          <w:szCs w:val="28"/>
-          <w:lang w:eastAsia="uk-UA"/>
-        </w:rPr>
-        <w:t>Task</w:t>
-      </w:r>
-      <w:proofErr w:type="spellEnd"/>
-      <w:r>
-        <w:rPr>
-          <w:rFonts w:ascii="Times New Roman" w:hAnsi="Times New Roman" w:cs="Times New Roman"/>
-          <w:sz w:val="28"/>
-          <w:szCs w:val="28"/>
-          <w:lang w:eastAsia="uk-UA"/>
-        </w:rPr>
-        <w:t xml:space="preserve"> — завдання, а </w:t>
-      </w:r>
-      <w:proofErr w:type="spellStart"/>
-      <w:r>
-        <w:rPr>
-          <w:rFonts w:ascii="Times New Roman" w:hAnsi="Times New Roman" w:cs="Times New Roman"/>
-          <w:sz w:val="28"/>
-          <w:szCs w:val="28"/>
-          <w:lang w:eastAsia="uk-UA"/>
-        </w:rPr>
-        <w:t>Result</w:t>
-      </w:r>
-      <w:proofErr w:type="spellEnd"/>
-      <w:r>
-        <w:rPr>
-          <w:rFonts w:ascii="Times New Roman" w:hAnsi="Times New Roman" w:cs="Times New Roman"/>
-          <w:sz w:val="28"/>
-          <w:szCs w:val="28"/>
-          <w:lang w:eastAsia="uk-UA"/>
-        </w:rPr>
-        <w:t xml:space="preserve"> — результати виконання.</w:t>
-      </w:r>
-    </w:p>
-    <w:p>
-      <w:pPr>
-        <w:spacing w:line="360" w:lineRule="auto"/>
-        <w:ind w:firstLine="851"/>
-        <w:jc w:val="both"/>
-        <w:rPr>
-          <w:rFonts w:ascii="Times New Roman" w:hAnsi="Times New Roman" w:cs="Times New Roman"/>
-          <w:sz w:val="28"/>
-          <w:szCs w:val="28"/>
-          <w:lang w:eastAsia="uk-UA"/>
-        </w:rPr>
-      </w:pPr>
-      <w:r>
-        <w:rPr>
-          <w:rFonts w:ascii="Times New Roman" w:hAnsi="Times New Roman" w:cs="Times New Roman"/>
-          <w:sz w:val="28"/>
-          <w:szCs w:val="28"/>
-          <w:lang w:eastAsia="uk-UA"/>
-        </w:rPr>
-        <w:t>Ця діаграма демонструє логічну структуру системи та є основою для реалізації програмного коду.</w:t>
-      </w:r>
-    </w:p>
-    <w:p>
-      <w:pPr>
-        <w:pStyle w:val="2"/>
-        <w:spacing w:line="360" w:lineRule="auto"/>
-      </w:pPr>
-      <w:bookmarkStart w:id="13" w:name="_Toc164687778"/>
-      <w:bookmarkStart w:id="14" w:name="_Toc226413568"/>
-      <w:r>
-        <w:t>Розробка та опис програмної реалізації та тестування задачі</w:t>
-      </w:r>
-      <w:bookmarkEnd w:id="13"/>
-      <w:bookmarkEnd w:id="14"/>
-    </w:p>
-    <w:p>
-      <w:pPr>
-        <w:pStyle w:val="1"/>
-        <w:tabs>
-          <w:tab w:val="num" w:pos="1134"/>
-        </w:tabs>
-        <w:ind w:left="720" w:firstLine="0"/>
-        <w:rPr>
-          <w:color w:val="000000" w:themeColor="text1"/>
-        </w:rPr>
-      </w:pPr>
-      <w:bookmarkStart w:id="15" w:name="_Toc34104030"/>
-      <w:bookmarkStart w:id="16" w:name="_Toc164687779"/>
-      <w:bookmarkStart w:id="17" w:name="_Toc226413569"/>
-      <w:r>
-        <w:rPr>
-          <w:color w:val="000000" w:themeColor="text1"/>
-        </w:rPr>
-        <w:lastRenderedPageBreak/>
-        <w:t>СПЕЦІАЛЬНИЙ РОЗДІЛ</w:t>
-      </w:r>
-      <w:bookmarkEnd w:id="15"/>
-      <w:bookmarkEnd w:id="16"/>
+        <w:t>Інструкція з інсталяції розробленого проекту</w:t>
+      </w:r>
       <w:bookmarkEnd w:id="17"/>
+      <w:bookmarkEnd w:id="18"/>
+      <w:bookmarkEnd w:id="19"/>
+      <w:bookmarkEnd w:id="20"/>
     </w:p>
     <w:p>
       <w:pPr>
@@ -26636,149 +26671,121 @@
           <w:color w:val="000000" w:themeColor="text1"/>
         </w:rPr>
       </w:pPr>
-      <w:bookmarkStart w:id="18" w:name="_Hlk164515883"/>
-      <w:bookmarkStart w:id="19" w:name="_Toc34104031"/>
-      <w:bookmarkStart w:id="20" w:name="_Toc164687780"/>
-      <w:bookmarkStart w:id="21" w:name="_Toc226413570"/>
+      <w:bookmarkStart w:id="21" w:name="_Toc34104032"/>
+      <w:bookmarkStart w:id="22" w:name="_Toc164687781"/>
+      <w:bookmarkStart w:id="23" w:name="_Toc226413571"/>
       <w:r>
         <w:rPr>
           <w:color w:val="000000" w:themeColor="text1"/>
         </w:rPr>
-        <w:t>Інструкція з інсталяції розробленого проекту</w:t>
-      </w:r>
-      <w:bookmarkEnd w:id="18"/>
-      <w:bookmarkEnd w:id="19"/>
-      <w:bookmarkEnd w:id="20"/>
+        <w:t>Інструкція з експлуатації проекту</w:t>
+      </w:r>
       <w:bookmarkEnd w:id="21"/>
+      <w:bookmarkEnd w:id="22"/>
+      <w:bookmarkEnd w:id="23"/>
     </w:p>
     <w:p>
       <w:pPr>
-        <w:pStyle w:val="2"/>
-        <w:tabs>
-          <w:tab w:val="clear" w:pos="1104"/>
-          <w:tab w:val="left" w:pos="1170"/>
-        </w:tabs>
-        <w:spacing w:before="240" w:line="360" w:lineRule="auto"/>
-        <w:ind w:left="0" w:firstLine="720"/>
+        <w:pStyle w:val="afb"/>
+        <w:ind w:firstLine="426"/>
+        <w:jc w:val="center"/>
         <w:rPr>
           <w:color w:val="000000" w:themeColor="text1"/>
         </w:rPr>
       </w:pPr>
-      <w:bookmarkStart w:id="22" w:name="_Toc34104032"/>
-      <w:bookmarkStart w:id="23" w:name="_Toc164687781"/>
-      <w:bookmarkStart w:id="24" w:name="_Toc226413571"/>
-      <w:r>
+    </w:p>
+    <w:p>
+      <w:pPr>
+        <w:pStyle w:val="afb"/>
+        <w:ind w:firstLine="426"/>
+        <w:jc w:val="center"/>
         <w:rPr>
           <w:color w:val="000000" w:themeColor="text1"/>
         </w:rPr>
-        <w:t>Інструкція з експлуатації проекту</w:t>
-      </w:r>
-      <w:bookmarkEnd w:id="22"/>
-      <w:bookmarkEnd w:id="23"/>
+      </w:pPr>
+    </w:p>
+    <w:p>
+      <w:pPr>
+        <w:pStyle w:val="afb"/>
+        <w:ind w:firstLine="426"/>
+        <w:jc w:val="center"/>
+        <w:rPr>
+          <w:color w:val="000000" w:themeColor="text1"/>
+        </w:rPr>
+      </w:pPr>
+    </w:p>
+    <w:p>
+      <w:pPr>
+        <w:pStyle w:val="afb"/>
+        <w:ind w:firstLine="426"/>
+        <w:jc w:val="center"/>
+        <w:rPr>
+          <w:color w:val="000000" w:themeColor="text1"/>
+        </w:rPr>
+      </w:pPr>
+    </w:p>
+    <w:p>
+      <w:pPr>
+        <w:pStyle w:val="afb"/>
+        <w:ind w:firstLine="426"/>
+        <w:jc w:val="center"/>
+        <w:rPr>
+          <w:color w:val="000000" w:themeColor="text1"/>
+        </w:rPr>
+      </w:pPr>
+    </w:p>
+    <w:p>
+      <w:pPr>
+        <w:pStyle w:val="afb"/>
+        <w:ind w:firstLine="426"/>
+        <w:jc w:val="center"/>
+        <w:rPr>
+          <w:color w:val="000000" w:themeColor="text1"/>
+        </w:rPr>
+      </w:pPr>
+    </w:p>
+    <w:p>
+      <w:pPr>
+        <w:pStyle w:val="afb"/>
+        <w:ind w:firstLine="426"/>
+        <w:jc w:val="center"/>
+        <w:rPr>
+          <w:color w:val="000000" w:themeColor="text1"/>
+        </w:rPr>
+      </w:pPr>
+    </w:p>
+    <w:p>
+      <w:pPr>
+        <w:pStyle w:val="afb"/>
+        <w:ind w:firstLine="426"/>
+        <w:jc w:val="center"/>
+        <w:rPr>
+          <w:color w:val="000000" w:themeColor="text1"/>
+        </w:rPr>
+      </w:pPr>
+    </w:p>
+    <w:p>
+      <w:pPr>
+        <w:pStyle w:val="0"/>
+        <w:spacing w:after="0" w:line="360" w:lineRule="auto"/>
+        <w:ind w:left="720" w:firstLine="131"/>
+        <w:rPr>
+          <w:color w:val="000000" w:themeColor="text1"/>
+        </w:rPr>
+      </w:pPr>
+      <w:bookmarkStart w:id="24" w:name="_Toc226413572"/>
+      <w:r>
+        <w:rPr>
+          <w:color w:val="000000" w:themeColor="text1"/>
+        </w:rPr>
+        <w:lastRenderedPageBreak/>
+        <w:t>Висновки</w:t>
+      </w:r>
       <w:bookmarkEnd w:id="24"/>
     </w:p>
     <w:p>
       <w:pPr>
         <w:pStyle w:val="afb"/>
-        <w:ind w:firstLine="426"/>
-        <w:jc w:val="center"/>
-        <w:rPr>
-          <w:color w:val="000000" w:themeColor="text1"/>
-        </w:rPr>
-      </w:pPr>
-    </w:p>
-    <w:p>
-      <w:pPr>
-        <w:pStyle w:val="afb"/>
-        <w:ind w:firstLine="426"/>
-        <w:jc w:val="center"/>
-        <w:rPr>
-          <w:color w:val="000000" w:themeColor="text1"/>
-        </w:rPr>
-      </w:pPr>
-    </w:p>
-    <w:p>
-      <w:pPr>
-        <w:pStyle w:val="afb"/>
-        <w:ind w:firstLine="426"/>
-        <w:jc w:val="center"/>
-        <w:rPr>
-          <w:color w:val="000000" w:themeColor="text1"/>
-        </w:rPr>
-      </w:pPr>
-    </w:p>
-    <w:p>
-      <w:pPr>
-        <w:pStyle w:val="afb"/>
-        <w:ind w:firstLine="426"/>
-        <w:jc w:val="center"/>
-        <w:rPr>
-          <w:color w:val="000000" w:themeColor="text1"/>
-        </w:rPr>
-      </w:pPr>
-    </w:p>
-    <w:p>
-      <w:pPr>
-        <w:pStyle w:val="afb"/>
-        <w:ind w:firstLine="426"/>
-        <w:jc w:val="center"/>
-        <w:rPr>
-          <w:color w:val="000000" w:themeColor="text1"/>
-        </w:rPr>
-      </w:pPr>
-    </w:p>
-    <w:p>
-      <w:pPr>
-        <w:pStyle w:val="afb"/>
-        <w:ind w:firstLine="426"/>
-        <w:jc w:val="center"/>
-        <w:rPr>
-          <w:color w:val="000000" w:themeColor="text1"/>
-        </w:rPr>
-      </w:pPr>
-    </w:p>
-    <w:p>
-      <w:pPr>
-        <w:pStyle w:val="afb"/>
-        <w:ind w:firstLine="426"/>
-        <w:jc w:val="center"/>
-        <w:rPr>
-          <w:color w:val="000000" w:themeColor="text1"/>
-        </w:rPr>
-      </w:pPr>
-    </w:p>
-    <w:p>
-      <w:pPr>
-        <w:pStyle w:val="afb"/>
-        <w:ind w:firstLine="426"/>
-        <w:jc w:val="center"/>
-        <w:rPr>
-          <w:color w:val="000000" w:themeColor="text1"/>
-        </w:rPr>
-      </w:pPr>
-    </w:p>
-    <w:p>
-      <w:pPr>
-        <w:pStyle w:val="0"/>
-        <w:spacing w:after="0" w:line="360" w:lineRule="auto"/>
-        <w:ind w:left="720" w:firstLine="131"/>
-        <w:rPr>
-          <w:color w:val="000000" w:themeColor="text1"/>
-        </w:rPr>
-      </w:pPr>
-      <w:bookmarkStart w:id="25" w:name="_Toc226413572"/>
-      <w:r>
-        <w:rPr>
-          <w:color w:val="000000" w:themeColor="text1"/>
-        </w:rPr>
-        <w:lastRenderedPageBreak/>
-        <w:t>Висновки</w:t>
-      </w:r>
-      <w:bookmarkEnd w:id="25"/>
-    </w:p>
-    <w:p>
-      <w:pPr>
-        <w:pStyle w:val="afb"/>
       </w:pPr>
     </w:p>
     <w:p>
@@ -26795,8 +26802,8 @@
           <w:color w:val="000000" w:themeColor="text1"/>
         </w:rPr>
       </w:pPr>
-      <w:bookmarkStart w:id="26" w:name="_Toc164687783"/>
-      <w:bookmarkStart w:id="27" w:name="_Toc226413573"/>
+      <w:bookmarkStart w:id="25" w:name="_Toc164687783"/>
+      <w:bookmarkStart w:id="26" w:name="_Toc226413573"/>
       <w:r>
         <w:rPr>
           <w:color w:val="000000" w:themeColor="text1"/>
@@ -26804,8 +26811,8 @@
         <w:lastRenderedPageBreak/>
         <w:t>Список використаних джерел</w:t>
       </w:r>
+      <w:bookmarkEnd w:id="25"/>
       <w:bookmarkEnd w:id="26"/>
-      <w:bookmarkEnd w:id="27"/>
     </w:p>
     <w:p>
       <w:pPr>
